--- a/docs/Nia-Descripcion-Tecnica.docx
+++ b/docs/Nia-Descripcion-Tecnica.docx
@@ -1,6 +1,6 @@
 
 <file path=word/document.xml><?xml version="1.0" encoding="utf-8"?>
-<w:document xmlns:wpc="http://schemas.microsoft.com/office/word/2010/wordprocessingCanvas" xmlns:mc="http://schemas.openxmlformats.org/markup-compatibility/2006" xmlns:o="urn:schemas-microsoft-com:office:office" xmlns:r="http://schemas.openxmlformats.org/officeDocument/2006/relationships" xmlns:m="http://schemas.openxmlformats.org/officeDocument/2006/math" xmlns:v="urn:schemas-microsoft-com:vml" xmlns:wp14="http://schemas.microsoft.com/office/word/2010/wordprocessingDrawing" xmlns:wp="http://schemas.openxmlformats.org/drawingml/2006/wordprocessingDrawing" xmlns:w10="urn:schemas-microsoft-com:office:word" xmlns:w="http://schemas.openxmlformats.org/wordprocessingml/2006/main" xmlns:w14="http://schemas.microsoft.com/office/word/2010/wordml" xmlns:w15="http://schemas.microsoft.com/office/word/2012/wordml" xmlns:wpg="http://schemas.microsoft.com/office/word/2010/wordprocessingGroup" xmlns:wpi="http://schemas.microsoft.com/office/word/2010/wordprocessingInk" xmlns:wne="http://schemas.microsoft.com/office/word/2006/wordml" xmlns:wps="http://schemas.microsoft.com/office/word/2010/wordprocessingShape" xmlns:cx="http://schemas.microsoft.com/office/drawing/2014/chartex" xmlns:cx1="http://schemas.microsoft.com/office/drawing/2015/9/8/chartex" xmlns:cx2="http://schemas.microsoft.com/office/drawing/2015/10/21/chartex" xmlns:cx3="http://schemas.microsoft.com/office/drawing/2016/5/9/chartex" xmlns:cx4="http://schemas.microsoft.com/office/drawing/2016/5/10/chartex" xmlns:cx5="http://schemas.microsoft.com/office/drawing/2016/5/11/chartex" xmlns:cx6="http://schemas.microsoft.com/office/drawing/2016/5/12/chartex" xmlns:cx7="http://schemas.microsoft.com/office/drawing/2016/5/13/chartex" xmlns:cx8="http://schemas.microsoft.com/office/drawing/2016/5/14/chartex" xmlns:aink="http://schemas.microsoft.com/office/drawing/2016/ink" xmlns:am3d="http://schemas.microsoft.com/office/drawing/2017/model3d" xmlns:w16cex="http://schemas.microsoft.com/office/word/2018/wordml/cex" xmlns:w16cid="http://schemas.microsoft.com/office/word/2016/wordml/cid" xmlns:w16="http://schemas.microsoft.com/office/word/2018/wordml" xmlns:w16sdtdh="http://schemas.microsoft.com/office/word/2020/wordml/sdtdatahash" xmlns:w16se="http://schemas.microsoft.com/office/word/2015/wordml/symex" mc:Ignorable="w14 w15 wp14">
+<w:document xmlns:wpc="http://schemas.microsoft.com/office/word/2010/wordprocessingCanvas" xmlns:cx="http://schemas.microsoft.com/office/drawing/2014/chartex" xmlns:cx1="http://schemas.microsoft.com/office/drawing/2015/9/8/chartex" xmlns:cx2="http://schemas.microsoft.com/office/drawing/2015/10/21/chartex" xmlns:cx3="http://schemas.microsoft.com/office/drawing/2016/5/9/chartex" xmlns:cx4="http://schemas.microsoft.com/office/drawing/2016/5/10/chartex" xmlns:cx5="http://schemas.microsoft.com/office/drawing/2016/5/11/chartex" xmlns:cx6="http://schemas.microsoft.com/office/drawing/2016/5/12/chartex" xmlns:cx7="http://schemas.microsoft.com/office/drawing/2016/5/13/chartex" xmlns:cx8="http://schemas.microsoft.com/office/drawing/2016/5/14/chartex" xmlns:mc="http://schemas.openxmlformats.org/markup-compatibility/2006" xmlns:aink="http://schemas.microsoft.com/office/drawing/2016/ink" xmlns:am3d="http://schemas.microsoft.com/office/drawing/2017/model3d" xmlns:o="urn:schemas-microsoft-com:office:office" xmlns:oel="http://schemas.microsoft.com/office/2019/extlst" xmlns:r="http://schemas.openxmlformats.org/officeDocument/2006/relationships" xmlns:m="http://schemas.openxmlformats.org/officeDocument/2006/math" xmlns:v="urn:schemas-microsoft-com:vml" xmlns:wp14="http://schemas.microsoft.com/office/word/2010/wordprocessingDrawing" xmlns:wp="http://schemas.openxmlformats.org/drawingml/2006/wordprocessingDrawing" xmlns:w10="urn:schemas-microsoft-com:office:word" xmlns:w="http://schemas.openxmlformats.org/wordprocessingml/2006/main" xmlns:w14="http://schemas.microsoft.com/office/word/2010/wordml" xmlns:w15="http://schemas.microsoft.com/office/word/2012/wordml" xmlns:w16cei="http://schemas.microsoft.com/office/word/2026/wordml/cei" xmlns:w16cex="http://schemas.microsoft.com/office/word/2018/wordml/cex" xmlns:w16cid="http://schemas.microsoft.com/office/word/2016/wordml/cid" xmlns:w16="http://schemas.microsoft.com/office/word/2018/wordml" xmlns:w16du="http://schemas.microsoft.com/office/word/2023/wordml/word16du" xmlns:w16sdtdh="http://schemas.microsoft.com/office/word/2020/wordml/sdtdatahash" xmlns:w16sdtfl="http://schemas.microsoft.com/office/word/2024/wordml/sdtformatlock" xmlns:w16se="http://schemas.microsoft.com/office/word/2015/wordml/symex" xmlns:wpg="http://schemas.microsoft.com/office/word/2010/wordprocessingGroup" xmlns:wpi="http://schemas.microsoft.com/office/word/2010/wordprocessingInk" xmlns:wne="http://schemas.microsoft.com/office/word/2006/wordml" xmlns:wps="http://schemas.microsoft.com/office/word/2010/wordprocessingShape" mc:Ignorable="w14 w15 w16se w16cid w16 w16cex w16sdtdh w16sdtfl w16du wp14">
   <w:body>
     <w:p>
       <w:pPr>
@@ -13,36 +13,35 @@
       </w:pPr>
       <w:r>
         <w:rPr>
-          <w:rFonts w:ascii="Calibri Light" w:cs="Calibri Light" w:eastAsia="Calibri Light" w:hAnsi="Calibri Light"/>
+          <w:rFonts w:ascii="Calibri Light" w:eastAsia="Calibri Light" w:hAnsi="Calibri Light" w:cs="Calibri Light"/>
           <w:b/>
           <w:bCs/>
           <w:color w:val="4A3AA8"/>
           <w:sz w:val="88"/>
           <w:szCs w:val="88"/>
         </w:rPr>
-        <w:t xml:space="preserve">Nia</w:t>
+        <w:t>Nia</w:t>
       </w:r>
     </w:p>
     <w:p>
       <w:pPr>
         <w:pBdr>
-          <w:bottom w:val="single" w:color="4A3AA8" w:sz="12" w:space="10"/>
+          <w:bottom w:val="single" w:sz="12" w:space="10" w:color="4A3AA8"/>
         </w:pBdr>
         <w:spacing w:after="200"/>
       </w:pPr>
       <w:r>
         <w:rPr>
-          <w:rFonts w:ascii="Calibri Light" w:cs="Calibri Light" w:eastAsia="Calibri Light" w:hAnsi="Calibri Light"/>
-          <w:color w:val="1A1A1A"/>
+          <w:rFonts w:ascii="Calibri Light" w:eastAsia="Calibri Light" w:hAnsi="Calibri Light" w:cs="Calibri Light"/>
           <w:sz w:val="40"/>
           <w:szCs w:val="40"/>
         </w:rPr>
-        <w:t xml:space="preserve">Descripción técnica de la solución</w:t>
-      </w:r>
-    </w:p>
-    <w:p>
-      <w:pPr>
-        <w:spacing w:after="120" w:before="240"/>
+        <w:t>Descripción técnica de la solución</w:t>
+      </w:r>
+    </w:p>
+    <w:p>
+      <w:pPr>
+        <w:spacing w:before="240" w:after="120"/>
       </w:pPr>
       <w:r>
         <w:rPr>
@@ -50,7 +49,7 @@
           <w:sz w:val="24"/>
           <w:szCs w:val="24"/>
         </w:rPr>
-        <w:t xml:space="preserve">Agente conversacional para el portal de información mercantil de Infonif</w:t>
+        <w:t>Agente conversacional para el portal de información mercantil de Infonif</w:t>
       </w:r>
     </w:p>
     <w:p>
@@ -62,10 +61,8 @@
           <w:i/>
           <w:iCs/>
           <w:color w:val="5B6072"/>
-          <w:sz w:val="21"/>
-          <w:szCs w:val="21"/>
-        </w:rPr>
-        <w:t xml:space="preserve">Qué es, cómo está montada y por qué cada pieza está donde está. Para alguien técnico que no ha visto el código.</w:t>
+        </w:rPr>
+        <w:t>Qué es, cómo está montada y por qué cada pieza está donde está. Para alguien técnico que no ha visto el código.</w:t>
       </w:r>
     </w:p>
     <w:p>
@@ -76,11 +73,10 @@
         <w:rPr>
           <w:b/>
           <w:bCs/>
-          <w:color w:val="1A1A1A"/>
           <w:sz w:val="22"/>
           <w:szCs w:val="22"/>
         </w:rPr>
-        <w:t xml:space="preserve">Gedesco</w:t>
+        <w:t>Gedesco</w:t>
       </w:r>
     </w:p>
     <w:p>
@@ -90,7 +86,7 @@
           <w:sz w:val="20"/>
           <w:szCs w:val="20"/>
         </w:rPr>
-        <w:t xml:space="preserve">Agosto de 2026</w:t>
+        <w:t>Agosto de 2026</w:t>
       </w:r>
     </w:p>
     <w:p>
@@ -100,27 +96,28 @@
     </w:p>
     <w:p>
       <w:pPr>
-        <w:pStyle w:val="Heading2"/>
+        <w:pStyle w:val="Ttulo2"/>
         <w:pBdr>
-          <w:bottom w:val="single" w:color="D8DAE5" w:sz="6" w:space="6"/>
+          <w:bottom w:val="single" w:sz="6" w:space="6" w:color="D8DAE5"/>
         </w:pBdr>
-        <w:spacing w:after="180" w:before="360"/>
-      </w:pPr>
-      <w:r>
-        <w:rPr>
-          <w:rFonts w:ascii="Calibri Light" w:cs="Calibri Light" w:eastAsia="Calibri Light" w:hAnsi="Calibri Light"/>
+        <w:spacing w:before="360" w:after="180"/>
+      </w:pPr>
+      <w:r>
+        <w:rPr>
+          <w:rFonts w:ascii="Calibri Light" w:eastAsia="Calibri Light" w:hAnsi="Calibri Light" w:cs="Calibri Light"/>
           <w:b/>
           <w:bCs/>
           <w:color w:val="4A3AA8"/>
           <w:sz w:val="28"/>
           <w:szCs w:val="28"/>
         </w:rPr>
-        <w:t xml:space="preserve">El problema</w:t>
-      </w:r>
-    </w:p>
-    <w:p>
-      <w:pPr>
-        <w:spacing w:after="160" w:line="300"/>
+        <w:lastRenderedPageBreak/>
+        <w:t>El problema</w:t>
+      </w:r>
+    </w:p>
+    <w:p>
+      <w:pPr>
+        <w:spacing w:after="160" w:line="300" w:lineRule="auto"/>
         <w:jc w:val="both"/>
       </w:pPr>
       <w:r>
@@ -131,44 +128,44 @@
           <w:b/>
           <w:bCs/>
         </w:rPr>
-        <w:t xml:space="preserve">el usuario no piensa en CNAE, piensa en «panaderías»</w:t>
-      </w:r>
-      <w:r>
-        <w:t xml:space="preserve">.</w:t>
-      </w:r>
-    </w:p>
-    <w:p>
-      <w:pPr>
-        <w:spacing w:after="160" w:line="300"/>
-        <w:jc w:val="both"/>
-      </w:pPr>
-      <w:r>
-        <w:t xml:space="preserve">Nia hace esa traducción. El usuario describe lo que busca en su idioma y ella resuelve los códigos, cuenta el segmento contra los datos reales y da el precio exacto — todo dentro de una conversación.</w:t>
-      </w:r>
-    </w:p>
-    <w:p>
-      <w:pPr>
-        <w:pStyle w:val="Heading2"/>
+        <w:t>el usuario no piensa en CNAE, piensa en «panaderías»</w:t>
+      </w:r>
+      <w:r>
+        <w:t>.</w:t>
+      </w:r>
+    </w:p>
+    <w:p>
+      <w:pPr>
+        <w:spacing w:after="160" w:line="300" w:lineRule="auto"/>
+        <w:jc w:val="both"/>
+      </w:pPr>
+      <w:r>
+        <w:t>Nia hace esa traducción. El usuario describe lo que busca en su idioma y ella resuelve los códigos, cuenta el segmento contra los datos reales y da el precio exacto — todo dentro de una conversación.</w:t>
+      </w:r>
+    </w:p>
+    <w:p>
+      <w:pPr>
+        <w:pStyle w:val="Ttulo2"/>
         <w:pBdr>
-          <w:bottom w:val="single" w:color="D8DAE5" w:sz="6" w:space="6"/>
+          <w:bottom w:val="single" w:sz="6" w:space="6" w:color="D8DAE5"/>
         </w:pBdr>
-        <w:spacing w:after="180" w:before="360"/>
-      </w:pPr>
-      <w:r>
-        <w:rPr>
-          <w:rFonts w:ascii="Calibri Light" w:cs="Calibri Light" w:eastAsia="Calibri Light" w:hAnsi="Calibri Light"/>
+        <w:spacing w:before="360" w:after="180"/>
+      </w:pPr>
+      <w:r>
+        <w:rPr>
+          <w:rFonts w:ascii="Calibri Light" w:eastAsia="Calibri Light" w:hAnsi="Calibri Light" w:cs="Calibri Light"/>
           <w:b/>
           <w:bCs/>
           <w:color w:val="4A3AA8"/>
           <w:sz w:val="28"/>
           <w:szCs w:val="28"/>
         </w:rPr>
-        <w:t xml:space="preserve">Lo que no es</w:t>
-      </w:r>
-    </w:p>
-    <w:p>
-      <w:pPr>
-        <w:spacing w:after="160" w:line="300"/>
+        <w:t>Lo que no es</w:t>
+      </w:r>
+    </w:p>
+    <w:p>
+      <w:pPr>
+        <w:spacing w:after="160" w:line="300" w:lineRule="auto"/>
         <w:jc w:val="both"/>
       </w:pPr>
       <w:r>
@@ -179,7 +176,7 @@
           <w:b/>
           <w:bCs/>
         </w:rPr>
-        <w:t xml:space="preserve">No emite ni una cifra que no venga de una consulta hecha en ese mismo turno.</w:t>
+        <w:t>No emite ni una cifra que no venga de una consulta hecha en ese mismo turno.</w:t>
       </w:r>
       <w:r>
         <w:t xml:space="preserve"> Si no hay dato, lo dice.</w:t>
@@ -187,7 +184,7 @@
     </w:p>
     <w:p>
       <w:pPr>
-        <w:spacing w:after="160" w:line="300"/>
+        <w:spacing w:after="160" w:line="300" w:lineRule="auto"/>
         <w:jc w:val="both"/>
       </w:pPr>
       <w:r>
@@ -195,12 +192,12 @@
       </w:r>
       <w:r>
         <w:rPr>
-          <w:rFonts w:ascii="Consolas" w:cs="Consolas" w:eastAsia="Consolas" w:hAnsi="Consolas"/>
+          <w:rFonts w:ascii="Consolas" w:eastAsia="Consolas" w:hAnsi="Consolas" w:cs="Consolas"/>
           <w:color w:val="4A3AA8"/>
           <w:sz w:val="19"/>
           <w:szCs w:val="19"/>
         </w:rPr>
-        <w:t xml:space="preserve">&lt;script&gt;</w:t>
+        <w:t>&lt;script&gt;</w:t>
       </w:r>
       <w:r>
         <w:t xml:space="preserve"> y el sitio actual no se toca.</w:t>
@@ -208,27 +205,27 @@
     </w:p>
     <w:p>
       <w:pPr>
-        <w:pStyle w:val="Heading2"/>
+        <w:pStyle w:val="Ttulo2"/>
         <w:pBdr>
-          <w:bottom w:val="single" w:color="D8DAE5" w:sz="6" w:space="6"/>
+          <w:bottom w:val="single" w:sz="6" w:space="6" w:color="D8DAE5"/>
         </w:pBdr>
-        <w:spacing w:after="180" w:before="360"/>
-      </w:pPr>
-      <w:r>
-        <w:rPr>
-          <w:rFonts w:ascii="Calibri Light" w:cs="Calibri Light" w:eastAsia="Calibri Light" w:hAnsi="Calibri Light"/>
+        <w:spacing w:before="360" w:after="180"/>
+      </w:pPr>
+      <w:r>
+        <w:rPr>
+          <w:rFonts w:ascii="Calibri Light" w:eastAsia="Calibri Light" w:hAnsi="Calibri Light" w:cs="Calibri Light"/>
           <w:b/>
           <w:bCs/>
           <w:color w:val="4A3AA8"/>
           <w:sz w:val="28"/>
           <w:szCs w:val="28"/>
         </w:rPr>
-        <w:t xml:space="preserve">Arquitectura</w:t>
-      </w:r>
-    </w:p>
-    <w:p>
-      <w:pPr>
-        <w:spacing w:after="160" w:line="300"/>
+        <w:t>Arquitectura</w:t>
+      </w:r>
+    </w:p>
+    <w:p>
+      <w:pPr>
+        <w:spacing w:after="160" w:line="300" w:lineRule="auto"/>
         <w:jc w:val="both"/>
       </w:pPr>
       <w:r>
@@ -239,179 +236,195 @@
           <w:i/>
           <w:iCs/>
         </w:rPr>
-        <w:t xml:space="preserve">sidecar</w:t>
-      </w:r>
-      <w:r>
-        <w:t xml:space="preserve">. Nada de lo existente se modifica salvo tres líneas de ASP para incluir el script.</w:t>
-      </w:r>
-    </w:p>
-    <w:p>
-      <w:pPr>
-        <w:shd w:fill="F5F5F9" w:val="clear"/>
-        <w:spacing w:after="0" w:before="120" w:line="240"/>
+        <w:t>sidecar</w:t>
+      </w:r>
+      <w:r>
+        <w:t>. Nada de lo existente se modifica salvo tres líneas de ASP para incluir el script.</w:t>
+      </w:r>
+    </w:p>
+    <w:p>
+      <w:pPr>
+        <w:shd w:val="clear" w:color="auto" w:fill="F5F5F9"/>
+        <w:spacing w:before="120"/>
         <w:ind w:left="220" w:right="220"/>
       </w:pPr>
       <w:r>
         <w:rPr>
-          <w:rFonts w:ascii="Consolas" w:cs="Consolas" w:eastAsia="Consolas" w:hAnsi="Consolas"/>
-          <w:color w:val="1A1A1A"/>
+          <w:rFonts w:ascii="Consolas" w:eastAsia="Consolas" w:hAnsi="Consolas" w:cs="Consolas"/>
           <w:sz w:val="17"/>
           <w:szCs w:val="17"/>
         </w:rPr>
-        <w:t xml:space="preserve">Navegador                     Servidor Nia (Node 22)        Infonif</w:t>
-      </w:r>
-    </w:p>
-    <w:p>
-      <w:pPr>
-        <w:shd w:fill="F5F5F9" w:val="clear"/>
-        <w:spacing w:after="0" w:before="0" w:line="240"/>
+        <w:t>Navegador                     Servidor Nia (Node 22)        Infonif</w:t>
+      </w:r>
+    </w:p>
+    <w:p>
+      <w:pPr>
+        <w:shd w:val="clear" w:color="auto" w:fill="F5F5F9"/>
         <w:ind w:left="220" w:right="220"/>
       </w:pPr>
       <w:r>
         <w:rPr>
-          <w:rFonts w:ascii="Consolas" w:cs="Consolas" w:eastAsia="Consolas" w:hAnsi="Consolas"/>
-          <w:color w:val="1A1A1A"/>
+          <w:rFonts w:ascii="Consolas" w:eastAsia="Consolas" w:hAnsi="Consolas" w:cs="Consolas"/>
           <w:sz w:val="17"/>
           <w:szCs w:val="17"/>
         </w:rPr>
-        <w:t xml:space="preserve">─────────                     ──────────────────────        ───────</w:t>
-      </w:r>
-    </w:p>
-    <w:p>
-      <w:pPr>
-        <w:shd w:fill="F5F5F9" w:val="clear"/>
-        <w:spacing w:after="0" w:before="0" w:line="240"/>
+        <w:t>─────────                     ──────────────────────        ───────</w:t>
+      </w:r>
+    </w:p>
+    <w:p>
+      <w:pPr>
+        <w:shd w:val="clear" w:color="auto" w:fill="F5F5F9"/>
         <w:ind w:left="220" w:right="220"/>
-      </w:pPr>
-      <w:r>
-        <w:rPr>
-          <w:rFonts w:ascii="Consolas" w:cs="Consolas" w:eastAsia="Consolas" w:hAnsi="Consolas"/>
-          <w:color w:val="1A1A1A"/>
+        <w:rPr>
+          <w:lang w:val="en-US"/>
+        </w:rPr>
+      </w:pPr>
+      <w:r>
+        <w:rPr>
+          <w:rFonts w:ascii="Consolas" w:eastAsia="Consolas" w:hAnsi="Consolas" w:cs="Consolas"/>
           <w:sz w:val="17"/>
           <w:szCs w:val="17"/>
-        </w:rPr>
-        <w:t xml:space="preserve">widget (Shadow DOM) ─HTTPS─►  API Fastify</w:t>
-      </w:r>
-    </w:p>
-    <w:p>
-      <w:pPr>
-        <w:shd w:fill="F5F5F9" w:val="clear"/>
-        <w:spacing w:after="0" w:before="0" w:line="240"/>
+          <w:lang w:val="en-US"/>
+        </w:rPr>
+        <w:t>widget (Shadow DOM) ─HTTPS─►  API Fastify</w:t>
+      </w:r>
+    </w:p>
+    <w:p>
+      <w:pPr>
+        <w:shd w:val="clear" w:color="auto" w:fill="F5F5F9"/>
         <w:ind w:left="220" w:right="220"/>
       </w:pPr>
       <w:r>
         <w:rPr>
-          <w:rFonts w:ascii="Consolas" w:cs="Consolas" w:eastAsia="Consolas" w:hAnsi="Consolas"/>
-          <w:color w:val="1A1A1A"/>
+          <w:rFonts w:ascii="Consolas" w:eastAsia="Consolas" w:hAnsi="Consolas" w:cs="Consolas"/>
           <w:sz w:val="17"/>
           <w:szCs w:val="17"/>
-        </w:rPr>
-        <w:t xml:space="preserve">                                │</w:t>
-      </w:r>
-    </w:p>
-    <w:p>
-      <w:pPr>
-        <w:shd w:fill="F5F5F9" w:val="clear"/>
-        <w:spacing w:after="0" w:before="0" w:line="240"/>
-        <w:ind w:left="220" w:right="220"/>
-      </w:pPr>
-      <w:r>
-        <w:rPr>
-          <w:rFonts w:ascii="Consolas" w:cs="Consolas" w:eastAsia="Consolas" w:hAnsi="Consolas"/>
-          <w:color w:val="1A1A1A"/>
+          <w:lang w:val="en-US"/>
+        </w:rPr>
+        <w:t xml:space="preserve">                                </w:t>
+      </w:r>
+      <w:r>
+        <w:rPr>
+          <w:rFonts w:ascii="Consolas" w:eastAsia="Consolas" w:hAnsi="Consolas" w:cs="Consolas"/>
           <w:sz w:val="17"/>
           <w:szCs w:val="17"/>
         </w:rPr>
-        <w:t xml:space="preserve">                                ├─ bucle del agente ─────►  Claude</w:t>
-      </w:r>
-    </w:p>
-    <w:p>
-      <w:pPr>
-        <w:shd w:fill="F5F5F9" w:val="clear"/>
-        <w:spacing w:after="0" w:before="0" w:line="240"/>
+        <w:t>│</w:t>
+      </w:r>
+    </w:p>
+    <w:p>
+      <w:pPr>
+        <w:shd w:val="clear" w:color="auto" w:fill="F5F5F9"/>
         <w:ind w:left="220" w:right="220"/>
       </w:pPr>
       <w:r>
         <w:rPr>
-          <w:rFonts w:ascii="Consolas" w:cs="Consolas" w:eastAsia="Consolas" w:hAnsi="Consolas"/>
-          <w:color w:val="1A1A1A"/>
+          <w:rFonts w:ascii="Consolas" w:eastAsia="Consolas" w:hAnsi="Consolas" w:cs="Consolas"/>
           <w:sz w:val="17"/>
           <w:szCs w:val="17"/>
         </w:rPr>
-        <w:t xml:space="preserve">                                │                            (Anthropic)</w:t>
-      </w:r>
-    </w:p>
-    <w:p>
-      <w:pPr>
-        <w:shd w:fill="F5F5F9" w:val="clear"/>
-        <w:spacing w:after="0" w:before="0" w:line="240"/>
+        <w:t xml:space="preserve">                                ├─ bucle del agente ─────►  Claude</w:t>
+      </w:r>
+    </w:p>
+    <w:p>
+      <w:pPr>
+        <w:shd w:val="clear" w:color="auto" w:fill="F5F5F9"/>
         <w:ind w:left="220" w:right="220"/>
       </w:pPr>
       <w:r>
         <w:rPr>
-          <w:rFonts w:ascii="Consolas" w:cs="Consolas" w:eastAsia="Consolas" w:hAnsi="Consolas"/>
-          <w:color w:val="1A1A1A"/>
+          <w:rFonts w:ascii="Consolas" w:eastAsia="Consolas" w:hAnsi="Consolas" w:cs="Consolas"/>
           <w:sz w:val="17"/>
           <w:szCs w:val="17"/>
         </w:rPr>
-        <w:t xml:space="preserve">                                └─ capa de datos ────────►  bbdd-api</w:t>
-      </w:r>
-    </w:p>
-    <w:p>
-      <w:pPr>
-        <w:shd w:fill="F5F5F9" w:val="clear"/>
-        <w:spacing w:after="0" w:before="0" w:line="240"/>
+        <w:t xml:space="preserve">                                │                            (Anthropic)</w:t>
+      </w:r>
+    </w:p>
+    <w:p>
+      <w:pPr>
+        <w:shd w:val="clear" w:color="auto" w:fill="F5F5F9"/>
         <w:ind w:left="220" w:right="220"/>
       </w:pPr>
       <w:r>
         <w:rPr>
-          <w:rFonts w:ascii="Consolas" w:cs="Consolas" w:eastAsia="Consolas" w:hAnsi="Consolas"/>
-          <w:color w:val="1A1A1A"/>
+          <w:rFonts w:ascii="Consolas" w:eastAsia="Consolas" w:hAnsi="Consolas" w:cs="Consolas"/>
           <w:sz w:val="17"/>
           <w:szCs w:val="17"/>
         </w:rPr>
-        <w:t xml:space="preserve">                                       │                     .infonif.es</w:t>
-      </w:r>
-    </w:p>
-    <w:p>
-      <w:pPr>
-        <w:shd w:fill="F5F5F9" w:val="clear"/>
-        <w:spacing w:after="200" w:before="0" w:line="240"/>
+        <w:t xml:space="preserve">                                └─ capa de datos ────────►  bbdd-api</w:t>
+      </w:r>
+    </w:p>
+    <w:p>
+      <w:pPr>
+        <w:shd w:val="clear" w:color="auto" w:fill="F5F5F9"/>
         <w:ind w:left="220" w:right="220"/>
       </w:pPr>
       <w:r>
         <w:rPr>
-          <w:rFonts w:ascii="Consolas" w:cs="Consolas" w:eastAsia="Consolas" w:hAnsi="Consolas"/>
-          <w:color w:val="1A1A1A"/>
+          <w:rFonts w:ascii="Consolas" w:eastAsia="Consolas" w:hAnsi="Consolas" w:cs="Consolas"/>
           <w:sz w:val="17"/>
           <w:szCs w:val="17"/>
         </w:rPr>
-        <w:t xml:space="preserve">                                       └─ Redis (local)</w:t>
-      </w:r>
-    </w:p>
-    <w:p>
-      <w:pPr>
-        <w:spacing w:after="160" w:line="300"/>
-        <w:jc w:val="both"/>
-      </w:pPr>
-      <w:r>
-        <w:rPr>
-          <w:b/>
-          <w:bCs/>
-        </w:rPr>
-        <w:t xml:space="preserve">API</w:t>
-      </w:r>
-      <w:r>
-        <w:t xml:space="preserve"> — Node 22, TypeScript estricto, Fastify. Escucha en </w:t>
-      </w:r>
-      <w:r>
-        <w:rPr>
-          <w:rFonts w:ascii="Consolas" w:cs="Consolas" w:eastAsia="Consolas" w:hAnsi="Consolas"/>
+        <w:t xml:space="preserve">                                       │                     .infonif.es</w:t>
+      </w:r>
+    </w:p>
+    <w:p>
+      <w:pPr>
+        <w:shd w:val="clear" w:color="auto" w:fill="F5F5F9"/>
+        <w:spacing w:after="200"/>
+        <w:ind w:left="220" w:right="220"/>
+        <w:rPr>
+          <w:lang w:val="en-US"/>
+        </w:rPr>
+      </w:pPr>
+      <w:r>
+        <w:rPr>
+          <w:rFonts w:ascii="Consolas" w:eastAsia="Consolas" w:hAnsi="Consolas" w:cs="Consolas"/>
+          <w:sz w:val="17"/>
+          <w:szCs w:val="17"/>
+        </w:rPr>
+        <w:t xml:space="preserve">                                       </w:t>
+      </w:r>
+      <w:r>
+        <w:rPr>
+          <w:rFonts w:ascii="Consolas" w:eastAsia="Consolas" w:hAnsi="Consolas" w:cs="Consolas"/>
+          <w:sz w:val="17"/>
+          <w:szCs w:val="17"/>
+          <w:lang w:val="en-US"/>
+        </w:rPr>
+        <w:t>└─ Redis (local)</w:t>
+      </w:r>
+    </w:p>
+    <w:p>
+      <w:pPr>
+        <w:spacing w:after="160" w:line="300" w:lineRule="auto"/>
+        <w:jc w:val="both"/>
+      </w:pPr>
+      <w:r>
+        <w:rPr>
+          <w:b/>
+          <w:bCs/>
+          <w:lang w:val="en-US"/>
+        </w:rPr>
+        <w:t>API</w:t>
+      </w:r>
+      <w:r>
+        <w:rPr>
+          <w:lang w:val="en-US"/>
+        </w:rPr>
+        <w:t xml:space="preserve"> — Node 22, TypeScript estricto, Fastify. </w:t>
+      </w:r>
+      <w:r>
+        <w:t xml:space="preserve">Escucha en </w:t>
+      </w:r>
+      <w:r>
+        <w:rPr>
+          <w:rFonts w:ascii="Consolas" w:eastAsia="Consolas" w:hAnsi="Consolas" w:cs="Consolas"/>
           <w:color w:val="4A3AA8"/>
           <w:sz w:val="19"/>
           <w:szCs w:val="19"/>
         </w:rPr>
-        <w:t xml:space="preserve">:3000</w:t>
+        <w:t>:3000</w:t>
       </w:r>
       <w:r>
         <w:t xml:space="preserve"> y se publica por HTTPS detrás del nginx que ya existe, colgada de un prefijo de ruta. No necesita dominio ni certificado propios.</w:t>
@@ -419,15 +432,15 @@
     </w:p>
     <w:p>
       <w:pPr>
-        <w:spacing w:after="160" w:line="300"/>
-        <w:jc w:val="both"/>
-      </w:pPr>
-      <w:r>
-        <w:rPr>
-          <w:b/>
-          <w:bCs/>
-        </w:rPr>
-        <w:t xml:space="preserve">Widget</w:t>
+        <w:spacing w:after="160" w:line="300" w:lineRule="auto"/>
+        <w:jc w:val="both"/>
+      </w:pPr>
+      <w:r>
+        <w:rPr>
+          <w:b/>
+          <w:bCs/>
+        </w:rPr>
+        <w:t>Widget</w:t>
       </w:r>
       <w:r>
         <w:t xml:space="preserve"> — React 18 compilado a un único fichero de ~167 KB que sirve el propio API. Se monta dentro de un </w:t>
@@ -437,23 +450,23 @@
           <w:b/>
           <w:bCs/>
         </w:rPr>
-        <w:t xml:space="preserve">Shadow DOM</w:t>
-      </w:r>
-      <w:r>
-        <w:t xml:space="preserve">: ni hereda el CSS del portal ni se lo impone. Eso importa porque se inyecta en páginas ASP con años de estilos encima. React viaja dentro del bundle; el portal no necesita cargar nada.</w:t>
-      </w:r>
-    </w:p>
-    <w:p>
-      <w:pPr>
-        <w:spacing w:after="160" w:line="300"/>
-        <w:jc w:val="both"/>
-      </w:pPr>
-      <w:r>
-        <w:rPr>
-          <w:b/>
-          <w:bCs/>
-        </w:rPr>
-        <w:t xml:space="preserve">Redis</w:t>
+        <w:t>Shadow DOM</w:t>
+      </w:r>
+      <w:r>
+        <w:t>: ni hereda el CSS del portal ni se lo impone. Eso importa porque se inyecta en páginas ASP con años de estilos encima. React viaja dentro del bundle; el portal no necesita cargar nada.</w:t>
+      </w:r>
+    </w:p>
+    <w:p>
+      <w:pPr>
+        <w:spacing w:after="160" w:line="300" w:lineRule="auto"/>
+        <w:jc w:val="both"/>
+      </w:pPr>
+      <w:r>
+        <w:rPr>
+          <w:b/>
+          <w:bCs/>
+        </w:rPr>
+        <w:t>Redis</w:t>
       </w:r>
       <w:r>
         <w:t xml:space="preserve"> — conversaciones, cachés e idempotencia. Local a la máquina.</w:t>
@@ -461,15 +474,15 @@
     </w:p>
     <w:p>
       <w:pPr>
-        <w:spacing w:after="160" w:line="300"/>
-        <w:jc w:val="both"/>
-      </w:pPr>
-      <w:r>
-        <w:rPr>
-          <w:b/>
-          <w:bCs/>
-        </w:rPr>
-        <w:t xml:space="preserve">SQL Server no se usa</w:t>
+        <w:spacing w:after="160" w:line="300" w:lineRule="auto"/>
+        <w:jc w:val="both"/>
+      </w:pPr>
+      <w:r>
+        <w:rPr>
+          <w:b/>
+          <w:bCs/>
+        </w:rPr>
+        <w:t>SQL Server no se usa</w:t>
       </w:r>
       <w:r>
         <w:t xml:space="preserve"> en la prueba de concepto. Todo sale del API REST que ya alimenta al buscador actual.</w:t>
@@ -477,72 +490,68 @@
     </w:p>
     <w:p>
       <w:pPr>
-        <w:pStyle w:val="Heading3"/>
-        <w:spacing w:after="120" w:before="260"/>
-      </w:pPr>
-      <w:r>
-        <w:rPr>
-          <w:rFonts w:ascii="Calibri Light" w:cs="Calibri Light" w:eastAsia="Calibri Light" w:hAnsi="Calibri Light"/>
+        <w:pStyle w:val="Ttulo3"/>
+        <w:spacing w:before="260" w:after="120"/>
+      </w:pPr>
+      <w:r>
+        <w:rPr>
+          <w:rFonts w:ascii="Calibri Light" w:eastAsia="Calibri Light" w:hAnsi="Calibri Light" w:cs="Calibri Light"/>
           <w:b/>
           <w:bCs/>
           <w:color w:val="1A1A1A"/>
           <w:sz w:val="23"/>
           <w:szCs w:val="23"/>
         </w:rPr>
-        <w:t xml:space="preserve">Separación de capas</w:t>
-      </w:r>
-    </w:p>
-    <w:p>
-      <w:pPr>
-        <w:shd w:fill="F5F5F9" w:val="clear"/>
-        <w:spacing w:after="0" w:before="120" w:line="240"/>
+        <w:t>Separación de capas</w:t>
+      </w:r>
+    </w:p>
+    <w:p>
+      <w:pPr>
+        <w:shd w:val="clear" w:color="auto" w:fill="F5F5F9"/>
+        <w:spacing w:before="120"/>
         <w:ind w:left="220" w:right="220"/>
       </w:pPr>
       <w:r>
         <w:rPr>
-          <w:rFonts w:ascii="Consolas" w:cs="Consolas" w:eastAsia="Consolas" w:hAnsi="Consolas"/>
-          <w:color w:val="1A1A1A"/>
+          <w:rFonts w:ascii="Consolas" w:eastAsia="Consolas" w:hAnsi="Consolas" w:cs="Consolas"/>
           <w:sz w:val="17"/>
           <w:szCs w:val="17"/>
         </w:rPr>
-        <w:t xml:space="preserve">datos/     Infonif, Elastic, SQL Server. NO conoce el modelo de lenguaje.</w:t>
-      </w:r>
-    </w:p>
-    <w:p>
-      <w:pPr>
-        <w:shd w:fill="F5F5F9" w:val="clear"/>
-        <w:spacing w:after="0" w:before="0" w:line="240"/>
+        <w:t>datos/     Infonif, Elastic, SQL Server. NO conoce el modelo de lenguaje.</w:t>
+      </w:r>
+    </w:p>
+    <w:p>
+      <w:pPr>
+        <w:shd w:val="clear" w:color="auto" w:fill="F5F5F9"/>
         <w:ind w:left="220" w:right="220"/>
       </w:pPr>
       <w:r>
         <w:rPr>
-          <w:rFonts w:ascii="Consolas" w:cs="Consolas" w:eastAsia="Consolas" w:hAnsi="Consolas"/>
-          <w:color w:val="1A1A1A"/>
+          <w:rFonts w:ascii="Consolas" w:eastAsia="Consolas" w:hAnsi="Consolas" w:cs="Consolas"/>
           <w:sz w:val="17"/>
           <w:szCs w:val="17"/>
         </w:rPr>
-        <w:t xml:space="preserve">agente/    bucle, herramientas, SSE, prompts. Llama a datos/ por funciones.</w:t>
-      </w:r>
-    </w:p>
-    <w:p>
-      <w:pPr>
-        <w:shd w:fill="F5F5F9" w:val="clear"/>
-        <w:spacing w:after="200" w:before="0" w:line="240"/>
+        <w:t>agente/    bucle, herramientas, SSE, prompts. Llama a datos/ por funciones.</w:t>
+      </w:r>
+    </w:p>
+    <w:p>
+      <w:pPr>
+        <w:shd w:val="clear" w:color="auto" w:fill="F5F5F9"/>
+        <w:spacing w:after="200"/>
         <w:ind w:left="220" w:right="220"/>
       </w:pPr>
       <w:r>
         <w:rPr>
-          <w:rFonts w:ascii="Consolas" w:cs="Consolas" w:eastAsia="Consolas" w:hAnsi="Consolas"/>
-          <w:color w:val="1A1A1A"/>
+          <w:rFonts w:ascii="Consolas" w:eastAsia="Consolas" w:hAnsi="Consolas" w:cs="Consolas"/>
           <w:sz w:val="17"/>
           <w:szCs w:val="17"/>
         </w:rPr>
-        <w:t xml:space="preserve">comun/     configuración, registro, errores.</w:t>
-      </w:r>
-    </w:p>
-    <w:p>
-      <w:pPr>
-        <w:spacing w:after="160" w:line="300"/>
+        <w:t>comun/     configuración, registro, errores.</w:t>
+      </w:r>
+    </w:p>
+    <w:p>
+      <w:pPr>
+        <w:spacing w:after="160" w:line="300" w:lineRule="auto"/>
         <w:jc w:val="both"/>
       </w:pPr>
       <w:r>
@@ -550,64 +559,65 @@
       </w:r>
       <w:r>
         <w:rPr>
-          <w:rFonts w:ascii="Consolas" w:cs="Consolas" w:eastAsia="Consolas" w:hAnsi="Consolas"/>
+          <w:rFonts w:ascii="Consolas" w:eastAsia="Consolas" w:hAnsi="Consolas" w:cs="Consolas"/>
           <w:color w:val="4A3AA8"/>
           <w:sz w:val="19"/>
           <w:szCs w:val="19"/>
         </w:rPr>
-        <w:t xml:space="preserve">agente/</w:t>
+        <w:t>agente/</w:t>
       </w:r>
       <w:r>
         <w:t xml:space="preserve"> importa de </w:t>
       </w:r>
       <w:r>
         <w:rPr>
-          <w:rFonts w:ascii="Consolas" w:cs="Consolas" w:eastAsia="Consolas" w:hAnsi="Consolas"/>
+          <w:rFonts w:ascii="Consolas" w:eastAsia="Consolas" w:hAnsi="Consolas" w:cs="Consolas"/>
           <w:color w:val="4A3AA8"/>
           <w:sz w:val="19"/>
           <w:szCs w:val="19"/>
         </w:rPr>
-        <w:t xml:space="preserve">datos/</w:t>
+        <w:t>datos/</w:t>
       </w:r>
       <w:r>
         <w:t xml:space="preserve">, nunca al revés. Si una herramienta necesita lógica de negocio, esa lógica vive en </w:t>
       </w:r>
       <w:r>
         <w:rPr>
-          <w:rFonts w:ascii="Consolas" w:cs="Consolas" w:eastAsia="Consolas" w:hAnsi="Consolas"/>
+          <w:rFonts w:ascii="Consolas" w:eastAsia="Consolas" w:hAnsi="Consolas" w:cs="Consolas"/>
           <w:color w:val="4A3AA8"/>
           <w:sz w:val="19"/>
           <w:szCs w:val="19"/>
         </w:rPr>
-        <w:t xml:space="preserve">datos/</w:t>
-      </w:r>
-      <w:r>
-        <w:t xml:space="preserve">; el ejecutor solo orquesta. Así el cálculo de precios o la verificación de derechos se pueden probar sin levantar un modelo.</w:t>
-      </w:r>
-    </w:p>
-    <w:p>
-      <w:pPr>
-        <w:pStyle w:val="Heading2"/>
+        <w:t>datos/</w:t>
+      </w:r>
+      <w:r>
+        <w:t>; el ejecutor solo orquesta. Así el cálculo de precios o la verificación de derechos se pueden probar sin levantar un modelo.</w:t>
+      </w:r>
+    </w:p>
+    <w:p>
+      <w:pPr>
+        <w:pStyle w:val="Ttulo2"/>
         <w:pBdr>
-          <w:bottom w:val="single" w:color="D8DAE5" w:sz="6" w:space="6"/>
+          <w:bottom w:val="single" w:sz="6" w:space="6" w:color="D8DAE5"/>
         </w:pBdr>
-        <w:spacing w:after="180" w:before="360"/>
-      </w:pPr>
-      <w:r>
-        <w:rPr>
-          <w:rFonts w:ascii="Calibri Light" w:cs="Calibri Light" w:eastAsia="Calibri Light" w:hAnsi="Calibri Light"/>
+        <w:spacing w:before="360" w:after="180"/>
+      </w:pPr>
+      <w:r>
+        <w:rPr>
+          <w:rFonts w:ascii="Calibri Light" w:eastAsia="Calibri Light" w:hAnsi="Calibri Light" w:cs="Calibri Light"/>
           <w:b/>
           <w:bCs/>
           <w:color w:val="4A3AA8"/>
           <w:sz w:val="28"/>
           <w:szCs w:val="28"/>
         </w:rPr>
-        <w:t xml:space="preserve">Cómo funciona un turno</w:t>
-      </w:r>
-    </w:p>
-    <w:p>
-      <w:pPr>
-        <w:spacing w:after="160" w:line="300"/>
+        <w:lastRenderedPageBreak/>
+        <w:t>Cómo funciona un turno</w:t>
+      </w:r>
+    </w:p>
+    <w:p>
+      <w:pPr>
+        <w:spacing w:after="160" w:line="300" w:lineRule="auto"/>
         <w:jc w:val="both"/>
       </w:pPr>
       <w:r>
@@ -618,38 +628,35 @@
           <w:b/>
           <w:bCs/>
         </w:rPr>
-        <w:t xml:space="preserve">no tiene un flujo predefinido</w:t>
-      </w:r>
-      <w:r>
-        <w:t xml:space="preserve">. Es un bucle de herramientas: el modelo decide qué necesita saber, el código lo ejecuta y le devuelve el resultado, y así hasta que puede responder. Tope de 8 vueltas.</w:t>
-      </w:r>
-    </w:p>
-    <w:p>
-      <w:pPr>
-        <w:shd w:fill="F5F5F9" w:val="clear"/>
-        <w:spacing w:after="0" w:before="120" w:line="240"/>
+        <w:t>no tiene un flujo predefinido</w:t>
+      </w:r>
+      <w:r>
+        <w:t>. Es un bucle de herramientas: el modelo decide qué necesita saber, el código lo ejecuta y le devuelve el resultado, y así hasta que puede responder. Tope de 8 vueltas.</w:t>
+      </w:r>
+    </w:p>
+    <w:p>
+      <w:pPr>
+        <w:shd w:val="clear" w:color="auto" w:fill="F5F5F9"/>
+        <w:spacing w:before="120"/>
         <w:ind w:left="220" w:right="220"/>
       </w:pPr>
       <w:r>
         <w:rPr>
-          <w:rFonts w:ascii="Consolas" w:cs="Consolas" w:eastAsia="Consolas" w:hAnsi="Consolas"/>
-          <w:color w:val="1A1A1A"/>
+          <w:rFonts w:ascii="Consolas" w:eastAsia="Consolas" w:hAnsi="Consolas" w:cs="Consolas"/>
           <w:sz w:val="17"/>
           <w:szCs w:val="17"/>
         </w:rPr>
-        <w:t xml:space="preserve">usuario: «panaderías en Madrid»</w:t>
-      </w:r>
-    </w:p>
-    <w:p>
-      <w:pPr>
-        <w:shd w:fill="F5F5F9" w:val="clear"/>
-        <w:spacing w:after="0" w:before="0" w:line="240"/>
+        <w:t>usuario: «panaderías en Madrid»</w:t>
+      </w:r>
+    </w:p>
+    <w:p>
+      <w:pPr>
+        <w:shd w:val="clear" w:color="auto" w:fill="F5F5F9"/>
         <w:ind w:left="220" w:right="220"/>
       </w:pPr>
       <w:r>
         <w:rPr>
-          <w:rFonts w:ascii="Consolas" w:cs="Consolas" w:eastAsia="Consolas" w:hAnsi="Consolas"/>
-          <w:color w:val="1A1A1A"/>
+          <w:rFonts w:ascii="Consolas" w:eastAsia="Consolas" w:hAnsi="Consolas" w:cs="Consolas"/>
           <w:sz w:val="17"/>
           <w:szCs w:val="17"/>
         </w:rPr>
@@ -658,14 +665,12 @@
     </w:p>
     <w:p>
       <w:pPr>
-        <w:shd w:fill="F5F5F9" w:val="clear"/>
-        <w:spacing w:after="0" w:before="0" w:line="240"/>
+        <w:shd w:val="clear" w:color="auto" w:fill="F5F5F9"/>
         <w:ind w:left="220" w:right="220"/>
       </w:pPr>
       <w:r>
         <w:rPr>
-          <w:rFonts w:ascii="Consolas" w:cs="Consolas" w:eastAsia="Consolas" w:hAnsi="Consolas"/>
-          <w:color w:val="1A1A1A"/>
+          <w:rFonts w:ascii="Consolas" w:eastAsia="Consolas" w:hAnsi="Consolas" w:cs="Consolas"/>
           <w:sz w:val="17"/>
           <w:szCs w:val="17"/>
         </w:rPr>
@@ -674,14 +679,12 @@
     </w:p>
     <w:p>
       <w:pPr>
-        <w:shd w:fill="F5F5F9" w:val="clear"/>
-        <w:spacing w:after="0" w:before="0" w:line="240"/>
+        <w:shd w:val="clear" w:color="auto" w:fill="F5F5F9"/>
         <w:ind w:left="220" w:right="220"/>
       </w:pPr>
       <w:r>
         <w:rPr>
-          <w:rFonts w:ascii="Consolas" w:cs="Consolas" w:eastAsia="Consolas" w:hAnsi="Consolas"/>
-          <w:color w:val="1A1A1A"/>
+          <w:rFonts w:ascii="Consolas" w:eastAsia="Consolas" w:hAnsi="Consolas" w:cs="Consolas"/>
           <w:sz w:val="17"/>
           <w:szCs w:val="17"/>
         </w:rPr>
@@ -690,14 +693,12 @@
     </w:p>
     <w:p>
       <w:pPr>
-        <w:shd w:fill="F5F5F9" w:val="clear"/>
-        <w:spacing w:after="0" w:before="0" w:line="240"/>
+        <w:shd w:val="clear" w:color="auto" w:fill="F5F5F9"/>
         <w:ind w:left="220" w:right="220"/>
       </w:pPr>
       <w:r>
         <w:rPr>
-          <w:rFonts w:ascii="Consolas" w:cs="Consolas" w:eastAsia="Consolas" w:hAnsi="Consolas"/>
-          <w:color w:val="1A1A1A"/>
+          <w:rFonts w:ascii="Consolas" w:eastAsia="Consolas" w:hAnsi="Consolas" w:cs="Consolas"/>
           <w:sz w:val="17"/>
           <w:szCs w:val="17"/>
         </w:rPr>
@@ -706,14 +707,12 @@
     </w:p>
     <w:p>
       <w:pPr>
-        <w:shd w:fill="F5F5F9" w:val="clear"/>
-        <w:spacing w:after="0" w:before="0" w:line="240"/>
+        <w:shd w:val="clear" w:color="auto" w:fill="F5F5F9"/>
         <w:ind w:left="220" w:right="220"/>
       </w:pPr>
       <w:r>
         <w:rPr>
-          <w:rFonts w:ascii="Consolas" w:cs="Consolas" w:eastAsia="Consolas" w:hAnsi="Consolas"/>
-          <w:color w:val="1A1A1A"/>
+          <w:rFonts w:ascii="Consolas" w:eastAsia="Consolas" w:hAnsi="Consolas" w:cs="Consolas"/>
           <w:sz w:val="17"/>
           <w:szCs w:val="17"/>
         </w:rPr>
@@ -722,14 +721,12 @@
     </w:p>
     <w:p>
       <w:pPr>
-        <w:shd w:fill="F5F5F9" w:val="clear"/>
-        <w:spacing w:after="0" w:before="0" w:line="240"/>
+        <w:shd w:val="clear" w:color="auto" w:fill="F5F5F9"/>
         <w:ind w:left="220" w:right="220"/>
       </w:pPr>
       <w:r>
         <w:rPr>
-          <w:rFonts w:ascii="Consolas" w:cs="Consolas" w:eastAsia="Consolas" w:hAnsi="Consolas"/>
-          <w:color w:val="1A1A1A"/>
+          <w:rFonts w:ascii="Consolas" w:eastAsia="Consolas" w:hAnsi="Consolas" w:cs="Consolas"/>
           <w:sz w:val="17"/>
           <w:szCs w:val="17"/>
         </w:rPr>
@@ -738,14 +735,12 @@
     </w:p>
     <w:p>
       <w:pPr>
-        <w:shd w:fill="F5F5F9" w:val="clear"/>
-        <w:spacing w:after="0" w:before="0" w:line="240"/>
+        <w:shd w:val="clear" w:color="auto" w:fill="F5F5F9"/>
         <w:ind w:left="220" w:right="220"/>
       </w:pPr>
       <w:r>
         <w:rPr>
-          <w:rFonts w:ascii="Consolas" w:cs="Consolas" w:eastAsia="Consolas" w:hAnsi="Consolas"/>
-          <w:color w:val="1A1A1A"/>
+          <w:rFonts w:ascii="Consolas" w:eastAsia="Consolas" w:hAnsi="Consolas" w:cs="Consolas"/>
           <w:sz w:val="17"/>
           <w:szCs w:val="17"/>
         </w:rPr>
@@ -754,14 +749,13 @@
     </w:p>
     <w:p>
       <w:pPr>
-        <w:shd w:fill="F5F5F9" w:val="clear"/>
-        <w:spacing w:after="200" w:before="0" w:line="240"/>
+        <w:shd w:val="clear" w:color="auto" w:fill="F5F5F9"/>
+        <w:spacing w:after="200"/>
         <w:ind w:left="220" w:right="220"/>
       </w:pPr>
       <w:r>
         <w:rPr>
-          <w:rFonts w:ascii="Consolas" w:cs="Consolas" w:eastAsia="Consolas" w:hAnsi="Consolas"/>
-          <w:color w:val="1A1A1A"/>
+          <w:rFonts w:ascii="Consolas" w:eastAsia="Consolas" w:hAnsi="Consolas" w:cs="Consolas"/>
           <w:sz w:val="17"/>
           <w:szCs w:val="17"/>
         </w:rPr>
@@ -770,7 +764,7 @@
     </w:p>
     <w:p>
       <w:pPr>
-        <w:spacing w:after="160" w:line="300"/>
+        <w:spacing w:after="160" w:line="300" w:lineRule="auto"/>
         <w:jc w:val="both"/>
       </w:pPr>
       <w:r>
@@ -781,570 +775,608 @@
           <w:b/>
           <w:bCs/>
         </w:rPr>
-        <w:t xml:space="preserve">la segunda llamada depende del resultado de la primera</w:t>
-      </w:r>
-      <w:r>
-        <w:t xml:space="preserve">. Ningún formulario hace eso.</w:t>
-      </w:r>
-    </w:p>
-    <w:p>
-      <w:pPr>
-        <w:pStyle w:val="Heading3"/>
-        <w:spacing w:after="120" w:before="260"/>
-      </w:pPr>
-      <w:r>
-        <w:rPr>
-          <w:rFonts w:ascii="Calibri Light" w:cs="Calibri Light" w:eastAsia="Calibri Light" w:hAnsi="Calibri Light"/>
+        <w:t>la segunda llamada depende del resultado de la primera</w:t>
+      </w:r>
+      <w:r>
+        <w:t>. Ningún formulario hace eso.</w:t>
+      </w:r>
+    </w:p>
+    <w:p>
+      <w:pPr>
+        <w:pStyle w:val="Ttulo3"/>
+        <w:spacing w:before="260" w:after="120"/>
+      </w:pPr>
+      <w:r>
+        <w:rPr>
+          <w:rFonts w:ascii="Calibri Light" w:eastAsia="Calibri Light" w:hAnsi="Calibri Light" w:cs="Calibri Light"/>
           <w:b/>
           <w:bCs/>
           <w:color w:val="1A1A1A"/>
           <w:sz w:val="23"/>
           <w:szCs w:val="23"/>
         </w:rPr>
-        <w:t xml:space="preserve">El bucle es propio</w:t>
-      </w:r>
-    </w:p>
-    <w:p>
-      <w:pPr>
-        <w:spacing w:after="160" w:line="300"/>
-        <w:jc w:val="both"/>
-      </w:pPr>
-      <w:r>
-        <w:t xml:space="preserve">Sin LangChain, LangGraph ni ningún framework de agentes. Son unas 150 líneas. La razón: el protocolo de progreso —enseñar al usuario qué está pasando mientras pasa— es el diferenciador del producto, y los frameworks abstraen justo esa capa.</w:t>
-      </w:r>
-    </w:p>
-    <w:p>
-      <w:pPr>
-        <w:pStyle w:val="Heading3"/>
-        <w:spacing w:after="120" w:before="260"/>
-      </w:pPr>
-      <w:r>
-        <w:rPr>
-          <w:rFonts w:ascii="Calibri Light" w:cs="Calibri Light" w:eastAsia="Calibri Light" w:hAnsi="Calibri Light"/>
+        <w:t>El bucle es propio</w:t>
+      </w:r>
+    </w:p>
+    <w:p>
+      <w:pPr>
+        <w:spacing w:after="160" w:line="300" w:lineRule="auto"/>
+        <w:jc w:val="both"/>
+      </w:pPr>
+      <w:r>
+        <w:t>Sin LangChain, LangGraph ni ningún framework de agentes. Son unas 150 líneas. La razón: el protocolo de progreso —enseñar al usuario qué está pasando mientras pasa— es el diferenciador del producto, y los frameworks abstraen justo esa capa.</w:t>
+      </w:r>
+    </w:p>
+    <w:p>
+      <w:pPr>
+        <w:pStyle w:val="Ttulo3"/>
+        <w:spacing w:before="260" w:after="120"/>
+      </w:pPr>
+      <w:r>
+        <w:rPr>
+          <w:rFonts w:ascii="Calibri Light" w:eastAsia="Calibri Light" w:hAnsi="Calibri Light" w:cs="Calibri Light"/>
           <w:b/>
           <w:bCs/>
           <w:color w:val="1A1A1A"/>
           <w:sz w:val="23"/>
           <w:szCs w:val="23"/>
         </w:rPr>
-        <w:t xml:space="preserve">Las herramientas</w:t>
-      </w:r>
-    </w:p>
-    <w:p>
-      <w:pPr>
-        <w:spacing w:after="160" w:line="300"/>
-        <w:jc w:val="both"/>
-      </w:pPr>
-      <w:r>
-        <w:t xml:space="preserve">Nueve, con nombre en español porque su descripción forma parte del prompt:</w:t>
+        <w:t>Las herramientas</w:t>
+      </w:r>
+    </w:p>
+    <w:p>
+      <w:pPr>
+        <w:spacing w:after="160" w:line="300" w:lineRule="auto"/>
+        <w:jc w:val="both"/>
+      </w:pPr>
+      <w:r>
+        <w:t>Nueve, con nombre en español porque su descripción forma parte del prompt:</w:t>
       </w:r>
     </w:p>
     <w:tbl>
       <w:tblPr>
-        <w:tblW w:type="dxa" w:w="9638"/>
+        <w:tblW w:w="9638" w:type="dxa"/>
         <w:tblBorders>
-          <w:top w:val="single" w:color="D8DAE5" w:sz="4"/>
-          <w:left w:val="none" w:color="FFFFFF" w:sz="0"/>
-          <w:bottom w:val="single" w:color="D8DAE5" w:sz="4"/>
-          <w:right w:val="none" w:color="FFFFFF" w:sz="0"/>
-          <w:insideH w:val="single" w:color="D8DAE5" w:sz="2"/>
-          <w:insideV w:val="none" w:color="FFFFFF" w:sz="0"/>
+          <w:top w:val="single" w:sz="4" w:space="0" w:color="D8DAE5"/>
+          <w:left w:val="none" w:sz="0" w:space="0" w:color="FFFFFF"/>
+          <w:bottom w:val="single" w:sz="4" w:space="0" w:color="D8DAE5"/>
+          <w:right w:val="none" w:sz="0" w:space="0" w:color="FFFFFF"/>
+          <w:insideH w:val="single" w:sz="2" w:space="0" w:color="D8DAE5"/>
+          <w:insideV w:val="none" w:sz="0" w:space="0" w:color="FFFFFF"/>
         </w:tblBorders>
+        <w:tblCellMar>
+          <w:left w:w="10" w:type="dxa"/>
+          <w:right w:w="10" w:type="dxa"/>
+        </w:tblCellMar>
+        <w:tblLook w:val="0000" w:firstRow="0" w:lastRow="0" w:firstColumn="0" w:lastColumn="0" w:noHBand="0" w:noVBand="0"/>
       </w:tblPr>
       <w:tblGrid>
         <w:gridCol w:w="3084"/>
         <w:gridCol w:w="6554"/>
       </w:tblGrid>
       <w:tr>
+        <w:tblPrEx>
+          <w:tblCellMar>
+            <w:top w:w="0" w:type="dxa"/>
+            <w:bottom w:w="0" w:type="dxa"/>
+          </w:tblCellMar>
+        </w:tblPrEx>
         <w:trPr>
           <w:tblHeader/>
         </w:trPr>
         <w:tc>
           <w:tcPr>
-            <w:tcW w:type="dxa" w:w="3084"/>
-            <w:shd w:fill="EEEAFB" w:val="clear"/>
+            <w:tcW w:w="3084" w:type="dxa"/>
+            <w:shd w:val="clear" w:color="auto" w:fill="EEEAFB"/>
             <w:tcMar>
-              <w:top w:type="dxa" w:w="90"/>
-              <w:left w:type="dxa" w:w="130"/>
-              <w:bottom w:type="dxa" w:w="90"/>
-              <w:right w:type="dxa" w:w="130"/>
+              <w:top w:w="90" w:type="dxa"/>
+              <w:left w:w="130" w:type="dxa"/>
+              <w:bottom w:w="90" w:type="dxa"/>
+              <w:right w:w="130" w:type="dxa"/>
             </w:tcMar>
           </w:tcPr>
           <w:p>
             <w:pPr>
-              <w:spacing w:after="0" w:line="260"/>
+              <w:spacing w:line="260" w:lineRule="auto"/>
             </w:pPr>
             <w:r>
               <w:rPr>
                 <w:b/>
                 <w:bCs/>
               </w:rPr>
-              <w:t xml:space="preserve">Herramienta</w:t>
+              <w:t>Herramienta</w:t>
             </w:r>
           </w:p>
         </w:tc>
         <w:tc>
           <w:tcPr>
-            <w:tcW w:type="dxa" w:w="6554"/>
-            <w:shd w:fill="EEEAFB" w:val="clear"/>
+            <w:tcW w:w="6554" w:type="dxa"/>
+            <w:shd w:val="clear" w:color="auto" w:fill="EEEAFB"/>
             <w:tcMar>
-              <w:top w:type="dxa" w:w="90"/>
-              <w:left w:type="dxa" w:w="130"/>
-              <w:bottom w:type="dxa" w:w="90"/>
-              <w:right w:type="dxa" w:w="130"/>
+              <w:top w:w="90" w:type="dxa"/>
+              <w:left w:w="130" w:type="dxa"/>
+              <w:bottom w:w="90" w:type="dxa"/>
+              <w:right w:w="130" w:type="dxa"/>
             </w:tcMar>
           </w:tcPr>
           <w:p>
             <w:pPr>
-              <w:spacing w:after="0" w:line="260"/>
+              <w:spacing w:line="260" w:lineRule="auto"/>
             </w:pPr>
             <w:r>
               <w:rPr>
                 <w:b/>
                 <w:bCs/>
               </w:rPr>
-              <w:t xml:space="preserve">Qué hace</w:t>
+              <w:t>Qué hace</w:t>
             </w:r>
           </w:p>
         </w:tc>
       </w:tr>
       <w:tr>
-        <w:trPr>
-          <w:tblHeader w:val="false"/>
-        </w:trPr>
+        <w:tblPrEx>
+          <w:tblCellMar>
+            <w:top w:w="0" w:type="dxa"/>
+            <w:bottom w:w="0" w:type="dxa"/>
+          </w:tblCellMar>
+        </w:tblPrEx>
         <w:tc>
           <w:tcPr>
-            <w:tcW w:type="dxa" w:w="3084"/>
+            <w:tcW w:w="3084" w:type="dxa"/>
             <w:tcMar>
-              <w:top w:type="dxa" w:w="90"/>
-              <w:left w:type="dxa" w:w="130"/>
-              <w:bottom w:type="dxa" w:w="90"/>
-              <w:right w:type="dxa" w:w="130"/>
+              <w:top w:w="90" w:type="dxa"/>
+              <w:left w:w="130" w:type="dxa"/>
+              <w:bottom w:w="90" w:type="dxa"/>
+              <w:right w:w="130" w:type="dxa"/>
             </w:tcMar>
           </w:tcPr>
           <w:p>
             <w:pPr>
-              <w:spacing w:after="0" w:line="260"/>
+              <w:spacing w:line="260" w:lineRule="auto"/>
             </w:pPr>
             <w:r>
               <w:rPr>
-                <w:rFonts w:ascii="Consolas" w:cs="Consolas" w:eastAsia="Consolas" w:hAnsi="Consolas"/>
+                <w:rFonts w:ascii="Consolas" w:eastAsia="Consolas" w:hAnsi="Consolas" w:cs="Consolas"/>
                 <w:color w:val="4A3AA8"/>
                 <w:sz w:val="19"/>
                 <w:szCs w:val="19"/>
               </w:rPr>
-              <w:t xml:space="preserve">resolver_actividad</w:t>
+              <w:t>resolver_actividad</w:t>
             </w:r>
           </w:p>
         </w:tc>
         <w:tc>
           <w:tcPr>
-            <w:tcW w:type="dxa" w:w="6554"/>
+            <w:tcW w:w="6554" w:type="dxa"/>
             <w:tcMar>
-              <w:top w:type="dxa" w:w="90"/>
-              <w:left w:type="dxa" w:w="130"/>
-              <w:bottom w:type="dxa" w:w="90"/>
-              <w:right w:type="dxa" w:w="130"/>
+              <w:top w:w="90" w:type="dxa"/>
+              <w:left w:w="130" w:type="dxa"/>
+              <w:bottom w:w="90" w:type="dxa"/>
+              <w:right w:w="130" w:type="dxa"/>
             </w:tcMar>
           </w:tcPr>
           <w:p>
             <w:pPr>
-              <w:spacing w:after="0" w:line="260"/>
+              <w:spacing w:line="260" w:lineRule="auto"/>
             </w:pPr>
             <w:r>
-              <w:t xml:space="preserve">«logística» → códigos CNAE, con empresas por código</w:t>
+              <w:t>«logística» → códigos CNAE, con empresas por código</w:t>
             </w:r>
           </w:p>
         </w:tc>
       </w:tr>
       <w:tr>
-        <w:trPr>
-          <w:tblHeader w:val="false"/>
-        </w:trPr>
+        <w:tblPrEx>
+          <w:tblCellMar>
+            <w:top w:w="0" w:type="dxa"/>
+            <w:bottom w:w="0" w:type="dxa"/>
+          </w:tblCellMar>
+        </w:tblPrEx>
         <w:tc>
           <w:tcPr>
-            <w:tcW w:type="dxa" w:w="3084"/>
+            <w:tcW w:w="3084" w:type="dxa"/>
             <w:tcMar>
-              <w:top w:type="dxa" w:w="90"/>
-              <w:left w:type="dxa" w:w="130"/>
-              <w:bottom w:type="dxa" w:w="90"/>
-              <w:right w:type="dxa" w:w="130"/>
+              <w:top w:w="90" w:type="dxa"/>
+              <w:left w:w="130" w:type="dxa"/>
+              <w:bottom w:w="90" w:type="dxa"/>
+              <w:right w:w="130" w:type="dxa"/>
             </w:tcMar>
           </w:tcPr>
           <w:p>
             <w:pPr>
-              <w:spacing w:after="0" w:line="260"/>
+              <w:spacing w:line="260" w:lineRule="auto"/>
             </w:pPr>
             <w:r>
               <w:rPr>
-                <w:rFonts w:ascii="Consolas" w:cs="Consolas" w:eastAsia="Consolas" w:hAnsi="Consolas"/>
+                <w:rFonts w:ascii="Consolas" w:eastAsia="Consolas" w:hAnsi="Consolas" w:cs="Consolas"/>
                 <w:color w:val="4A3AA8"/>
                 <w:sz w:val="19"/>
                 <w:szCs w:val="19"/>
               </w:rPr>
-              <w:t xml:space="preserve">construir_segmento</w:t>
+              <w:t>construir_segmento</w:t>
             </w:r>
           </w:p>
         </w:tc>
         <w:tc>
           <w:tcPr>
-            <w:tcW w:type="dxa" w:w="6554"/>
+            <w:tcW w:w="6554" w:type="dxa"/>
             <w:tcMar>
-              <w:top w:type="dxa" w:w="90"/>
-              <w:left w:type="dxa" w:w="130"/>
-              <w:bottom w:type="dxa" w:w="90"/>
-              <w:right w:type="dxa" w:w="130"/>
+              <w:top w:w="90" w:type="dxa"/>
+              <w:left w:w="130" w:type="dxa"/>
+              <w:bottom w:w="90" w:type="dxa"/>
+              <w:right w:w="130" w:type="dxa"/>
             </w:tcMar>
           </w:tcPr>
           <w:p>
             <w:pPr>
-              <w:spacing w:after="0" w:line="260"/>
+              <w:spacing w:line="260" w:lineRule="auto"/>
             </w:pPr>
             <w:r>
-              <w:t xml:space="preserve">cuenta un segmento y devuelve el embudo por criterio</w:t>
+              <w:t>cuenta un segmento y devuelve el embudo por criterio</w:t>
             </w:r>
           </w:p>
         </w:tc>
       </w:tr>
       <w:tr>
-        <w:trPr>
-          <w:tblHeader w:val="false"/>
-        </w:trPr>
+        <w:tblPrEx>
+          <w:tblCellMar>
+            <w:top w:w="0" w:type="dxa"/>
+            <w:bottom w:w="0" w:type="dxa"/>
+          </w:tblCellMar>
+        </w:tblPrEx>
         <w:tc>
           <w:tcPr>
-            <w:tcW w:type="dxa" w:w="3084"/>
+            <w:tcW w:w="3084" w:type="dxa"/>
             <w:tcMar>
-              <w:top w:type="dxa" w:w="90"/>
-              <w:left w:type="dxa" w:w="130"/>
-              <w:bottom w:type="dxa" w:w="90"/>
-              <w:right w:type="dxa" w:w="130"/>
+              <w:top w:w="90" w:type="dxa"/>
+              <w:left w:w="130" w:type="dxa"/>
+              <w:bottom w:w="90" w:type="dxa"/>
+              <w:right w:w="130" w:type="dxa"/>
             </w:tcMar>
           </w:tcPr>
           <w:p>
             <w:pPr>
-              <w:spacing w:after="0" w:line="260"/>
+              <w:spacing w:line="260" w:lineRule="auto"/>
             </w:pPr>
             <w:r>
               <w:rPr>
-                <w:rFonts w:ascii="Consolas" w:cs="Consolas" w:eastAsia="Consolas" w:hAnsi="Consolas"/>
+                <w:rFonts w:ascii="Consolas" w:eastAsia="Consolas" w:hAnsi="Consolas" w:cs="Consolas"/>
                 <w:color w:val="4A3AA8"/>
                 <w:sz w:val="19"/>
                 <w:szCs w:val="19"/>
               </w:rPr>
-              <w:t xml:space="preserve">cotizar</w:t>
+              <w:t>cotizar</w:t>
             </w:r>
           </w:p>
         </w:tc>
         <w:tc>
           <w:tcPr>
-            <w:tcW w:type="dxa" w:w="6554"/>
+            <w:tcW w:w="6554" w:type="dxa"/>
             <w:tcMar>
-              <w:top w:type="dxa" w:w="90"/>
-              <w:left w:type="dxa" w:w="130"/>
-              <w:bottom w:type="dxa" w:w="90"/>
-              <w:right w:type="dxa" w:w="130"/>
+              <w:top w:w="90" w:type="dxa"/>
+              <w:left w:w="130" w:type="dxa"/>
+              <w:bottom w:w="90" w:type="dxa"/>
+              <w:right w:w="130" w:type="dxa"/>
             </w:tcMar>
           </w:tcPr>
           <w:p>
             <w:pPr>
-              <w:spacing w:after="0" w:line="260"/>
+              <w:spacing w:line="260" w:lineRule="auto"/>
             </w:pPr>
             <w:r>
-              <w:t xml:space="preserve">precio exacto del listado y si compensa un plan</w:t>
+              <w:t>precio exacto del listado y si compensa un plan</w:t>
             </w:r>
           </w:p>
         </w:tc>
       </w:tr>
       <w:tr>
-        <w:trPr>
-          <w:tblHeader w:val="false"/>
-        </w:trPr>
+        <w:tblPrEx>
+          <w:tblCellMar>
+            <w:top w:w="0" w:type="dxa"/>
+            <w:bottom w:w="0" w:type="dxa"/>
+          </w:tblCellMar>
+        </w:tblPrEx>
         <w:tc>
           <w:tcPr>
-            <w:tcW w:type="dxa" w:w="3084"/>
+            <w:tcW w:w="3084" w:type="dxa"/>
             <w:tcMar>
-              <w:top w:type="dxa" w:w="90"/>
-              <w:left w:type="dxa" w:w="130"/>
-              <w:bottom w:type="dxa" w:w="90"/>
-              <w:right w:type="dxa" w:w="130"/>
+              <w:top w:w="90" w:type="dxa"/>
+              <w:left w:w="130" w:type="dxa"/>
+              <w:bottom w:w="90" w:type="dxa"/>
+              <w:right w:w="130" w:type="dxa"/>
             </w:tcMar>
           </w:tcPr>
           <w:p>
             <w:pPr>
-              <w:spacing w:after="0" w:line="260"/>
+              <w:spacing w:line="260" w:lineRule="auto"/>
             </w:pPr>
             <w:r>
               <w:rPr>
-                <w:rFonts w:ascii="Consolas" w:cs="Consolas" w:eastAsia="Consolas" w:hAnsi="Consolas"/>
+                <w:rFonts w:ascii="Consolas" w:eastAsia="Consolas" w:hAnsi="Consolas" w:cs="Consolas"/>
                 <w:color w:val="4A3AA8"/>
                 <w:sz w:val="19"/>
                 <w:szCs w:val="19"/>
               </w:rPr>
-              <w:t xml:space="preserve">buscar_empresa</w:t>
+              <w:t>buscar_empresa</w:t>
             </w:r>
           </w:p>
         </w:tc>
         <w:tc>
           <w:tcPr>
-            <w:tcW w:type="dxa" w:w="6554"/>
+            <w:tcW w:w="6554" w:type="dxa"/>
             <w:tcMar>
-              <w:top w:type="dxa" w:w="90"/>
-              <w:left w:type="dxa" w:w="130"/>
-              <w:bottom w:type="dxa" w:w="90"/>
-              <w:right w:type="dxa" w:w="130"/>
+              <w:top w:w="90" w:type="dxa"/>
+              <w:left w:w="130" w:type="dxa"/>
+              <w:bottom w:w="90" w:type="dxa"/>
+              <w:right w:w="130" w:type="dxa"/>
             </w:tcMar>
           </w:tcPr>
           <w:p>
             <w:pPr>
-              <w:spacing w:after="0" w:line="260"/>
+              <w:spacing w:line="260" w:lineRule="auto"/>
             </w:pPr>
             <w:r>
-              <w:t xml:space="preserve">busca por nombre o NIF</w:t>
+              <w:t>busca por nombre o NIF</w:t>
             </w:r>
           </w:p>
         </w:tc>
       </w:tr>
       <w:tr>
-        <w:trPr>
-          <w:tblHeader w:val="false"/>
-        </w:trPr>
+        <w:tblPrEx>
+          <w:tblCellMar>
+            <w:top w:w="0" w:type="dxa"/>
+            <w:bottom w:w="0" w:type="dxa"/>
+          </w:tblCellMar>
+        </w:tblPrEx>
         <w:tc>
           <w:tcPr>
-            <w:tcW w:type="dxa" w:w="3084"/>
+            <w:tcW w:w="3084" w:type="dxa"/>
             <w:tcMar>
-              <w:top w:type="dxa" w:w="90"/>
-              <w:left w:type="dxa" w:w="130"/>
-              <w:bottom w:type="dxa" w:w="90"/>
-              <w:right w:type="dxa" w:w="130"/>
+              <w:top w:w="90" w:type="dxa"/>
+              <w:left w:w="130" w:type="dxa"/>
+              <w:bottom w:w="90" w:type="dxa"/>
+              <w:right w:w="130" w:type="dxa"/>
             </w:tcMar>
           </w:tcPr>
           <w:p>
             <w:pPr>
-              <w:spacing w:after="0" w:line="260"/>
+              <w:spacing w:line="260" w:lineRule="auto"/>
             </w:pPr>
             <w:r>
               <w:rPr>
-                <w:rFonts w:ascii="Consolas" w:cs="Consolas" w:eastAsia="Consolas" w:hAnsi="Consolas"/>
+                <w:rFonts w:ascii="Consolas" w:eastAsia="Consolas" w:hAnsi="Consolas" w:cs="Consolas"/>
                 <w:color w:val="4A3AA8"/>
                 <w:sz w:val="19"/>
                 <w:szCs w:val="19"/>
               </w:rPr>
-              <w:t xml:space="preserve">obtener_ficha_publica</w:t>
+              <w:t>obtener_ficha_publica</w:t>
             </w:r>
           </w:p>
         </w:tc>
         <w:tc>
           <w:tcPr>
-            <w:tcW w:type="dxa" w:w="6554"/>
+            <w:tcW w:w="6554" w:type="dxa"/>
             <w:tcMar>
-              <w:top w:type="dxa" w:w="90"/>
-              <w:left w:type="dxa" w:w="130"/>
-              <w:bottom w:type="dxa" w:w="90"/>
-              <w:right w:type="dxa" w:w="130"/>
+              <w:top w:w="90" w:type="dxa"/>
+              <w:left w:w="130" w:type="dxa"/>
+              <w:bottom w:w="90" w:type="dxa"/>
+              <w:right w:w="130" w:type="dxa"/>
             </w:tcMar>
           </w:tcPr>
           <w:p>
             <w:pPr>
-              <w:spacing w:after="0" w:line="260"/>
+              <w:spacing w:line="260" w:lineRule="auto"/>
             </w:pPr>
             <w:r>
-              <w:t xml:space="preserve">datos públicos de una empresa</w:t>
+              <w:t>datos públicos de una empresa</w:t>
             </w:r>
           </w:p>
         </w:tc>
       </w:tr>
       <w:tr>
-        <w:trPr>
-          <w:tblHeader w:val="false"/>
-        </w:trPr>
+        <w:tblPrEx>
+          <w:tblCellMar>
+            <w:top w:w="0" w:type="dxa"/>
+            <w:bottom w:w="0" w:type="dxa"/>
+          </w:tblCellMar>
+        </w:tblPrEx>
         <w:tc>
           <w:tcPr>
-            <w:tcW w:type="dxa" w:w="3084"/>
+            <w:tcW w:w="3084" w:type="dxa"/>
             <w:tcMar>
-              <w:top w:type="dxa" w:w="90"/>
-              <w:left w:type="dxa" w:w="130"/>
-              <w:bottom w:type="dxa" w:w="90"/>
-              <w:right w:type="dxa" w:w="130"/>
+              <w:top w:w="90" w:type="dxa"/>
+              <w:left w:w="130" w:type="dxa"/>
+              <w:bottom w:w="90" w:type="dxa"/>
+              <w:right w:w="130" w:type="dxa"/>
             </w:tcMar>
           </w:tcPr>
           <w:p>
             <w:pPr>
-              <w:spacing w:after="0" w:line="260"/>
+              <w:spacing w:line="260" w:lineRule="auto"/>
             </w:pPr>
             <w:r>
               <w:rPr>
-                <w:rFonts w:ascii="Consolas" w:cs="Consolas" w:eastAsia="Consolas" w:hAnsi="Consolas"/>
+                <w:rFonts w:ascii="Consolas" w:eastAsia="Consolas" w:hAnsi="Consolas" w:cs="Consolas"/>
                 <w:color w:val="4A3AA8"/>
                 <w:sz w:val="19"/>
                 <w:szCs w:val="19"/>
               </w:rPr>
-              <w:t xml:space="preserve">obtener_magnitudes</w:t>
+              <w:t>obtener_magnitudes</w:t>
             </w:r>
           </w:p>
         </w:tc>
         <w:tc>
           <w:tcPr>
-            <w:tcW w:type="dxa" w:w="6554"/>
+            <w:tcW w:w="6554" w:type="dxa"/>
             <w:tcMar>
-              <w:top w:type="dxa" w:w="90"/>
-              <w:left w:type="dxa" w:w="130"/>
-              <w:bottom w:type="dxa" w:w="90"/>
-              <w:right w:type="dxa" w:w="130"/>
+              <w:top w:w="90" w:type="dxa"/>
+              <w:left w:w="130" w:type="dxa"/>
+              <w:bottom w:w="90" w:type="dxa"/>
+              <w:right w:w="130" w:type="dxa"/>
             </w:tcMar>
           </w:tcPr>
           <w:p>
             <w:pPr>
-              <w:spacing w:after="0" w:line="260"/>
+              <w:spacing w:line="260" w:lineRule="auto"/>
             </w:pPr>
             <w:r>
-              <w:t xml:space="preserve">cifras financieras, sujetas a derechos</w:t>
+              <w:t>cifras financieras, sujetas a derechos</w:t>
             </w:r>
           </w:p>
         </w:tc>
       </w:tr>
       <w:tr>
-        <w:trPr>
-          <w:tblHeader w:val="false"/>
-        </w:trPr>
+        <w:tblPrEx>
+          <w:tblCellMar>
+            <w:top w:w="0" w:type="dxa"/>
+            <w:bottom w:w="0" w:type="dxa"/>
+          </w:tblCellMar>
+        </w:tblPrEx>
         <w:tc>
           <w:tcPr>
-            <w:tcW w:type="dxa" w:w="3084"/>
+            <w:tcW w:w="3084" w:type="dxa"/>
             <w:tcMar>
-              <w:top w:type="dxa" w:w="90"/>
-              <w:left w:type="dxa" w:w="130"/>
-              <w:bottom w:type="dxa" w:w="90"/>
-              <w:right w:type="dxa" w:w="130"/>
+              <w:top w:w="90" w:type="dxa"/>
+              <w:left w:w="130" w:type="dxa"/>
+              <w:bottom w:w="90" w:type="dxa"/>
+              <w:right w:w="130" w:type="dxa"/>
             </w:tcMar>
           </w:tcPr>
           <w:p>
             <w:pPr>
-              <w:spacing w:after="0" w:line="260"/>
+              <w:spacing w:line="260" w:lineRule="auto"/>
             </w:pPr>
             <w:r>
               <w:rPr>
-                <w:rFonts w:ascii="Consolas" w:cs="Consolas" w:eastAsia="Consolas" w:hAnsi="Consolas"/>
+                <w:rFonts w:ascii="Consolas" w:eastAsia="Consolas" w:hAnsi="Consolas" w:cs="Consolas"/>
                 <w:color w:val="4A3AA8"/>
                 <w:sz w:val="19"/>
                 <w:szCs w:val="19"/>
               </w:rPr>
-              <w:t xml:space="preserve">comparar_empresas</w:t>
+              <w:t>comparar_empresas</w:t>
             </w:r>
           </w:p>
         </w:tc>
         <w:tc>
           <w:tcPr>
-            <w:tcW w:type="dxa" w:w="6554"/>
+            <w:tcW w:w="6554" w:type="dxa"/>
             <w:tcMar>
-              <w:top w:type="dxa" w:w="90"/>
-              <w:left w:type="dxa" w:w="130"/>
-              <w:bottom w:type="dxa" w:w="90"/>
-              <w:right w:type="dxa" w:w="130"/>
+              <w:top w:w="90" w:type="dxa"/>
+              <w:left w:w="130" w:type="dxa"/>
+              <w:bottom w:w="90" w:type="dxa"/>
+              <w:right w:w="130" w:type="dxa"/>
             </w:tcMar>
           </w:tcPr>
           <w:p>
             <w:pPr>
-              <w:spacing w:after="0" w:line="260"/>
+              <w:spacing w:line="260" w:lineRule="auto"/>
             </w:pPr>
             <w:r>
-              <w:t xml:space="preserve">compara varias</w:t>
+              <w:t>compara varias</w:t>
             </w:r>
           </w:p>
         </w:tc>
       </w:tr>
       <w:tr>
-        <w:trPr>
-          <w:tblHeader w:val="false"/>
-        </w:trPr>
+        <w:tblPrEx>
+          <w:tblCellMar>
+            <w:top w:w="0" w:type="dxa"/>
+            <w:bottom w:w="0" w:type="dxa"/>
+          </w:tblCellMar>
+        </w:tblPrEx>
         <w:tc>
           <w:tcPr>
-            <w:tcW w:type="dxa" w:w="3084"/>
+            <w:tcW w:w="3084" w:type="dxa"/>
             <w:tcMar>
-              <w:top w:type="dxa" w:w="90"/>
-              <w:left w:type="dxa" w:w="130"/>
-              <w:bottom w:type="dxa" w:w="90"/>
-              <w:right w:type="dxa" w:w="130"/>
+              <w:top w:w="90" w:type="dxa"/>
+              <w:left w:w="130" w:type="dxa"/>
+              <w:bottom w:w="90" w:type="dxa"/>
+              <w:right w:w="130" w:type="dxa"/>
             </w:tcMar>
           </w:tcPr>
           <w:p>
             <w:pPr>
-              <w:spacing w:after="0" w:line="260"/>
+              <w:spacing w:line="260" w:lineRule="auto"/>
             </w:pPr>
             <w:r>
               <w:rPr>
-                <w:rFonts w:ascii="Consolas" w:cs="Consolas" w:eastAsia="Consolas" w:hAnsi="Consolas"/>
+                <w:rFonts w:ascii="Consolas" w:eastAsia="Consolas" w:hAnsi="Consolas" w:cs="Consolas"/>
                 <w:color w:val="4A3AA8"/>
                 <w:sz w:val="19"/>
                 <w:szCs w:val="19"/>
               </w:rPr>
-              <w:t xml:space="preserve">consultar_saldo</w:t>
+              <w:t>consultar_saldo</w:t>
             </w:r>
           </w:p>
         </w:tc>
         <w:tc>
           <w:tcPr>
-            <w:tcW w:type="dxa" w:w="6554"/>
+            <w:tcW w:w="6554" w:type="dxa"/>
             <w:tcMar>
-              <w:top w:type="dxa" w:w="90"/>
-              <w:left w:type="dxa" w:w="130"/>
-              <w:bottom w:type="dxa" w:w="90"/>
-              <w:right w:type="dxa" w:w="130"/>
+              <w:top w:w="90" w:type="dxa"/>
+              <w:left w:w="130" w:type="dxa"/>
+              <w:bottom w:w="90" w:type="dxa"/>
+              <w:right w:w="130" w:type="dxa"/>
             </w:tcMar>
           </w:tcPr>
           <w:p>
             <w:pPr>
-              <w:spacing w:after="0" w:line="260"/>
+              <w:spacing w:line="260" w:lineRule="auto"/>
             </w:pPr>
             <w:r>
-              <w:t xml:space="preserve">registros disponibles del plan del usuario</w:t>
+              <w:t>registros disponibles del plan del usuario</w:t>
             </w:r>
           </w:p>
         </w:tc>
       </w:tr>
       <w:tr>
-        <w:trPr>
-          <w:tblHeader w:val="false"/>
-        </w:trPr>
+        <w:tblPrEx>
+          <w:tblCellMar>
+            <w:top w:w="0" w:type="dxa"/>
+            <w:bottom w:w="0" w:type="dxa"/>
+          </w:tblCellMar>
+        </w:tblPrEx>
         <w:tc>
           <w:tcPr>
-            <w:tcW w:type="dxa" w:w="3084"/>
+            <w:tcW w:w="3084" w:type="dxa"/>
             <w:tcMar>
-              <w:top w:type="dxa" w:w="90"/>
-              <w:left w:type="dxa" w:w="130"/>
-              <w:bottom w:type="dxa" w:w="90"/>
-              <w:right w:type="dxa" w:w="130"/>
+              <w:top w:w="90" w:type="dxa"/>
+              <w:left w:w="130" w:type="dxa"/>
+              <w:bottom w:w="90" w:type="dxa"/>
+              <w:right w:w="130" w:type="dxa"/>
             </w:tcMar>
           </w:tcPr>
           <w:p>
             <w:pPr>
-              <w:spacing w:after="0" w:line="260"/>
+              <w:spacing w:line="260" w:lineRule="auto"/>
             </w:pPr>
             <w:r>
               <w:rPr>
-                <w:rFonts w:ascii="Consolas" w:cs="Consolas" w:eastAsia="Consolas" w:hAnsi="Consolas"/>
+                <w:rFonts w:ascii="Consolas" w:eastAsia="Consolas" w:hAnsi="Consolas" w:cs="Consolas"/>
                 <w:color w:val="4A3AA8"/>
                 <w:sz w:val="19"/>
                 <w:szCs w:val="19"/>
               </w:rPr>
-              <w:t xml:space="preserve">recomendar_producto</w:t>
+              <w:t>recomendar_producto</w:t>
             </w:r>
           </w:p>
         </w:tc>
         <w:tc>
           <w:tcPr>
-            <w:tcW w:type="dxa" w:w="6554"/>
+            <w:tcW w:w="6554" w:type="dxa"/>
             <w:tcMar>
-              <w:top w:type="dxa" w:w="90"/>
-              <w:left w:type="dxa" w:w="130"/>
-              <w:bottom w:type="dxa" w:w="90"/>
-              <w:right w:type="dxa" w:w="130"/>
+              <w:top w:w="90" w:type="dxa"/>
+              <w:left w:w="130" w:type="dxa"/>
+              <w:bottom w:w="90" w:type="dxa"/>
+              <w:right w:w="130" w:type="dxa"/>
             </w:tcMar>
           </w:tcPr>
           <w:p>
             <w:pPr>
-              <w:spacing w:after="0" w:line="260"/>
+              <w:spacing w:line="260" w:lineRule="auto"/>
             </w:pPr>
             <w:r>
-              <w:t xml:space="preserve">qué informe cubre lo que se pide</w:t>
+              <w:t>qué informe cubre lo que se pide</w:t>
             </w:r>
           </w:p>
         </w:tc>
@@ -1357,7 +1389,7 @@
     </w:p>
     <w:p>
       <w:pPr>
-        <w:spacing w:after="160" w:line="300"/>
+        <w:spacing w:after="160" w:line="300" w:lineRule="auto"/>
         <w:jc w:val="both"/>
       </w:pPr>
       <w:r>
@@ -1368,55 +1400,55 @@
           <w:b/>
           <w:bCs/>
         </w:rPr>
-        <w:t xml:space="preserve">Zod en modo estricto</w:t>
-      </w:r>
-      <w:r>
-        <w:t xml:space="preserve">. El modelo nunca emite SQL ni DSL de Elasticsearch: emite un objeto JSON validado que el código compila a consulta. Un modelo que escribe consultas es un modelo que puede escribir cualquier consulta.</w:t>
-      </w:r>
-    </w:p>
-    <w:p>
-      <w:pPr>
-        <w:pStyle w:val="Heading3"/>
-        <w:spacing w:after="120" w:before="260"/>
-      </w:pPr>
-      <w:r>
-        <w:rPr>
-          <w:rFonts w:ascii="Calibri Light" w:cs="Calibri Light" w:eastAsia="Calibri Light" w:hAnsi="Calibri Light"/>
+        <w:t>Zod en modo estricto</w:t>
+      </w:r>
+      <w:r>
+        <w:t>. El modelo nunca emite SQL ni DSL de Elasticsearch: emite un objeto JSON validado que el código compila a consulta. Un modelo que escribe consultas es un modelo que puede escribir cualquier consulta.</w:t>
+      </w:r>
+    </w:p>
+    <w:p>
+      <w:pPr>
+        <w:pStyle w:val="Ttulo3"/>
+        <w:spacing w:before="260" w:after="120"/>
+      </w:pPr>
+      <w:r>
+        <w:rPr>
+          <w:rFonts w:ascii="Calibri Light" w:eastAsia="Calibri Light" w:hAnsi="Calibri Light" w:cs="Calibri Light"/>
           <w:b/>
           <w:bCs/>
           <w:color w:val="1A1A1A"/>
           <w:sz w:val="23"/>
           <w:szCs w:val="23"/>
         </w:rPr>
-        <w:t xml:space="preserve">Doble canal</w:t>
-      </w:r>
-    </w:p>
-    <w:p>
-      <w:pPr>
-        <w:spacing w:after="160" w:line="300"/>
-        <w:jc w:val="both"/>
-      </w:pPr>
-      <w:r>
-        <w:t xml:space="preserve">Cada herramienta devuelve dos cosas distintas:</w:t>
-      </w:r>
-    </w:p>
-    <w:p>
-      <w:pPr>
-        <w:pStyle w:val="ListParagraph"/>
+        <w:t>Doble canal</w:t>
+      </w:r>
+    </w:p>
+    <w:p>
+      <w:pPr>
+        <w:spacing w:after="160" w:line="300" w:lineRule="auto"/>
+        <w:jc w:val="both"/>
+      </w:pPr>
+      <w:r>
+        <w:t>Cada herramienta devuelve dos cosas distintas:</w:t>
+      </w:r>
+    </w:p>
+    <w:p>
+      <w:pPr>
+        <w:pStyle w:val="Prrafodelista"/>
         <w:numPr>
           <w:ilvl w:val="0"/>
           <w:numId w:val="2"/>
         </w:numPr>
-        <w:spacing w:after="100" w:line="290"/>
-      </w:pPr>
-      <w:r>
-        <w:rPr>
-          <w:rFonts w:ascii="Consolas" w:cs="Consolas" w:eastAsia="Consolas" w:hAnsi="Consolas"/>
+        <w:spacing w:after="100" w:line="290" w:lineRule="auto"/>
+      </w:pPr>
+      <w:r>
+        <w:rPr>
+          <w:rFonts w:ascii="Consolas" w:eastAsia="Consolas" w:hAnsi="Consolas" w:cs="Consolas"/>
           <w:color w:val="4A3AA8"/>
           <w:sz w:val="19"/>
           <w:szCs w:val="19"/>
         </w:rPr>
-        <w:t xml:space="preserve">paraElModelo</w:t>
+        <w:t>paraElModelo</w:t>
       </w:r>
       <w:r>
         <w:t xml:space="preserve"> — lo que entra en el contexto para que razone.</w:t>
@@ -1424,21 +1456,22 @@
     </w:p>
     <w:p>
       <w:pPr>
-        <w:pStyle w:val="ListParagraph"/>
+        <w:pStyle w:val="Prrafodelista"/>
         <w:numPr>
           <w:ilvl w:val="0"/>
           <w:numId w:val="2"/>
         </w:numPr>
-        <w:spacing w:after="100" w:line="290"/>
-      </w:pPr>
-      <w:r>
-        <w:rPr>
-          <w:rFonts w:ascii="Consolas" w:cs="Consolas" w:eastAsia="Consolas" w:hAnsi="Consolas"/>
+        <w:spacing w:after="100" w:line="290" w:lineRule="auto"/>
+      </w:pPr>
+      <w:r>
+        <w:rPr>
+          <w:rFonts w:ascii="Consolas" w:eastAsia="Consolas" w:hAnsi="Consolas" w:cs="Consolas"/>
           <w:color w:val="4A3AA8"/>
           <w:sz w:val="19"/>
           <w:szCs w:val="19"/>
         </w:rPr>
-        <w:t xml:space="preserve">paraLaUI</w:t>
+        <w:lastRenderedPageBreak/>
+        <w:t>paraLaUI</w:t>
       </w:r>
       <w:r>
         <w:t xml:space="preserve"> — la tarjeta que ve el usuario.</w:t>
@@ -1446,45 +1479,45 @@
     </w:p>
     <w:p>
       <w:pPr>
-        <w:spacing w:after="160" w:line="300"/>
-        <w:jc w:val="both"/>
-      </w:pPr>
-      <w:r>
-        <w:t xml:space="preserve">La separación es deliberada: la tarjeta puede llevar detalle que el modelo no necesita procesar, y el contexto puede llevar avisos que no hay que enseñar.</w:t>
-      </w:r>
-    </w:p>
-    <w:p>
-      <w:pPr>
-        <w:pStyle w:val="Heading2"/>
+        <w:spacing w:after="160" w:line="300" w:lineRule="auto"/>
+        <w:jc w:val="both"/>
+      </w:pPr>
+      <w:r>
+        <w:t>La separación es deliberada: la tarjeta puede llevar detalle que el modelo no necesita procesar, y el contexto puede llevar avisos que no hay que enseñar.</w:t>
+      </w:r>
+    </w:p>
+    <w:p>
+      <w:pPr>
+        <w:pStyle w:val="Ttulo2"/>
         <w:pBdr>
-          <w:bottom w:val="single" w:color="D8DAE5" w:sz="6" w:space="6"/>
+          <w:bottom w:val="single" w:sz="6" w:space="6" w:color="D8DAE5"/>
         </w:pBdr>
-        <w:spacing w:after="180" w:before="360"/>
-      </w:pPr>
-      <w:r>
-        <w:rPr>
-          <w:rFonts w:ascii="Calibri Light" w:cs="Calibri Light" w:eastAsia="Calibri Light" w:hAnsi="Calibri Light"/>
+        <w:spacing w:before="360" w:after="180"/>
+      </w:pPr>
+      <w:r>
+        <w:rPr>
+          <w:rFonts w:ascii="Calibri Light" w:eastAsia="Calibri Light" w:hAnsi="Calibri Light" w:cs="Calibri Light"/>
           <w:b/>
           <w:bCs/>
           <w:color w:val="4A3AA8"/>
           <w:sz w:val="28"/>
           <w:szCs w:val="28"/>
         </w:rPr>
-        <w:t xml:space="preserve">El protocolo de progreso</w:t>
-      </w:r>
-    </w:p>
-    <w:p>
-      <w:pPr>
-        <w:spacing w:after="160" w:line="300"/>
-        <w:jc w:val="both"/>
-      </w:pPr>
-      <w:r>
-        <w:t xml:space="preserve">Una consulta puede tardar quince segundos entre resolver CNAE y contar el segmento. Una rueda girando quince segundos es una eternidad; ver qué está haciendo, no.</w:t>
-      </w:r>
-    </w:p>
-    <w:p>
-      <w:pPr>
-        <w:spacing w:after="160" w:line="300"/>
+        <w:t>El protocolo de progreso</w:t>
+      </w:r>
+    </w:p>
+    <w:p>
+      <w:pPr>
+        <w:spacing w:after="160" w:line="300" w:lineRule="auto"/>
+        <w:jc w:val="both"/>
+      </w:pPr>
+      <w:r>
+        <w:t>Una consulta puede tardar quince segundos entre resolver CNAE y contar el segmento. Una rueda girando quince segundos es una eternidad; ver qué está haciendo, no.</w:t>
+      </w:r>
+    </w:p>
+    <w:p>
+      <w:pPr>
+        <w:spacing w:after="160" w:line="300" w:lineRule="auto"/>
         <w:jc w:val="both"/>
       </w:pPr>
       <w:r>
@@ -1495,371 +1528,400 @@
           <w:b/>
           <w:bCs/>
         </w:rPr>
-        <w:t xml:space="preserve">Server-Sent Events</w:t>
-      </w:r>
-      <w:r>
-        <w:t xml:space="preserve">, con seis tipos de evento:</w:t>
+        <w:t>Server-Sent Events</w:t>
+      </w:r>
+      <w:r>
+        <w:t>, con seis tipos de evento:</w:t>
       </w:r>
     </w:p>
     <w:tbl>
       <w:tblPr>
-        <w:tblW w:type="dxa" w:w="9638"/>
+        <w:tblW w:w="9638" w:type="dxa"/>
         <w:tblBorders>
-          <w:top w:val="single" w:color="D8DAE5" w:sz="4"/>
-          <w:left w:val="none" w:color="FFFFFF" w:sz="0"/>
-          <w:bottom w:val="single" w:color="D8DAE5" w:sz="4"/>
-          <w:right w:val="none" w:color="FFFFFF" w:sz="0"/>
-          <w:insideH w:val="single" w:color="D8DAE5" w:sz="2"/>
-          <w:insideV w:val="none" w:color="FFFFFF" w:sz="0"/>
+          <w:top w:val="single" w:sz="4" w:space="0" w:color="D8DAE5"/>
+          <w:left w:val="none" w:sz="0" w:space="0" w:color="FFFFFF"/>
+          <w:bottom w:val="single" w:sz="4" w:space="0" w:color="D8DAE5"/>
+          <w:right w:val="none" w:sz="0" w:space="0" w:color="FFFFFF"/>
+          <w:insideH w:val="single" w:sz="2" w:space="0" w:color="D8DAE5"/>
+          <w:insideV w:val="none" w:sz="0" w:space="0" w:color="FFFFFF"/>
         </w:tblBorders>
+        <w:tblCellMar>
+          <w:left w:w="10" w:type="dxa"/>
+          <w:right w:w="10" w:type="dxa"/>
+        </w:tblCellMar>
+        <w:tblLook w:val="0000" w:firstRow="0" w:lastRow="0" w:firstColumn="0" w:lastColumn="0" w:noHBand="0" w:noVBand="0"/>
       </w:tblPr>
       <w:tblGrid>
         <w:gridCol w:w="3084"/>
         <w:gridCol w:w="6554"/>
       </w:tblGrid>
       <w:tr>
+        <w:tblPrEx>
+          <w:tblCellMar>
+            <w:top w:w="0" w:type="dxa"/>
+            <w:bottom w:w="0" w:type="dxa"/>
+          </w:tblCellMar>
+        </w:tblPrEx>
         <w:trPr>
           <w:tblHeader/>
         </w:trPr>
         <w:tc>
           <w:tcPr>
-            <w:tcW w:type="dxa" w:w="3084"/>
-            <w:shd w:fill="EEEAFB" w:val="clear"/>
+            <w:tcW w:w="3084" w:type="dxa"/>
+            <w:shd w:val="clear" w:color="auto" w:fill="EEEAFB"/>
             <w:tcMar>
-              <w:top w:type="dxa" w:w="90"/>
-              <w:left w:type="dxa" w:w="130"/>
-              <w:bottom w:type="dxa" w:w="90"/>
-              <w:right w:type="dxa" w:w="130"/>
+              <w:top w:w="90" w:type="dxa"/>
+              <w:left w:w="130" w:type="dxa"/>
+              <w:bottom w:w="90" w:type="dxa"/>
+              <w:right w:w="130" w:type="dxa"/>
             </w:tcMar>
           </w:tcPr>
           <w:p>
             <w:pPr>
-              <w:spacing w:after="0" w:line="260"/>
+              <w:spacing w:line="260" w:lineRule="auto"/>
             </w:pPr>
             <w:r>
               <w:rPr>
                 <w:b/>
                 <w:bCs/>
               </w:rPr>
-              <w:t xml:space="preserve">Evento</w:t>
+              <w:t>Evento</w:t>
             </w:r>
           </w:p>
         </w:tc>
         <w:tc>
           <w:tcPr>
-            <w:tcW w:type="dxa" w:w="6554"/>
-            <w:shd w:fill="EEEAFB" w:val="clear"/>
+            <w:tcW w:w="6554" w:type="dxa"/>
+            <w:shd w:val="clear" w:color="auto" w:fill="EEEAFB"/>
             <w:tcMar>
-              <w:top w:type="dxa" w:w="90"/>
-              <w:left w:type="dxa" w:w="130"/>
-              <w:bottom w:type="dxa" w:w="90"/>
-              <w:right w:type="dxa" w:w="130"/>
+              <w:top w:w="90" w:type="dxa"/>
+              <w:left w:w="130" w:type="dxa"/>
+              <w:bottom w:w="90" w:type="dxa"/>
+              <w:right w:w="130" w:type="dxa"/>
             </w:tcMar>
           </w:tcPr>
           <w:p>
             <w:pPr>
-              <w:spacing w:after="0" w:line="260"/>
+              <w:spacing w:line="260" w:lineRule="auto"/>
             </w:pPr>
             <w:r>
               <w:rPr>
                 <w:b/>
                 <w:bCs/>
               </w:rPr>
-              <w:t xml:space="preserve">Para qué</w:t>
+              <w:t>Para qué</w:t>
             </w:r>
           </w:p>
         </w:tc>
       </w:tr>
       <w:tr>
-        <w:trPr>
-          <w:tblHeader w:val="false"/>
-        </w:trPr>
+        <w:tblPrEx>
+          <w:tblCellMar>
+            <w:top w:w="0" w:type="dxa"/>
+            <w:bottom w:w="0" w:type="dxa"/>
+          </w:tblCellMar>
+        </w:tblPrEx>
         <w:tc>
           <w:tcPr>
-            <w:tcW w:type="dxa" w:w="3084"/>
+            <w:tcW w:w="3084" w:type="dxa"/>
             <w:tcMar>
-              <w:top w:type="dxa" w:w="90"/>
-              <w:left w:type="dxa" w:w="130"/>
-              <w:bottom w:type="dxa" w:w="90"/>
-              <w:right w:type="dxa" w:w="130"/>
+              <w:top w:w="90" w:type="dxa"/>
+              <w:left w:w="130" w:type="dxa"/>
+              <w:bottom w:w="90" w:type="dxa"/>
+              <w:right w:w="130" w:type="dxa"/>
             </w:tcMar>
           </w:tcPr>
           <w:p>
             <w:pPr>
-              <w:spacing w:after="0" w:line="260"/>
+              <w:spacing w:line="260" w:lineRule="auto"/>
             </w:pPr>
             <w:r>
               <w:rPr>
-                <w:rFonts w:ascii="Consolas" w:cs="Consolas" w:eastAsia="Consolas" w:hAnsi="Consolas"/>
+                <w:rFonts w:ascii="Consolas" w:eastAsia="Consolas" w:hAnsi="Consolas" w:cs="Consolas"/>
                 <w:color w:val="4A3AA8"/>
                 <w:sz w:val="19"/>
                 <w:szCs w:val="19"/>
               </w:rPr>
-              <w:t xml:space="preserve">inicio</w:t>
+              <w:t>inicio</w:t>
             </w:r>
           </w:p>
         </w:tc>
         <w:tc>
           <w:tcPr>
-            <w:tcW w:type="dxa" w:w="6554"/>
+            <w:tcW w:w="6554" w:type="dxa"/>
             <w:tcMar>
-              <w:top w:type="dxa" w:w="90"/>
-              <w:left w:type="dxa" w:w="130"/>
-              <w:bottom w:type="dxa" w:w="90"/>
-              <w:right w:type="dxa" w:w="130"/>
+              <w:top w:w="90" w:type="dxa"/>
+              <w:left w:w="130" w:type="dxa"/>
+              <w:bottom w:w="90" w:type="dxa"/>
+              <w:right w:w="130" w:type="dxa"/>
             </w:tcMar>
           </w:tcPr>
           <w:p>
             <w:pPr>
-              <w:spacing w:after="0" w:line="260"/>
+              <w:spacing w:line="260" w:lineRule="auto"/>
             </w:pPr>
             <w:r>
-              <w:t xml:space="preserve">identificadores de conversación y turno</w:t>
+              <w:t>identificadores de conversación y turno</w:t>
             </w:r>
           </w:p>
         </w:tc>
       </w:tr>
       <w:tr>
-        <w:trPr>
-          <w:tblHeader w:val="false"/>
-        </w:trPr>
+        <w:tblPrEx>
+          <w:tblCellMar>
+            <w:top w:w="0" w:type="dxa"/>
+            <w:bottom w:w="0" w:type="dxa"/>
+          </w:tblCellMar>
+        </w:tblPrEx>
         <w:tc>
           <w:tcPr>
-            <w:tcW w:type="dxa" w:w="3084"/>
+            <w:tcW w:w="3084" w:type="dxa"/>
             <w:tcMar>
-              <w:top w:type="dxa" w:w="90"/>
-              <w:left w:type="dxa" w:w="130"/>
-              <w:bottom w:type="dxa" w:w="90"/>
-              <w:right w:type="dxa" w:w="130"/>
+              <w:top w:w="90" w:type="dxa"/>
+              <w:left w:w="130" w:type="dxa"/>
+              <w:bottom w:w="90" w:type="dxa"/>
+              <w:right w:w="130" w:type="dxa"/>
             </w:tcMar>
           </w:tcPr>
           <w:p>
             <w:pPr>
-              <w:spacing w:after="0" w:line="260"/>
+              <w:spacing w:line="260" w:lineRule="auto"/>
             </w:pPr>
             <w:r>
               <w:rPr>
-                <w:rFonts w:ascii="Consolas" w:cs="Consolas" w:eastAsia="Consolas" w:hAnsi="Consolas"/>
+                <w:rFonts w:ascii="Consolas" w:eastAsia="Consolas" w:hAnsi="Consolas" w:cs="Consolas"/>
                 <w:color w:val="4A3AA8"/>
                 <w:sz w:val="19"/>
                 <w:szCs w:val="19"/>
               </w:rPr>
-              <w:t xml:space="preserve">status</w:t>
+              <w:t>status</w:t>
             </w:r>
           </w:p>
         </w:tc>
         <w:tc>
           <w:tcPr>
-            <w:tcW w:type="dxa" w:w="6554"/>
+            <w:tcW w:w="6554" w:type="dxa"/>
             <w:tcMar>
-              <w:top w:type="dxa" w:w="90"/>
-              <w:left w:type="dxa" w:w="130"/>
-              <w:bottom w:type="dxa" w:w="90"/>
-              <w:right w:type="dxa" w:w="130"/>
+              <w:top w:w="90" w:type="dxa"/>
+              <w:left w:w="130" w:type="dxa"/>
+              <w:bottom w:w="90" w:type="dxa"/>
+              <w:right w:w="130" w:type="dxa"/>
             </w:tcMar>
           </w:tcPr>
           <w:p>
             <w:pPr>
-              <w:spacing w:after="0" w:line="260"/>
+              <w:spacing w:line="260" w:lineRule="auto"/>
             </w:pPr>
             <w:r>
-              <w:t xml:space="preserve">un paso de la línea de tiempo</w:t>
+              <w:t>un paso de la línea de tiempo</w:t>
             </w:r>
           </w:p>
         </w:tc>
       </w:tr>
       <w:tr>
-        <w:trPr>
-          <w:tblHeader w:val="false"/>
-        </w:trPr>
+        <w:tblPrEx>
+          <w:tblCellMar>
+            <w:top w:w="0" w:type="dxa"/>
+            <w:bottom w:w="0" w:type="dxa"/>
+          </w:tblCellMar>
+        </w:tblPrEx>
         <w:tc>
           <w:tcPr>
-            <w:tcW w:type="dxa" w:w="3084"/>
+            <w:tcW w:w="3084" w:type="dxa"/>
             <w:tcMar>
-              <w:top w:type="dxa" w:w="90"/>
-              <w:left w:type="dxa" w:w="130"/>
-              <w:bottom w:type="dxa" w:w="90"/>
-              <w:right w:type="dxa" w:w="130"/>
+              <w:top w:w="90" w:type="dxa"/>
+              <w:left w:w="130" w:type="dxa"/>
+              <w:bottom w:w="90" w:type="dxa"/>
+              <w:right w:w="130" w:type="dxa"/>
             </w:tcMar>
           </w:tcPr>
           <w:p>
             <w:pPr>
-              <w:spacing w:after="0" w:line="260"/>
+              <w:spacing w:line="260" w:lineRule="auto"/>
             </w:pPr>
             <w:r>
               <w:rPr>
-                <w:rFonts w:ascii="Consolas" w:cs="Consolas" w:eastAsia="Consolas" w:hAnsi="Consolas"/>
+                <w:rFonts w:ascii="Consolas" w:eastAsia="Consolas" w:hAnsi="Consolas" w:cs="Consolas"/>
                 <w:color w:val="4A3AA8"/>
                 <w:sz w:val="19"/>
                 <w:szCs w:val="19"/>
               </w:rPr>
-              <w:t xml:space="preserve">texto</w:t>
+              <w:t>texto</w:t>
             </w:r>
           </w:p>
         </w:tc>
         <w:tc>
           <w:tcPr>
-            <w:tcW w:type="dxa" w:w="6554"/>
+            <w:tcW w:w="6554" w:type="dxa"/>
             <w:tcMar>
-              <w:top w:type="dxa" w:w="90"/>
-              <w:left w:type="dxa" w:w="130"/>
-              <w:bottom w:type="dxa" w:w="90"/>
-              <w:right w:type="dxa" w:w="130"/>
+              <w:top w:w="90" w:type="dxa"/>
+              <w:left w:w="130" w:type="dxa"/>
+              <w:bottom w:w="90" w:type="dxa"/>
+              <w:right w:w="130" w:type="dxa"/>
             </w:tcMar>
           </w:tcPr>
           <w:p>
             <w:pPr>
-              <w:spacing w:after="0" w:line="260"/>
+              <w:spacing w:line="260" w:lineRule="auto"/>
             </w:pPr>
             <w:r>
-              <w:t xml:space="preserve">fragmento de la respuesta, según se genera</w:t>
+              <w:t>fragmento de la respuesta, según se genera</w:t>
             </w:r>
           </w:p>
         </w:tc>
       </w:tr>
       <w:tr>
-        <w:trPr>
-          <w:tblHeader w:val="false"/>
-        </w:trPr>
+        <w:tblPrEx>
+          <w:tblCellMar>
+            <w:top w:w="0" w:type="dxa"/>
+            <w:bottom w:w="0" w:type="dxa"/>
+          </w:tblCellMar>
+        </w:tblPrEx>
         <w:tc>
           <w:tcPr>
-            <w:tcW w:type="dxa" w:w="3084"/>
+            <w:tcW w:w="3084" w:type="dxa"/>
             <w:tcMar>
-              <w:top w:type="dxa" w:w="90"/>
-              <w:left w:type="dxa" w:w="130"/>
-              <w:bottom w:type="dxa" w:w="90"/>
-              <w:right w:type="dxa" w:w="130"/>
+              <w:top w:w="90" w:type="dxa"/>
+              <w:left w:w="130" w:type="dxa"/>
+              <w:bottom w:w="90" w:type="dxa"/>
+              <w:right w:w="130" w:type="dxa"/>
             </w:tcMar>
           </w:tcPr>
           <w:p>
             <w:pPr>
-              <w:spacing w:after="0" w:line="260"/>
+              <w:spacing w:line="260" w:lineRule="auto"/>
             </w:pPr>
             <w:r>
               <w:rPr>
-                <w:rFonts w:ascii="Consolas" w:cs="Consolas" w:eastAsia="Consolas" w:hAnsi="Consolas"/>
+                <w:rFonts w:ascii="Consolas" w:eastAsia="Consolas" w:hAnsi="Consolas" w:cs="Consolas"/>
                 <w:color w:val="4A3AA8"/>
                 <w:sz w:val="19"/>
                 <w:szCs w:val="19"/>
               </w:rPr>
-              <w:t xml:space="preserve">tarjeta</w:t>
+              <w:t>tarjeta</w:t>
             </w:r>
           </w:p>
         </w:tc>
         <w:tc>
           <w:tcPr>
-            <w:tcW w:type="dxa" w:w="6554"/>
+            <w:tcW w:w="6554" w:type="dxa"/>
             <w:tcMar>
-              <w:top w:type="dxa" w:w="90"/>
-              <w:left w:type="dxa" w:w="130"/>
-              <w:bottom w:type="dxa" w:w="90"/>
-              <w:right w:type="dxa" w:w="130"/>
+              <w:top w:w="90" w:type="dxa"/>
+              <w:left w:w="130" w:type="dxa"/>
+              <w:bottom w:w="90" w:type="dxa"/>
+              <w:right w:w="130" w:type="dxa"/>
             </w:tcMar>
           </w:tcPr>
           <w:p>
             <w:pPr>
-              <w:spacing w:after="0" w:line="260"/>
+              <w:spacing w:line="260" w:lineRule="auto"/>
             </w:pPr>
             <w:r>
-              <w:t xml:space="preserve">resultado estructurado (segmento, ficha, confirmación)</w:t>
+              <w:t>resultado estructurado (segmento, ficha, confirmación)</w:t>
             </w:r>
           </w:p>
         </w:tc>
       </w:tr>
       <w:tr>
-        <w:trPr>
-          <w:tblHeader w:val="false"/>
-        </w:trPr>
+        <w:tblPrEx>
+          <w:tblCellMar>
+            <w:top w:w="0" w:type="dxa"/>
+            <w:bottom w:w="0" w:type="dxa"/>
+          </w:tblCellMar>
+        </w:tblPrEx>
         <w:tc>
           <w:tcPr>
-            <w:tcW w:type="dxa" w:w="3084"/>
+            <w:tcW w:w="3084" w:type="dxa"/>
             <w:tcMar>
-              <w:top w:type="dxa" w:w="90"/>
-              <w:left w:type="dxa" w:w="130"/>
-              <w:bottom w:type="dxa" w:w="90"/>
-              <w:right w:type="dxa" w:w="130"/>
+              <w:top w:w="90" w:type="dxa"/>
+              <w:left w:w="130" w:type="dxa"/>
+              <w:bottom w:w="90" w:type="dxa"/>
+              <w:right w:w="130" w:type="dxa"/>
             </w:tcMar>
           </w:tcPr>
           <w:p>
             <w:pPr>
-              <w:spacing w:after="0" w:line="260"/>
+              <w:spacing w:line="260" w:lineRule="auto"/>
             </w:pPr>
             <w:r>
               <w:rPr>
-                <w:rFonts w:ascii="Consolas" w:cs="Consolas" w:eastAsia="Consolas" w:hAnsi="Consolas"/>
+                <w:rFonts w:ascii="Consolas" w:eastAsia="Consolas" w:hAnsi="Consolas" w:cs="Consolas"/>
                 <w:color w:val="4A3AA8"/>
                 <w:sz w:val="19"/>
                 <w:szCs w:val="19"/>
               </w:rPr>
-              <w:t xml:space="preserve">fin</w:t>
+              <w:t>fin</w:t>
             </w:r>
           </w:p>
         </w:tc>
         <w:tc>
           <w:tcPr>
-            <w:tcW w:type="dxa" w:w="6554"/>
+            <w:tcW w:w="6554" w:type="dxa"/>
             <w:tcMar>
-              <w:top w:type="dxa" w:w="90"/>
-              <w:left w:type="dxa" w:w="130"/>
-              <w:bottom w:type="dxa" w:w="90"/>
-              <w:right w:type="dxa" w:w="130"/>
+              <w:top w:w="90" w:type="dxa"/>
+              <w:left w:w="130" w:type="dxa"/>
+              <w:bottom w:w="90" w:type="dxa"/>
+              <w:right w:w="130" w:type="dxa"/>
             </w:tcMar>
           </w:tcPr>
           <w:p>
             <w:pPr>
-              <w:spacing w:after="0" w:line="260"/>
+              <w:spacing w:line="260" w:lineRule="auto"/>
             </w:pPr>
             <w:r>
-              <w:t xml:space="preserve">motivo de parada y consumo de tokens</w:t>
+              <w:t>motivo de parada y consumo de tokens</w:t>
             </w:r>
           </w:p>
         </w:tc>
       </w:tr>
       <w:tr>
-        <w:trPr>
-          <w:tblHeader w:val="false"/>
-        </w:trPr>
+        <w:tblPrEx>
+          <w:tblCellMar>
+            <w:top w:w="0" w:type="dxa"/>
+            <w:bottom w:w="0" w:type="dxa"/>
+          </w:tblCellMar>
+        </w:tblPrEx>
         <w:tc>
           <w:tcPr>
-            <w:tcW w:type="dxa" w:w="3084"/>
+            <w:tcW w:w="3084" w:type="dxa"/>
             <w:tcMar>
-              <w:top w:type="dxa" w:w="90"/>
-              <w:left w:type="dxa" w:w="130"/>
-              <w:bottom w:type="dxa" w:w="90"/>
-              <w:right w:type="dxa" w:w="130"/>
+              <w:top w:w="90" w:type="dxa"/>
+              <w:left w:w="130" w:type="dxa"/>
+              <w:bottom w:w="90" w:type="dxa"/>
+              <w:right w:w="130" w:type="dxa"/>
             </w:tcMar>
           </w:tcPr>
           <w:p>
             <w:pPr>
-              <w:spacing w:after="0" w:line="260"/>
+              <w:spacing w:line="260" w:lineRule="auto"/>
             </w:pPr>
             <w:r>
               <w:rPr>
-                <w:rFonts w:ascii="Consolas" w:cs="Consolas" w:eastAsia="Consolas" w:hAnsi="Consolas"/>
+                <w:rFonts w:ascii="Consolas" w:eastAsia="Consolas" w:hAnsi="Consolas" w:cs="Consolas"/>
                 <w:color w:val="4A3AA8"/>
                 <w:sz w:val="19"/>
                 <w:szCs w:val="19"/>
               </w:rPr>
-              <w:t xml:space="preserve">error</w:t>
+              <w:t>error</w:t>
             </w:r>
           </w:p>
         </w:tc>
         <w:tc>
           <w:tcPr>
-            <w:tcW w:type="dxa" w:w="6554"/>
+            <w:tcW w:w="6554" w:type="dxa"/>
             <w:tcMar>
-              <w:top w:type="dxa" w:w="90"/>
-              <w:left w:type="dxa" w:w="130"/>
-              <w:bottom w:type="dxa" w:w="90"/>
-              <w:right w:type="dxa" w:w="130"/>
+              <w:top w:w="90" w:type="dxa"/>
+              <w:left w:w="130" w:type="dxa"/>
+              <w:bottom w:w="90" w:type="dxa"/>
+              <w:right w:w="130" w:type="dxa"/>
             </w:tcMar>
           </w:tcPr>
           <w:p>
             <w:pPr>
-              <w:spacing w:after="0" w:line="260"/>
+              <w:spacing w:line="260" w:lineRule="auto"/>
             </w:pPr>
             <w:r>
-              <w:t xml:space="preserve">fallo con código</w:t>
+              <w:t>fallo con código</w:t>
             </w:r>
           </w:p>
         </w:tc>
@@ -1872,7 +1934,7 @@
     </w:p>
     <w:p>
       <w:pPr>
-        <w:spacing w:after="160" w:line="300"/>
+        <w:spacing w:after="160" w:line="300" w:lineRule="auto"/>
         <w:jc w:val="both"/>
       </w:pPr>
       <w:r>
@@ -1880,12 +1942,12 @@
       </w:r>
       <w:r>
         <w:rPr>
-          <w:rFonts w:ascii="Consolas" w:cs="Consolas" w:eastAsia="Consolas" w:hAnsi="Consolas"/>
+          <w:rFonts w:ascii="Consolas" w:eastAsia="Consolas" w:hAnsi="Consolas" w:cs="Consolas"/>
           <w:color w:val="4A3AA8"/>
           <w:sz w:val="19"/>
           <w:szCs w:val="19"/>
         </w:rPr>
-        <w:t xml:space="preserve">status</w:t>
+        <w:t>status</w:t>
       </w:r>
       <w:r>
         <w:t xml:space="preserve"> </w:t>
@@ -1895,35 +1957,35 @@
           <w:b/>
           <w:bCs/>
         </w:rPr>
-        <w:t xml:space="preserve">se actualizan en sitio por su identificador</w:t>
-      </w:r>
-      <w:r>
-        <w:t xml:space="preserve">, no se acumulan: una consulta con cuatro herramientas dejaría veinte renglones de ruido si cada actualización fuese un mensaje nuevo. Las tarjetas igual — llevan una clave, y una tarjeta con la misma clave reemplaza a la anterior en vez de apilarse.</w:t>
-      </w:r>
-    </w:p>
-    <w:p>
-      <w:pPr>
-        <w:pStyle w:val="Heading2"/>
+        <w:t>se actualizan en sitio por su identificador</w:t>
+      </w:r>
+      <w:r>
+        <w:t>, no se acumulan: una consulta con cuatro herramientas dejaría veinte renglones de ruido si cada actualización fuese un mensaje nuevo. Las tarjetas igual — llevan una clave, y una tarjeta con la misma clave reemplaza a la anterior en vez de apilarse.</w:t>
+      </w:r>
+    </w:p>
+    <w:p>
+      <w:pPr>
+        <w:pStyle w:val="Ttulo2"/>
         <w:pBdr>
-          <w:bottom w:val="single" w:color="D8DAE5" w:sz="6" w:space="6"/>
+          <w:bottom w:val="single" w:sz="6" w:space="6" w:color="D8DAE5"/>
         </w:pBdr>
-        <w:spacing w:after="180" w:before="360"/>
-      </w:pPr>
-      <w:r>
-        <w:rPr>
-          <w:rFonts w:ascii="Calibri Light" w:cs="Calibri Light" w:eastAsia="Calibri Light" w:hAnsi="Calibri Light"/>
+        <w:spacing w:before="360" w:after="180"/>
+      </w:pPr>
+      <w:r>
+        <w:rPr>
+          <w:rFonts w:ascii="Calibri Light" w:eastAsia="Calibri Light" w:hAnsi="Calibri Light" w:cs="Calibri Light"/>
           <w:b/>
           <w:bCs/>
           <w:color w:val="4A3AA8"/>
           <w:sz w:val="28"/>
           <w:szCs w:val="28"/>
         </w:rPr>
-        <w:t xml:space="preserve">Reglas que están en el código, no en el prompt</w:t>
-      </w:r>
-    </w:p>
-    <w:p>
-      <w:pPr>
-        <w:spacing w:after="160" w:line="300"/>
+        <w:t>Reglas que están en el código, no en el prompt</w:t>
+      </w:r>
+    </w:p>
+    <w:p>
+      <w:pPr>
+        <w:spacing w:after="160" w:line="300" w:lineRule="auto"/>
         <w:jc w:val="both"/>
       </w:pPr>
       <w:r>
@@ -1934,7 +1996,7 @@
           <w:b/>
           <w:bCs/>
         </w:rPr>
-        <w:t xml:space="preserve">Un prompt no es un control de acceso.</w:t>
+        <w:t>Un prompt no es un control de acceso.</w:t>
       </w:r>
       <w:r>
         <w:t xml:space="preserve"> Lo que no puede pasar, no pasa porque el código no lo permite.</w:t>
@@ -1942,27 +2004,27 @@
     </w:p>
     <w:p>
       <w:pPr>
-        <w:spacing w:after="160" w:line="300"/>
-        <w:jc w:val="both"/>
-      </w:pPr>
-      <w:r>
-        <w:rPr>
-          <w:b/>
-          <w:bCs/>
-        </w:rPr>
-        <w:t xml:space="preserve">Los derechos se verifican dentro de la herramienta, antes de devolver el dato.</w:t>
+        <w:spacing w:after="160" w:line="300" w:lineRule="auto"/>
+        <w:jc w:val="both"/>
+      </w:pPr>
+      <w:r>
+        <w:rPr>
+          <w:b/>
+          <w:bCs/>
+        </w:rPr>
+        <w:t>Los derechos se verifican dentro de la herramienta, antes de devolver el dato.</w:t>
       </w:r>
       <w:r>
         <w:t xml:space="preserve"> Si el usuario no tiene acceso, la herramienta devuelve </w:t>
       </w:r>
       <w:r>
         <w:rPr>
-          <w:rFonts w:ascii="Consolas" w:cs="Consolas" w:eastAsia="Consolas" w:hAnsi="Consolas"/>
+          <w:rFonts w:ascii="Consolas" w:eastAsia="Consolas" w:hAnsi="Consolas" w:cs="Consolas"/>
           <w:color w:val="4A3AA8"/>
           <w:sz w:val="19"/>
           <w:szCs w:val="19"/>
         </w:rPr>
-        <w:t xml:space="preserve">{ requiereCompra: true, skuSugerido, precio }</w:t>
+        <w:t>{ requiereCompra: true, skuSugerido, precio }</w:t>
       </w:r>
       <w:r>
         <w:t xml:space="preserve">, y </w:t>
@@ -1972,23 +2034,23 @@
           <w:b/>
           <w:bCs/>
         </w:rPr>
-        <w:t xml:space="preserve">el dato de pago nunca entra en el contexto del modelo</w:t>
-      </w:r>
-      <w:r>
-        <w:t xml:space="preserve">. No se le pide que «no lo mencione»: no lo tiene.</w:t>
-      </w:r>
-    </w:p>
-    <w:p>
-      <w:pPr>
-        <w:spacing w:after="160" w:line="300"/>
-        <w:jc w:val="both"/>
-      </w:pPr>
-      <w:r>
-        <w:rPr>
-          <w:b/>
-          <w:bCs/>
-        </w:rPr>
-        <w:t xml:space="preserve">El agente no ejecuta cobros.</w:t>
+        <w:t>el dato de pago nunca entra en el contexto del modelo</w:t>
+      </w:r>
+      <w:r>
+        <w:t>. No se le pide que «no lo mencione»: no lo tiene.</w:t>
+      </w:r>
+    </w:p>
+    <w:p>
+      <w:pPr>
+        <w:spacing w:after="160" w:line="300" w:lineRule="auto"/>
+        <w:jc w:val="both"/>
+      </w:pPr>
+      <w:r>
+        <w:rPr>
+          <w:b/>
+          <w:bCs/>
+        </w:rPr>
+        <w:t>El agente no ejecuta cobros.</w:t>
       </w:r>
       <w:r>
         <w:t xml:space="preserve"> Puede preparar una compra y devolver una tarjeta de confirmación con su URL de pago. Pulsa el usuario. Abona el webhook.</w:t>
@@ -1996,31 +2058,31 @@
     </w:p>
     <w:p>
       <w:pPr>
-        <w:spacing w:after="160" w:line="300"/>
-        <w:jc w:val="both"/>
-      </w:pPr>
-      <w:r>
-        <w:rPr>
-          <w:b/>
-          <w:bCs/>
-        </w:rPr>
-        <w:t xml:space="preserve">El precio se calcula en servidor y sale siempre del `_count` del API</w:t>
-      </w:r>
-      <w:r>
-        <w:t xml:space="preserve">, que es exacto. Nunca de una estimación. El frontend actual calcula el importe en el navegador y lo manda como parámetro; aquí no, porque el agente no puede fiarse de un precio que decide el cliente.</w:t>
-      </w:r>
-    </w:p>
-    <w:p>
-      <w:pPr>
-        <w:spacing w:after="160" w:line="300"/>
-        <w:jc w:val="both"/>
-      </w:pPr>
-      <w:r>
-        <w:rPr>
-          <w:b/>
-          <w:bCs/>
-        </w:rPr>
-        <w:t xml:space="preserve">Nada de recomendaciones de crédito.</w:t>
+        <w:spacing w:after="160" w:line="300" w:lineRule="auto"/>
+        <w:jc w:val="both"/>
+      </w:pPr>
+      <w:r>
+        <w:rPr>
+          <w:b/>
+          <w:bCs/>
+        </w:rPr>
+        <w:t>El precio se calcula en servidor y sale siempre del `_count` del API</w:t>
+      </w:r>
+      <w:r>
+        <w:t>, que es exacto. Nunca de una estimación. El frontend actual calcula el importe en el navegador y lo manda como parámetro; aquí no, porque el agente no puede fiarse de un precio que decide el cliente.</w:t>
+      </w:r>
+    </w:p>
+    <w:p>
+      <w:pPr>
+        <w:spacing w:after="160" w:line="300" w:lineRule="auto"/>
+        <w:jc w:val="both"/>
+      </w:pPr>
+      <w:r>
+        <w:rPr>
+          <w:b/>
+          <w:bCs/>
+        </w:rPr>
+        <w:t>Nada de recomendaciones de crédito.</w:t>
       </w:r>
       <w:r>
         <w:t xml:space="preserve"> Es el producto que se vende (Informe de Riesgo) y además una decisión automatizada regulada por el artículo 22 del RGPD. Respuesta programada, no criterio del modelo.</w:t>
@@ -2028,15 +2090,16 @@
     </w:p>
     <w:p>
       <w:pPr>
-        <w:spacing w:after="160" w:line="300"/>
-        <w:jc w:val="both"/>
-      </w:pPr>
-      <w:r>
-        <w:rPr>
-          <w:b/>
-          <w:bCs/>
-        </w:rPr>
-        <w:t xml:space="preserve">Máximo cinco empresas de vista previa.</w:t>
+        <w:spacing w:after="160" w:line="300" w:lineRule="auto"/>
+        <w:jc w:val="both"/>
+      </w:pPr>
+      <w:r>
+        <w:rPr>
+          <w:b/>
+          <w:bCs/>
+        </w:rPr>
+        <w:lastRenderedPageBreak/>
+        <w:t>Máximo cinco empresas de vista previa.</w:t>
       </w:r>
       <w:r>
         <w:t xml:space="preserve"> El aviso legal del sitio prohíbe reproducir el contenido; el conjunto completo va por descarga tras la compra.</w:t>
@@ -2044,48 +2107,48 @@
     </w:p>
     <w:p>
       <w:pPr>
-        <w:pStyle w:val="Heading2"/>
+        <w:pStyle w:val="Ttulo2"/>
         <w:pBdr>
-          <w:bottom w:val="single" w:color="D8DAE5" w:sz="6" w:space="6"/>
+          <w:bottom w:val="single" w:sz="6" w:space="6" w:color="D8DAE5"/>
         </w:pBdr>
-        <w:spacing w:after="180" w:before="360"/>
-      </w:pPr>
-      <w:r>
-        <w:rPr>
-          <w:rFonts w:ascii="Calibri Light" w:cs="Calibri Light" w:eastAsia="Calibri Light" w:hAnsi="Calibri Light"/>
+        <w:spacing w:before="360" w:after="180"/>
+      </w:pPr>
+      <w:r>
+        <w:rPr>
+          <w:rFonts w:ascii="Calibri Light" w:eastAsia="Calibri Light" w:hAnsi="Calibri Light" w:cs="Calibri Light"/>
           <w:b/>
           <w:bCs/>
           <w:color w:val="4A3AA8"/>
           <w:sz w:val="28"/>
           <w:szCs w:val="28"/>
         </w:rPr>
-        <w:t xml:space="preserve">Resolución semántica</w:t>
-      </w:r>
-    </w:p>
-    <w:p>
-      <w:pPr>
-        <w:spacing w:after="160" w:line="300"/>
-        <w:jc w:val="both"/>
-      </w:pPr>
-      <w:r>
-        <w:t xml:space="preserve">Traducir «bodegas» o «talleres» a CNAE se hace en dos pasos:</w:t>
-      </w:r>
-    </w:p>
-    <w:p>
-      <w:pPr>
-        <w:pStyle w:val="ListParagraph"/>
+        <w:t>Resolución semántica</w:t>
+      </w:r>
+    </w:p>
+    <w:p>
+      <w:pPr>
+        <w:spacing w:after="160" w:line="300" w:lineRule="auto"/>
+        <w:jc w:val="both"/>
+      </w:pPr>
+      <w:r>
+        <w:t>Traducir «bodegas» o «talleres» a CNAE se hace en dos pasos:</w:t>
+      </w:r>
+    </w:p>
+    <w:p>
+      <w:pPr>
+        <w:pStyle w:val="Prrafodelista"/>
         <w:numPr>
           <w:ilvl w:val="0"/>
           <w:numId w:val="3"/>
         </w:numPr>
-        <w:spacing w:after="120" w:line="290"/>
-      </w:pPr>
-      <w:r>
-        <w:rPr>
-          <w:b/>
-          <w:bCs/>
-        </w:rPr>
-        <w:t xml:space="preserve">Términos curados</w:t>
+        <w:spacing w:after="120" w:line="290" w:lineRule="auto"/>
+      </w:pPr>
+      <w:r>
+        <w:rPr>
+          <w:b/>
+          <w:bCs/>
+        </w:rPr>
+        <w:t>Términos curados</w:t>
       </w:r>
       <w:r>
         <w:t xml:space="preserve"> — un léxico escrito a mano para lo frecuente. Resuelve sin tocar el modelo y de forma inmediata.</w:t>
@@ -2093,19 +2156,19 @@
     </w:p>
     <w:p>
       <w:pPr>
-        <w:pStyle w:val="ListParagraph"/>
+        <w:pStyle w:val="Prrafodelista"/>
         <w:numPr>
           <w:ilvl w:val="0"/>
           <w:numId w:val="3"/>
         </w:numPr>
-        <w:spacing w:after="120" w:line="290"/>
-      </w:pPr>
-      <w:r>
-        <w:rPr>
-          <w:b/>
-          <w:bCs/>
-        </w:rPr>
-        <w:t xml:space="preserve">Embeddings</w:t>
+        <w:spacing w:after="120" w:line="290" w:lineRule="auto"/>
+      </w:pPr>
+      <w:r>
+        <w:rPr>
+          <w:b/>
+          <w:bCs/>
+        </w:rPr>
+        <w:t>Embeddings</w:t>
       </w:r>
       <w:r>
         <w:t xml:space="preserve"> — si el léxico no acierta, búsqueda vectorial sobre el catálogo CNAE completo.</w:t>
@@ -2113,20 +2176,20 @@
     </w:p>
     <w:p>
       <w:pPr>
-        <w:spacing w:after="160" w:line="300"/>
-        <w:jc w:val="both"/>
-      </w:pPr>
-      <w:r>
-        <w:t xml:space="preserve">Los vectores se generan en tiempo de compilación con un modelo local (</w:t>
-      </w:r>
-      <w:r>
-        <w:rPr>
-          <w:rFonts w:ascii="Consolas" w:cs="Consolas" w:eastAsia="Consolas" w:hAnsi="Consolas"/>
+        <w:spacing w:after="160" w:line="300" w:lineRule="auto"/>
+        <w:jc w:val="both"/>
+      </w:pPr>
+      <w:r>
+        <w:t>Los vectores se generan en tiempo de compilación con un modelo local (</w:t>
+      </w:r>
+      <w:r>
+        <w:rPr>
+          <w:rFonts w:ascii="Consolas" w:eastAsia="Consolas" w:hAnsi="Consolas" w:cs="Consolas"/>
           <w:color w:val="4A3AA8"/>
           <w:sz w:val="19"/>
           <w:szCs w:val="19"/>
         </w:rPr>
-        <w:t xml:space="preserve">multilingual-e5-small</w:t>
+        <w:t>multilingual-e5-small</w:t>
       </w:r>
       <w:r>
         <w:t xml:space="preserve">, 384 dimensiones) y </w:t>
@@ -2136,15 +2199,15 @@
           <w:b/>
           <w:bCs/>
         </w:rPr>
-        <w:t xml:space="preserve">van versionados en el repositorio</w:t>
-      </w:r>
-      <w:r>
-        <w:t xml:space="preserve">: no hay que regenerarlos al desplegar. La búsqueda es en memoria sobre unos 600 documentos.</w:t>
-      </w:r>
-    </w:p>
-    <w:p>
-      <w:pPr>
-        <w:spacing w:after="160" w:line="300"/>
+        <w:t>van versionados en el repositorio</w:t>
+      </w:r>
+      <w:r>
+        <w:t>: no hay que regenerarlos al desplegar. La búsqueda es en memoria sobre unos 600 documentos.</w:t>
+      </w:r>
+    </w:p>
+    <w:p>
+      <w:pPr>
+        <w:spacing w:after="160" w:line="300" w:lineRule="auto"/>
         <w:jc w:val="both"/>
       </w:pPr>
       <w:r>
@@ -2155,7 +2218,7 @@
           <w:b/>
           <w:bCs/>
         </w:rPr>
-        <w:t xml:space="preserve">sigue funcionando</w:t>
+        <w:t>sigue funcionando</w:t>
       </w:r>
       <w:r>
         <w:t xml:space="preserve"> con los términos curados. Se degrada, no se cae.</w:t>
@@ -2163,27 +2226,27 @@
     </w:p>
     <w:p>
       <w:pPr>
-        <w:pStyle w:val="Heading2"/>
+        <w:pStyle w:val="Ttulo2"/>
         <w:pBdr>
-          <w:bottom w:val="single" w:color="D8DAE5" w:sz="6" w:space="6"/>
+          <w:bottom w:val="single" w:sz="6" w:space="6" w:color="D8DAE5"/>
         </w:pBdr>
-        <w:spacing w:after="180" w:before="360"/>
-      </w:pPr>
-      <w:r>
-        <w:rPr>
-          <w:rFonts w:ascii="Calibri Light" w:cs="Calibri Light" w:eastAsia="Calibri Light" w:hAnsi="Calibri Light"/>
+        <w:spacing w:before="360" w:after="180"/>
+      </w:pPr>
+      <w:r>
+        <w:rPr>
+          <w:rFonts w:ascii="Calibri Light" w:eastAsia="Calibri Light" w:hAnsi="Calibri Light" w:cs="Calibri Light"/>
           <w:b/>
           <w:bCs/>
           <w:color w:val="4A3AA8"/>
           <w:sz w:val="28"/>
           <w:szCs w:val="28"/>
         </w:rPr>
-        <w:t xml:space="preserve">Sesión y seguridad</w:t>
-      </w:r>
-    </w:p>
-    <w:p>
-      <w:pPr>
-        <w:spacing w:after="160" w:line="300"/>
+        <w:t>Sesión y seguridad</w:t>
+      </w:r>
+    </w:p>
+    <w:p>
+      <w:pPr>
+        <w:spacing w:after="160" w:line="300" w:lineRule="auto"/>
         <w:jc w:val="both"/>
       </w:pPr>
       <w:r>
@@ -2191,12 +2254,12 @@
       </w:r>
       <w:r>
         <w:rPr>
-          <w:rFonts w:ascii="Consolas" w:cs="Consolas" w:eastAsia="Consolas" w:hAnsi="Consolas"/>
+          <w:rFonts w:ascii="Consolas" w:eastAsia="Consolas" w:hAnsi="Consolas" w:cs="Consolas"/>
           <w:color w:val="4A3AA8"/>
           <w:sz w:val="19"/>
           <w:szCs w:val="19"/>
         </w:rPr>
-        <w:t xml:space="preserve">POST /internal/mint</w:t>
+        <w:t>POST /internal/mint</w:t>
       </w:r>
       <w:r>
         <w:t xml:space="preserve"> usando un secreto compartido y lo inyecta en la página. Es </w:t>
@@ -2206,7 +2269,7 @@
           <w:b/>
           <w:bCs/>
         </w:rPr>
-        <w:t xml:space="preserve">HMAC, dura 15 minutos</w:t>
+        <w:t>HMAC, dura 15 minutos</w:t>
       </w:r>
       <w:r>
         <w:t xml:space="preserve"> y lleva el identificador de usuario.</w:t>
@@ -2214,7 +2277,7 @@
     </w:p>
     <w:p>
       <w:pPr>
-        <w:spacing w:after="160" w:line="300"/>
+        <w:spacing w:after="160" w:line="300" w:lineRule="auto"/>
         <w:jc w:val="both"/>
       </w:pPr>
       <w:r>
@@ -2222,12 +2285,12 @@
       </w:r>
       <w:r>
         <w:rPr>
-          <w:rFonts w:ascii="Consolas" w:cs="Consolas" w:eastAsia="Consolas" w:hAnsi="Consolas"/>
+          <w:rFonts w:ascii="Consolas" w:eastAsia="Consolas" w:hAnsi="Consolas" w:cs="Consolas"/>
           <w:color w:val="4A3AA8"/>
           <w:sz w:val="19"/>
           <w:szCs w:val="19"/>
         </w:rPr>
-        <w:t xml:space="preserve">/internal/</w:t>
+        <w:t>/internal/</w:t>
       </w:r>
       <w:r>
         <w:t xml:space="preserve"> no se publica hacia fuera: se bloquea explícitamente en el nginx, porque el host por el que se publica Nia es público. CORS restringido al origen del portal.</w:t>
@@ -2235,35 +2298,35 @@
     </w:p>
     <w:p>
       <w:pPr>
-        <w:pStyle w:val="Heading2"/>
+        <w:pStyle w:val="Ttulo2"/>
         <w:pBdr>
-          <w:bottom w:val="single" w:color="D8DAE5" w:sz="6" w:space="6"/>
+          <w:bottom w:val="single" w:sz="6" w:space="6" w:color="D8DAE5"/>
         </w:pBdr>
-        <w:spacing w:after="180" w:before="360"/>
-      </w:pPr>
-      <w:r>
-        <w:rPr>
-          <w:rFonts w:ascii="Calibri Light" w:cs="Calibri Light" w:eastAsia="Calibri Light" w:hAnsi="Calibri Light"/>
+        <w:spacing w:before="360" w:after="180"/>
+      </w:pPr>
+      <w:r>
+        <w:rPr>
+          <w:rFonts w:ascii="Calibri Light" w:eastAsia="Calibri Light" w:hAnsi="Calibri Light" w:cs="Calibri Light"/>
           <w:b/>
           <w:bCs/>
           <w:color w:val="4A3AA8"/>
           <w:sz w:val="28"/>
           <w:szCs w:val="28"/>
         </w:rPr>
-        <w:t xml:space="preserve">Rendimiento</w:t>
-      </w:r>
-    </w:p>
-    <w:p>
-      <w:pPr>
-        <w:spacing w:after="160" w:line="300"/>
-        <w:jc w:val="both"/>
-      </w:pPr>
-      <w:r>
-        <w:rPr>
-          <w:b/>
-          <w:bCs/>
-        </w:rPr>
-        <w:t xml:space="preserve">Caché con refresco en segundo plano</w:t>
+        <w:t>Rendimiento</w:t>
+      </w:r>
+    </w:p>
+    <w:p>
+      <w:pPr>
+        <w:spacing w:after="160" w:line="300" w:lineRule="auto"/>
+        <w:jc w:val="both"/>
+      </w:pPr>
+      <w:r>
+        <w:rPr>
+          <w:b/>
+          <w:bCs/>
+        </w:rPr>
+        <w:t>Caché con refresco en segundo plano</w:t>
       </w:r>
       <w:r>
         <w:t xml:space="preserve"> para lo que cambia poco. El resumen de Infonif tarda unos 26 segundos y solo cambia una vez al día, así que se sirve lo cacheado mientras se actualiza por detrás, con cerrojo en Redis para que no lo descarguen todos los nodos a la vez.</w:t>
@@ -2271,15 +2334,15 @@
     </w:p>
     <w:p>
       <w:pPr>
-        <w:spacing w:after="160" w:line="300"/>
-        <w:jc w:val="both"/>
-      </w:pPr>
-      <w:r>
-        <w:rPr>
-          <w:b/>
-          <w:bCs/>
-        </w:rPr>
-        <w:t xml:space="preserve">El catálogo de campos comprables se descarga en vivo</w:t>
+        <w:spacing w:after="160" w:line="300" w:lineRule="auto"/>
+        <w:jc w:val="both"/>
+      </w:pPr>
+      <w:r>
+        <w:rPr>
+          <w:b/>
+          <w:bCs/>
+        </w:rPr>
+        <w:t>El catálogo de campos comprables se descarga en vivo</w:t>
       </w:r>
       <w:r>
         <w:t xml:space="preserve"> en lugar de estar copiado en el código. Ahí no envejecen etiquetas: envejecen </w:t>
@@ -2289,23 +2352,23 @@
           <w:b/>
           <w:bCs/>
         </w:rPr>
-        <w:t xml:space="preserve">precios</w:t>
-      </w:r>
-      <w:r>
-        <w:t xml:space="preserve">, y un precio caducado es una factura mal emitida. Un cambio de precio queda registrado como aviso.</w:t>
-      </w:r>
-    </w:p>
-    <w:p>
-      <w:pPr>
-        <w:spacing w:after="160" w:line="300"/>
-        <w:jc w:val="both"/>
-      </w:pPr>
-      <w:r>
-        <w:rPr>
-          <w:b/>
-          <w:bCs/>
-        </w:rPr>
-        <w:t xml:space="preserve">Caché de prompt</w:t>
+        <w:t>precios</w:t>
+      </w:r>
+      <w:r>
+        <w:t>, y un precio caducado es una factura mal emitida. Un cambio de precio queda registrado como aviso.</w:t>
+      </w:r>
+    </w:p>
+    <w:p>
+      <w:pPr>
+        <w:spacing w:after="160" w:line="300" w:lineRule="auto"/>
+        <w:jc w:val="both"/>
+      </w:pPr>
+      <w:r>
+        <w:rPr>
+          <w:b/>
+          <w:bCs/>
+        </w:rPr>
+        <w:t>Caché de prompt</w:t>
       </w:r>
       <w:r>
         <w:t xml:space="preserve"> sobre el bloque de sistema, que es idéntico en todas las conversaciones.</w:t>
@@ -2313,27 +2376,27 @@
     </w:p>
     <w:p>
       <w:pPr>
-        <w:pStyle w:val="Heading2"/>
+        <w:pStyle w:val="Ttulo2"/>
         <w:pBdr>
-          <w:bottom w:val="single" w:color="D8DAE5" w:sz="6" w:space="6"/>
+          <w:bottom w:val="single" w:sz="6" w:space="6" w:color="D8DAE5"/>
         </w:pBdr>
-        <w:spacing w:after="180" w:before="360"/>
-      </w:pPr>
-      <w:r>
-        <w:rPr>
-          <w:rFonts w:ascii="Calibri Light" w:cs="Calibri Light" w:eastAsia="Calibri Light" w:hAnsi="Calibri Light"/>
+        <w:spacing w:before="360" w:after="180"/>
+      </w:pPr>
+      <w:r>
+        <w:rPr>
+          <w:rFonts w:ascii="Calibri Light" w:eastAsia="Calibri Light" w:hAnsi="Calibri Light" w:cs="Calibri Light"/>
           <w:b/>
           <w:bCs/>
           <w:color w:val="4A3AA8"/>
           <w:sz w:val="28"/>
           <w:szCs w:val="28"/>
         </w:rPr>
-        <w:t xml:space="preserve">Potencial: el resto de APIs de Infonif</w:t>
-      </w:r>
-    </w:p>
-    <w:p>
-      <w:pPr>
-        <w:spacing w:after="160" w:line="300"/>
+        <w:t>Potencial: el resto de APIs de Infonif</w:t>
+      </w:r>
+    </w:p>
+    <w:p>
+      <w:pPr>
+        <w:spacing w:after="160" w:line="300" w:lineRule="auto"/>
         <w:jc w:val="both"/>
       </w:pPr>
       <w:r>
@@ -2344,25 +2407,25 @@
           <w:b/>
           <w:bCs/>
         </w:rPr>
-        <w:t xml:space="preserve">una sola fuente</w:t>
-      </w:r>
-      <w:r>
-        <w:t xml:space="preserve">: el API REST que alimenta al buscador de bases de datos. Es la que hacía falta para la prueba de concepto, pero no es la única que existe.</w:t>
-      </w:r>
-    </w:p>
-    <w:p>
-      <w:pPr>
-        <w:spacing w:after="160" w:line="300"/>
-        <w:jc w:val="both"/>
-      </w:pPr>
-      <w:r>
-        <w:rPr>
-          <w:rFonts w:ascii="Consolas" w:cs="Consolas" w:eastAsia="Consolas" w:hAnsi="Consolas"/>
+        <w:t>una sola fuente</w:t>
+      </w:r>
+      <w:r>
+        <w:t>: el API REST que alimenta al buscador de bases de datos. Es la que hacía falta para la prueba de concepto, pero no es la única que existe.</w:t>
+      </w:r>
+    </w:p>
+    <w:p>
+      <w:pPr>
+        <w:spacing w:after="160" w:line="300" w:lineRule="auto"/>
+        <w:jc w:val="both"/>
+      </w:pPr>
+      <w:r>
+        <w:rPr>
+          <w:rFonts w:ascii="Consolas" w:eastAsia="Consolas" w:hAnsi="Consolas" w:cs="Consolas"/>
           <w:color w:val="4A3AA8"/>
           <w:sz w:val="19"/>
           <w:szCs w:val="19"/>
         </w:rPr>
-        <w:t xml:space="preserve">icif-apigw</w:t>
+        <w:t>icif-apigw</w:t>
       </w:r>
       <w:r>
         <w:t xml:space="preserve"> es un API Gateway sobre AWS (Serverless, Node) con </w:t>
@@ -2372,7 +2435,7 @@
           <w:b/>
           <w:bCs/>
         </w:rPr>
-        <w:t xml:space="preserve">31 endpoints</w:t>
+        <w:t>31 endpoints</w:t>
       </w:r>
       <w:r>
         <w:t xml:space="preserve"> ya en producción, agrupados en tres familias. Nia todavía no habla con ninguno. Merece la pena mirar qué desbloquearía cada una, porque el coste de integrarlas es bajo y lo que abren no lo es.</w:t>
@@ -2380,33 +2443,34 @@
     </w:p>
     <w:p>
       <w:pPr>
-        <w:pStyle w:val="Heading3"/>
-        <w:spacing w:after="120" w:before="260"/>
-      </w:pPr>
-      <w:r>
-        <w:rPr>
-          <w:rFonts w:ascii="Calibri Light" w:cs="Calibri Light" w:eastAsia="Calibri Light" w:hAnsi="Calibri Light"/>
+        <w:pStyle w:val="Ttulo3"/>
+        <w:spacing w:before="260" w:after="120"/>
+      </w:pPr>
+      <w:r>
+        <w:rPr>
+          <w:rFonts w:ascii="Calibri Light" w:eastAsia="Calibri Light" w:hAnsi="Calibri Light" w:cs="Calibri Light"/>
           <w:b/>
           <w:bCs/>
           <w:color w:val="1A1A1A"/>
           <w:sz w:val="23"/>
           <w:szCs w:val="23"/>
         </w:rPr>
-        <w:t xml:space="preserve">`/credito` — la pieza que falta para vender</w:t>
-      </w:r>
-    </w:p>
-    <w:p>
-      <w:pPr>
-        <w:spacing w:after="160" w:line="300"/>
-        <w:jc w:val="both"/>
-      </w:pPr>
-      <w:r>
-        <w:t xml:space="preserve">Seis endpoints: consultar créditos, agregar créditos, historial, consumo del mes, saldo por producto y generación del 460.</w:t>
-      </w:r>
-    </w:p>
-    <w:p>
-      <w:pPr>
-        <w:spacing w:after="160" w:line="300"/>
+        <w:lastRenderedPageBreak/>
+        <w:t>`/credito` — la pieza que falta para vender</w:t>
+      </w:r>
+    </w:p>
+    <w:p>
+      <w:pPr>
+        <w:spacing w:after="160" w:line="300" w:lineRule="auto"/>
+        <w:jc w:val="both"/>
+      </w:pPr>
+      <w:r>
+        <w:t>Seis endpoints: consultar créditos, agregar créditos, historial, consumo del mes, saldo por producto y generación del 460.</w:t>
+      </w:r>
+    </w:p>
+    <w:p>
+      <w:pPr>
+        <w:spacing w:after="160" w:line="300" w:lineRule="auto"/>
         <w:jc w:val="both"/>
       </w:pPr>
       <w:r>
@@ -2417,146 +2481,146 @@
           <w:b/>
           <w:bCs/>
         </w:rPr>
-        <w:t xml:space="preserve">lo que le falta a Nia para vender</w:t>
-      </w:r>
-      <w:r>
-        <w:t xml:space="preserve">. Hoy la conversación sabe cotizar y sabe preparar una compra, pero el descuento del saldo todavía no está conectado con nada real. Aquí está el mecanismo de verdad, con su historial y su contabilidad.</w:t>
-      </w:r>
-    </w:p>
-    <w:p>
-      <w:pPr>
-        <w:spacing w:after="160" w:line="300"/>
-        <w:jc w:val="both"/>
-      </w:pPr>
-      <w:r>
-        <w:t xml:space="preserve">Integrarlo convierte a Nia de «sabe cuánto cuesta» en «lo ha comprado», que es donde está el valor. Y no habría que inventar el modelo de cobro: es el mismo que ya usa el portal, con las mismas reglas y los mismos límites.</w:t>
-      </w:r>
-    </w:p>
-    <w:p>
-      <w:pPr>
-        <w:pStyle w:val="Heading3"/>
-        <w:spacing w:after="120" w:before="260"/>
-      </w:pPr>
-      <w:r>
-        <w:rPr>
-          <w:rFonts w:ascii="Calibri Light" w:cs="Calibri Light" w:eastAsia="Calibri Light" w:hAnsi="Calibri Light"/>
+        <w:t>lo que le falta a Nia para vender</w:t>
+      </w:r>
+      <w:r>
+        <w:t>. Hoy la conversación sabe cotizar y sabe preparar una compra, pero el descuento del saldo todavía no está conectado con nada real. Aquí está el mecanismo de verdad, con su historial y su contabilidad.</w:t>
+      </w:r>
+    </w:p>
+    <w:p>
+      <w:pPr>
+        <w:spacing w:after="160" w:line="300" w:lineRule="auto"/>
+        <w:jc w:val="both"/>
+      </w:pPr>
+      <w:r>
+        <w:t>Integrarlo convierte a Nia de «sabe cuánto cuesta» en «lo ha comprado», que es donde está el valor. Y no habría que inventar el modelo de cobro: es el mismo que ya usa el portal, con las mismas reglas y los mismos límites.</w:t>
+      </w:r>
+    </w:p>
+    <w:p>
+      <w:pPr>
+        <w:pStyle w:val="Ttulo3"/>
+        <w:spacing w:before="260" w:after="120"/>
+      </w:pPr>
+      <w:r>
+        <w:rPr>
+          <w:rFonts w:ascii="Calibri Light" w:eastAsia="Calibri Light" w:hAnsi="Calibri Light" w:cs="Calibri Light"/>
           <w:b/>
           <w:bCs/>
           <w:color w:val="1A1A1A"/>
           <w:sz w:val="23"/>
           <w:szCs w:val="23"/>
         </w:rPr>
-        <w:t xml:space="preserve">`/dato` — de contar empresas a conocerlas</w:t>
-      </w:r>
-    </w:p>
-    <w:p>
-      <w:pPr>
-        <w:spacing w:after="160" w:line="300"/>
-        <w:jc w:val="both"/>
-      </w:pPr>
-      <w:r>
-        <w:t xml:space="preserve">Siete endpoints: razón social por NIF, perfil de empresa, actos del BORME, cargos, balance resumido, empresas del grupo y depósitos disponibles.</w:t>
-      </w:r>
-    </w:p>
-    <w:p>
-      <w:pPr>
-        <w:spacing w:after="160" w:line="300"/>
-        <w:jc w:val="both"/>
-      </w:pPr>
-      <w:r>
-        <w:t xml:space="preserve">Nia hoy cuenta segmentos y cotiza listados. Con esto respondería a preguntas que ahora no puede tocar:</w:t>
-      </w:r>
-    </w:p>
-    <w:p>
-      <w:pPr>
-        <w:pStyle w:val="ListParagraph"/>
+        <w:t>`/dato` — de contar empresas a conocerlas</w:t>
+      </w:r>
+    </w:p>
+    <w:p>
+      <w:pPr>
+        <w:spacing w:after="160" w:line="300" w:lineRule="auto"/>
+        <w:jc w:val="both"/>
+      </w:pPr>
+      <w:r>
+        <w:t>Siete endpoints: razón social por NIF, perfil de empresa, actos del BORME, cargos, balance resumido, empresas del grupo y depósitos disponibles.</w:t>
+      </w:r>
+    </w:p>
+    <w:p>
+      <w:pPr>
+        <w:spacing w:after="160" w:line="300" w:lineRule="auto"/>
+        <w:jc w:val="both"/>
+      </w:pPr>
+      <w:r>
+        <w:t>Nia hoy cuenta segmentos y cotiza listados. Con esto respondería a preguntas que ahora no puede tocar:</w:t>
+      </w:r>
+    </w:p>
+    <w:p>
+      <w:pPr>
+        <w:pStyle w:val="Prrafodelista"/>
         <w:numPr>
           <w:ilvl w:val="0"/>
           <w:numId w:val="2"/>
         </w:numPr>
-        <w:spacing w:after="100" w:line="290"/>
-      </w:pPr>
-      <w:r>
-        <w:t xml:space="preserve">«¿Quién administra esta empresa?» → cargos</w:t>
-      </w:r>
-    </w:p>
-    <w:p>
-      <w:pPr>
-        <w:pStyle w:val="ListParagraph"/>
+        <w:spacing w:after="100" w:line="290" w:lineRule="auto"/>
+      </w:pPr>
+      <w:r>
+        <w:t>«¿Quién administra esta empresa?» → cargos</w:t>
+      </w:r>
+    </w:p>
+    <w:p>
+      <w:pPr>
+        <w:pStyle w:val="Prrafodelista"/>
         <w:numPr>
           <w:ilvl w:val="0"/>
           <w:numId w:val="2"/>
         </w:numPr>
-        <w:spacing w:after="100" w:line="290"/>
-      </w:pPr>
-      <w:r>
-        <w:t xml:space="preserve">«¿Ha cambiado algo últimamente?» → actos del BORME</w:t>
-      </w:r>
-    </w:p>
-    <w:p>
-      <w:pPr>
-        <w:pStyle w:val="ListParagraph"/>
+        <w:spacing w:after="100" w:line="290" w:lineRule="auto"/>
+      </w:pPr>
+      <w:r>
+        <w:t>«¿Ha cambiado algo últimamente?» → actos del BORME</w:t>
+      </w:r>
+    </w:p>
+    <w:p>
+      <w:pPr>
+        <w:pStyle w:val="Prrafodelista"/>
         <w:numPr>
           <w:ilvl w:val="0"/>
           <w:numId w:val="2"/>
         </w:numPr>
-        <w:spacing w:after="100" w:line="290"/>
-      </w:pPr>
-      <w:r>
-        <w:t xml:space="preserve">«¿De quién depende?» → empresas del grupo</w:t>
-      </w:r>
-    </w:p>
-    <w:p>
-      <w:pPr>
-        <w:pStyle w:val="ListParagraph"/>
+        <w:spacing w:after="100" w:line="290" w:lineRule="auto"/>
+      </w:pPr>
+      <w:r>
+        <w:t>«¿De quién depende?» → empresas del grupo</w:t>
+      </w:r>
+    </w:p>
+    <w:p>
+      <w:pPr>
+        <w:pStyle w:val="Prrafodelista"/>
         <w:numPr>
           <w:ilvl w:val="0"/>
           <w:numId w:val="2"/>
         </w:numPr>
-        <w:spacing w:after="100" w:line="290"/>
-      </w:pPr>
-      <w:r>
-        <w:t xml:space="preserve">«¿De qué años hay cuentas?» → depósitos disponibles</w:t>
-      </w:r>
-    </w:p>
-    <w:p>
-      <w:pPr>
-        <w:spacing w:after="160" w:line="300"/>
-        <w:jc w:val="both"/>
-      </w:pPr>
-      <w:r>
-        <w:t xml:space="preserve">Son preguntas que un usuario hace de forma natural en mitad de una conversación sobre una empresa, y que hoy obligan a salirse de ella.</w:t>
-      </w:r>
-    </w:p>
-    <w:p>
-      <w:pPr>
-        <w:pStyle w:val="Heading3"/>
-        <w:spacing w:after="120" w:before="260"/>
-      </w:pPr>
-      <w:r>
-        <w:rPr>
-          <w:rFonts w:ascii="Calibri Light" w:cs="Calibri Light" w:eastAsia="Calibri Light" w:hAnsi="Calibri Light"/>
+        <w:spacing w:after="100" w:line="290" w:lineRule="auto"/>
+      </w:pPr>
+      <w:r>
+        <w:t>«¿De qué años hay cuentas?» → depósitos disponibles</w:t>
+      </w:r>
+    </w:p>
+    <w:p>
+      <w:pPr>
+        <w:spacing w:after="160" w:line="300" w:lineRule="auto"/>
+        <w:jc w:val="both"/>
+      </w:pPr>
+      <w:r>
+        <w:t>Son preguntas que un usuario hace de forma natural en mitad de una conversación sobre una empresa, y que hoy obligan a salirse de ella.</w:t>
+      </w:r>
+    </w:p>
+    <w:p>
+      <w:pPr>
+        <w:pStyle w:val="Ttulo3"/>
+        <w:spacing w:before="260" w:after="120"/>
+      </w:pPr>
+      <w:r>
+        <w:rPr>
+          <w:rFonts w:ascii="Calibri Light" w:eastAsia="Calibri Light" w:hAnsi="Calibri Light" w:cs="Calibri Light"/>
           <w:b/>
           <w:bCs/>
           <w:color w:val="1A1A1A"/>
           <w:sz w:val="23"/>
           <w:szCs w:val="23"/>
         </w:rPr>
-        <w:t xml:space="preserve">`/producto` — entregar lo que se compra</w:t>
-      </w:r>
-    </w:p>
-    <w:p>
-      <w:pPr>
-        <w:spacing w:after="160" w:line="300"/>
-        <w:jc w:val="both"/>
-      </w:pPr>
-      <w:r>
-        <w:t xml:space="preserve">Diecisiete endpoints: solicitar y obtener RAI, informes, depósitos en PDF, titularidad real, partidas del depósito y el bloque RETIR (socios, depósitos, declaración de titularidad real).</w:t>
-      </w:r>
-    </w:p>
-    <w:p>
-      <w:pPr>
-        <w:spacing w:after="160" w:line="300"/>
+        <w:t>`/producto` — entregar lo que se compra</w:t>
+      </w:r>
+    </w:p>
+    <w:p>
+      <w:pPr>
+        <w:spacing w:after="160" w:line="300" w:lineRule="auto"/>
+        <w:jc w:val="both"/>
+      </w:pPr>
+      <w:r>
+        <w:t>Diecisiete endpoints: solicitar y obtener RAI, informes, depósitos en PDF, titularidad real, partidas del depósito y el bloque RETIR (socios, depósitos, declaración de titularidad real).</w:t>
+      </w:r>
+    </w:p>
+    <w:p>
+      <w:pPr>
+        <w:spacing w:after="160" w:line="300" w:lineRule="auto"/>
         <w:jc w:val="both"/>
       </w:pPr>
       <w:r>
@@ -2567,76 +2631,73 @@
           <w:b/>
           <w:bCs/>
         </w:rPr>
-        <w:t xml:space="preserve">lo entrega</w:t>
-      </w:r>
-      <w:r>
-        <w:t xml:space="preserve">, sin mandarlo a otra pantalla.</w:t>
-      </w:r>
-    </w:p>
-    <w:p>
-      <w:pPr>
-        <w:spacing w:after="160" w:line="300"/>
-        <w:jc w:val="both"/>
-      </w:pPr>
-      <w:r>
-        <w:t xml:space="preserve">Con un matiz que se mantiene: que Nia pueda entregar un Informe de Riesgo no significa que pueda opinar sobre el riesgo. El informe lo produce el sistema; la valoración sigue sin ser criterio del modelo.</w:t>
-      </w:r>
-    </w:p>
-    <w:p>
-      <w:pPr>
-        <w:pStyle w:val="Heading2"/>
+        <w:t>lo entrega</w:t>
+      </w:r>
+      <w:r>
+        <w:t>, sin mandarlo a otra pantalla.</w:t>
+      </w:r>
+    </w:p>
+    <w:p>
+      <w:pPr>
+        <w:spacing w:after="160" w:line="300" w:lineRule="auto"/>
+        <w:jc w:val="both"/>
+      </w:pPr>
+      <w:r>
+        <w:t>Con un matiz que se mantiene: que Nia pueda entregar un Informe de Riesgo no significa que pueda opinar sobre el riesgo. El informe lo produce el sistema; la valoración sigue sin ser criterio del modelo.</w:t>
+      </w:r>
+    </w:p>
+    <w:p>
+      <w:pPr>
+        <w:pStyle w:val="Ttulo2"/>
         <w:pBdr>
-          <w:bottom w:val="single" w:color="D8DAE5" w:sz="6" w:space="6"/>
+          <w:bottom w:val="single" w:sz="6" w:space="6" w:color="D8DAE5"/>
         </w:pBdr>
-        <w:spacing w:after="180" w:before="360"/>
-      </w:pPr>
-      <w:r>
-        <w:rPr>
-          <w:rFonts w:ascii="Calibri Light" w:cs="Calibri Light" w:eastAsia="Calibri Light" w:hAnsi="Calibri Light"/>
+        <w:spacing w:before="360" w:after="180"/>
+      </w:pPr>
+      <w:r>
+        <w:rPr>
+          <w:rFonts w:ascii="Calibri Light" w:eastAsia="Calibri Light" w:hAnsi="Calibri Light" w:cs="Calibri Light"/>
           <w:b/>
           <w:bCs/>
           <w:color w:val="4A3AA8"/>
           <w:sz w:val="28"/>
           <w:szCs w:val="28"/>
         </w:rPr>
-        <w:t xml:space="preserve">Dónde encajaría todo esto</w:t>
-      </w:r>
-    </w:p>
-    <w:p>
-      <w:pPr>
-        <w:spacing w:after="160" w:line="300"/>
-        <w:jc w:val="both"/>
-      </w:pPr>
-      <w:r>
-        <w:t xml:space="preserve">Aquí es donde la separación de capas deja de ser una preferencia estética y empieza a pagar.</w:t>
-      </w:r>
-    </w:p>
-    <w:p>
-      <w:pPr>
-        <w:shd w:fill="F5F5F9" w:val="clear"/>
-        <w:spacing w:after="0" w:before="120" w:line="240"/>
+        <w:t>Dónde encajaría todo esto</w:t>
+      </w:r>
+    </w:p>
+    <w:p>
+      <w:pPr>
+        <w:spacing w:after="160" w:line="300" w:lineRule="auto"/>
+        <w:jc w:val="both"/>
+      </w:pPr>
+      <w:r>
+        <w:t>Aquí es donde la separación de capas deja de ser una preferencia estética y empieza a pagar.</w:t>
+      </w:r>
+    </w:p>
+    <w:p>
+      <w:pPr>
+        <w:shd w:val="clear" w:color="auto" w:fill="F5F5F9"/>
+        <w:spacing w:before="120"/>
         <w:ind w:left="220" w:right="220"/>
       </w:pPr>
       <w:r>
         <w:rPr>
-          <w:rFonts w:ascii="Consolas" w:cs="Consolas" w:eastAsia="Consolas" w:hAnsi="Consolas"/>
-          <w:color w:val="1A1A1A"/>
+          <w:rFonts w:ascii="Consolas" w:eastAsia="Consolas" w:hAnsi="Consolas" w:cs="Consolas"/>
           <w:sz w:val="17"/>
           <w:szCs w:val="17"/>
         </w:rPr>
-        <w:t xml:space="preserve">agente/  ──►  datos/  ──┬──►  bbdd-api.infonif.es     (integrado)</w:t>
-      </w:r>
-    </w:p>
-    <w:p>
-      <w:pPr>
-        <w:shd w:fill="F5F5F9" w:val="clear"/>
-        <w:spacing w:after="0" w:before="0" w:line="240"/>
+        <w:t>agente/  ──►  datos/  ──┬──►  bbdd-api.infonif.es     (integrado)</w:t>
+      </w:r>
+    </w:p>
+    <w:p>
+      <w:pPr>
+        <w:shd w:val="clear" w:color="auto" w:fill="F5F5F9"/>
         <w:ind w:left="220" w:right="220"/>
       </w:pPr>
       <w:r>
         <w:rPr>
-          <w:rFonts w:ascii="Consolas" w:cs="Consolas" w:eastAsia="Consolas" w:hAnsi="Consolas"/>
-          <w:color w:val="1A1A1A"/>
+          <w:rFonts w:ascii="Consolas" w:eastAsia="Consolas" w:hAnsi="Consolas" w:cs="Consolas"/>
           <w:sz w:val="17"/>
           <w:szCs w:val="17"/>
         </w:rPr>
@@ -2645,14 +2706,12 @@
     </w:p>
     <w:p>
       <w:pPr>
-        <w:shd w:fill="F5F5F9" w:val="clear"/>
-        <w:spacing w:after="0" w:before="0" w:line="240"/>
+        <w:shd w:val="clear" w:color="auto" w:fill="F5F5F9"/>
         <w:ind w:left="220" w:right="220"/>
       </w:pPr>
       <w:r>
         <w:rPr>
-          <w:rFonts w:ascii="Consolas" w:cs="Consolas" w:eastAsia="Consolas" w:hAnsi="Consolas"/>
-          <w:color w:val="1A1A1A"/>
+          <w:rFonts w:ascii="Consolas" w:eastAsia="Consolas" w:hAnsi="Consolas" w:cs="Consolas"/>
           <w:sz w:val="17"/>
           <w:szCs w:val="17"/>
         </w:rPr>
@@ -2661,14 +2720,13 @@
     </w:p>
     <w:p>
       <w:pPr>
-        <w:shd w:fill="F5F5F9" w:val="clear"/>
-        <w:spacing w:after="200" w:before="0" w:line="240"/>
+        <w:shd w:val="clear" w:color="auto" w:fill="F5F5F9"/>
+        <w:spacing w:after="200"/>
         <w:ind w:left="220" w:right="220"/>
       </w:pPr>
       <w:r>
         <w:rPr>
-          <w:rFonts w:ascii="Consolas" w:cs="Consolas" w:eastAsia="Consolas" w:hAnsi="Consolas"/>
-          <w:color w:val="1A1A1A"/>
+          <w:rFonts w:ascii="Consolas" w:eastAsia="Consolas" w:hAnsi="Consolas" w:cs="Consolas"/>
           <w:sz w:val="17"/>
           <w:szCs w:val="17"/>
         </w:rPr>
@@ -2677,7 +2735,7 @@
     </w:p>
     <w:p>
       <w:pPr>
-        <w:spacing w:after="160" w:line="300"/>
+        <w:spacing w:after="160" w:line="300" w:lineRule="auto"/>
         <w:jc w:val="both"/>
       </w:pPr>
       <w:r>
@@ -2688,130 +2746,96 @@
           <w:b/>
           <w:bCs/>
         </w:rPr>
-        <w:t xml:space="preserve">un adaptador más en `datos/`</w:t>
-      </w:r>
-      <w:r>
-        <w:t xml:space="preserve">. El bucle del agente no cambia, el protocolo SSE no cambia, el widget no cambia. Lo único que crece es el catálogo de herramientas, y cada herramienta nueva es un fichero con su esquema Zod y su ejecutor.</w:t>
-      </w:r>
-    </w:p>
-    <w:p>
-      <w:pPr>
-        <w:spacing w:after="160" w:line="300"/>
-        <w:jc w:val="both"/>
-      </w:pPr>
-      <w:r>
-        <w:t xml:space="preserve">Las reglas siguen aplicando sin excepción: los derechos se verifican dentro de la herramienta, el precio se calcula en servidor y el agente sigue sin ejecutar cobros. Añadir una fuente no añade una vía de escape.</w:t>
-      </w:r>
-    </w:p>
-    <w:p>
-      <w:pPr>
-        <w:pStyle w:val="Heading3"/>
-        <w:spacing w:after="120" w:before="260"/>
-      </w:pPr>
-      <w:r>
-        <w:rPr>
-          <w:rFonts w:ascii="Calibri Light" w:cs="Calibri Light" w:eastAsia="Calibri Light" w:hAnsi="Calibri Light"/>
+        <w:t>un adaptador más en `datos/`</w:t>
+      </w:r>
+      <w:r>
+        <w:t>. El bucle del agente no cambia, el protocolo SSE no cambia, el widget no cambia. Lo único que crece es el catálogo de herramientas, y cada herramienta nueva es un fichero con su esquema Zod y su ejecutor.</w:t>
+      </w:r>
+    </w:p>
+    <w:p>
+      <w:pPr>
+        <w:spacing w:after="160" w:line="300" w:lineRule="auto"/>
+        <w:jc w:val="both"/>
+      </w:pPr>
+      <w:r>
+        <w:lastRenderedPageBreak/>
+        <w:t>Las reglas siguen aplicando sin excepción: los derechos se verifican dentro de la herramienta, el precio se calcula en servidor y el agente sigue sin ejecutar cobros. Añadir una fuente no añade una vía de escape.</w:t>
+      </w:r>
+    </w:p>
+    <w:p>
+      <w:pPr>
+        <w:pStyle w:val="Ttulo3"/>
+        <w:spacing w:before="260" w:after="120"/>
+      </w:pPr>
+      <w:r>
+        <w:rPr>
+          <w:rFonts w:ascii="Calibri Light" w:eastAsia="Calibri Light" w:hAnsi="Calibri Light" w:cs="Calibri Light"/>
           <w:b/>
           <w:bCs/>
           <w:color w:val="1A1A1A"/>
           <w:sz w:val="23"/>
           <w:szCs w:val="23"/>
         </w:rPr>
-        <w:t xml:space="preserve">Lo que hay que resolver antes</w:t>
-      </w:r>
-    </w:p>
-    <w:p>
-      <w:pPr>
-        <w:spacing w:after="160" w:line="300"/>
-        <w:jc w:val="both"/>
-      </w:pPr>
-      <w:r>
-        <w:t xml:space="preserve">Tres cosas, y ninguna es de diseño:</w:t>
-      </w:r>
-    </w:p>
-    <w:p>
-      <w:pPr>
-        <w:spacing w:after="160" w:line="300"/>
-        <w:jc w:val="both"/>
-      </w:pPr>
-      <w:r>
-        <w:rPr>
-          <w:b/>
-          <w:bCs/>
-        </w:rPr>
-        <w:t xml:space="preserve">Autenticación.</w:t>
-      </w:r>
-      <w:r>
-        <w:t xml:space="preserve"> No he encontrado configuración de autorizador ni de clave de API en el </w:t>
-      </w:r>
-      <w:r>
-        <w:rPr>
-          <w:rFonts w:ascii="Consolas" w:cs="Consolas" w:eastAsia="Consolas" w:hAnsi="Consolas"/>
-          <w:color w:val="4A3AA8"/>
-          <w:sz w:val="19"/>
-          <w:szCs w:val="19"/>
-        </w:rPr>
-        <w:t xml:space="preserve">serverless.yml</w:t>
-      </w:r>
-      <w:r>
-        <w:t xml:space="preserve">. Hay que confirmar cómo se acredita quien llama y si ese mecanismo encaja con el puente de sesión que ya usa Nia.</w:t>
-      </w:r>
-    </w:p>
-    <w:p>
-      <w:pPr>
-        <w:spacing w:after="160" w:line="300"/>
-        <w:jc w:val="both"/>
-      </w:pPr>
-      <w:r>
-        <w:rPr>
-          <w:b/>
-          <w:bCs/>
-        </w:rPr>
-        <w:t xml:space="preserve">Identidad del usuario.</w:t>
-      </w:r>
-      <w:r>
-        <w:t xml:space="preserve"> Los endpoints de crédito operan sobre un usuario concreto. Hay que verificar que el identificador que viaja en el token de Nia es el mismo que espera el gateway.</w:t>
-      </w:r>
-    </w:p>
-    <w:p>
-      <w:pPr>
-        <w:spacing w:after="160" w:line="300"/>
-        <w:jc w:val="both"/>
-      </w:pPr>
-      <w:r>
-        <w:rPr>
-          <w:b/>
-          <w:bCs/>
-        </w:rPr>
-        <w:t xml:space="preserve">Entorno.</w:t>
-      </w:r>
-      <w:r>
-        <w:t xml:space="preserve"> El gateway está en AWS; Nia, en la red interna del cliente. Hay que comprobar la salida y la latencia, que no es lo mismo llamar a un servicio de la LAN que a uno en la nube.</w:t>
-      </w:r>
-    </w:p>
-    <w:p>
-      <w:pPr>
-        <w:pStyle w:val="Heading2"/>
+        <w:t>Lo que hay que resolver antes</w:t>
+      </w:r>
+    </w:p>
+    <w:p>
+      <w:pPr>
+        <w:spacing w:after="160" w:line="300" w:lineRule="auto"/>
+        <w:jc w:val="both"/>
+      </w:pPr>
+      <w:r>
+        <w:t>Tres cosas, y ninguna es de diseño:</w:t>
+      </w:r>
+    </w:p>
+    <w:p>
+      <w:pPr>
+        <w:spacing w:after="160" w:line="300" w:lineRule="auto"/>
+        <w:jc w:val="both"/>
+      </w:pPr>
+      <w:r>
+        <w:rPr>
+          <w:b/>
+          <w:bCs/>
+        </w:rPr>
+        <w:t>Identidad del usuario.</w:t>
+      </w:r>
+      <w:r>
+        <w:t xml:space="preserve"> Los endpoints de crédito operan sobre un usuario concreto. Hay que verificar que el identificador que viaja en el token de Nia</w:t>
+      </w:r>
+      <w:r>
+        <w:t xml:space="preserve">, pueda incluir el API Key </w:t>
+      </w:r>
+      <w:r>
+        <w:t xml:space="preserve">que espera el </w:t>
+      </w:r>
+      <w:r>
+        <w:t>Gateway.</w:t>
+      </w:r>
+    </w:p>
+    <w:p>
+      <w:pPr>
+        <w:pStyle w:val="Ttulo2"/>
         <w:pBdr>
-          <w:bottom w:val="single" w:color="D8DAE5" w:sz="6" w:space="6"/>
+          <w:bottom w:val="single" w:sz="6" w:space="6" w:color="D8DAE5"/>
         </w:pBdr>
-        <w:spacing w:after="180" w:before="360"/>
-      </w:pPr>
-      <w:r>
-        <w:rPr>
-          <w:rFonts w:ascii="Calibri Light" w:cs="Calibri Light" w:eastAsia="Calibri Light" w:hAnsi="Calibri Light"/>
+        <w:spacing w:before="360" w:after="180"/>
+      </w:pPr>
+      <w:r>
+        <w:rPr>
+          <w:rFonts w:ascii="Calibri Light" w:eastAsia="Calibri Light" w:hAnsi="Calibri Light" w:cs="Calibri Light"/>
           <w:b/>
           <w:bCs/>
           <w:color w:val="4A3AA8"/>
           <w:sz w:val="28"/>
           <w:szCs w:val="28"/>
         </w:rPr>
-        <w:t xml:space="preserve">Un canal más: MCP</w:t>
-      </w:r>
-    </w:p>
-    <w:p>
-      <w:pPr>
-        <w:spacing w:after="160" w:line="300"/>
+        <w:t>Un canal más: MCP</w:t>
+      </w:r>
+    </w:p>
+    <w:p>
+      <w:pPr>
+        <w:spacing w:after="160" w:line="300" w:lineRule="auto"/>
         <w:jc w:val="both"/>
       </w:pPr>
       <w:r>
@@ -2822,15 +2846,15 @@
           <w:b/>
           <w:bCs/>
         </w:rPr>
-        <w:t xml:space="preserve">MCP</w:t>
-      </w:r>
-      <w:r>
-        <w:t xml:space="preserve">, de modo que asistentes de terceros —Claude Desktop, Cursor, Copilot, agentes propios de clientes— consulten la información mercantil de Infonif como herramientas.</w:t>
-      </w:r>
-    </w:p>
-    <w:p>
-      <w:pPr>
-        <w:spacing w:after="160" w:line="300"/>
+        <w:t>MCP</w:t>
+      </w:r>
+      <w:r>
+        <w:t>, de modo que asistentes de terceros —Claude Desktop, Cursor, Copilot, agentes propios de clientes— consulten la información mercantil de Infonif como herramientas.</w:t>
+      </w:r>
+    </w:p>
+    <w:p>
+      <w:pPr>
+        <w:spacing w:after="160" w:line="300" w:lineRule="auto"/>
         <w:jc w:val="both"/>
       </w:pPr>
       <w:r>
@@ -2841,7 +2865,7 @@
           <w:b/>
           <w:bCs/>
         </w:rPr>
-        <w:t xml:space="preserve">eso y Nia no compiten: se complementan</w:t>
+        <w:t>eso y Nia no compiten: se complementan</w:t>
       </w:r>
       <w:r>
         <w:t xml:space="preserve">, y que el diseño de Nia ya lo tuvo en cuenta. MCP no aporta nada como protocolo </w:t>
@@ -2851,7 +2875,7 @@
           <w:i/>
           <w:iCs/>
         </w:rPr>
-        <w:t xml:space="preserve">interno</w:t>
+        <w:t>interno</w:t>
       </w:r>
       <w:r>
         <w:t xml:space="preserve"> —entre el agente y la capa de datos, que son el mismo equipo y el mismo despliegue— pero sí como canal </w:t>
@@ -2861,7 +2885,7 @@
           <w:b/>
           <w:bCs/>
         </w:rPr>
-        <w:t xml:space="preserve">público</w:t>
+        <w:t>público</w:t>
       </w:r>
       <w:r>
         <w:t xml:space="preserve"> hacia fuera.</w:t>
@@ -2869,24 +2893,29 @@
     </w:p>
     <w:p>
       <w:pPr>
-        <w:spacing w:after="160" w:line="300"/>
-        <w:jc w:val="both"/>
-      </w:pPr>
-      <w:r>
-        <w:t xml:space="preserve">Son dos caras de la misma capa de datos:</w:t>
+        <w:spacing w:after="160" w:line="300" w:lineRule="auto"/>
+        <w:jc w:val="both"/>
+      </w:pPr>
+      <w:r>
+        <w:t>Son dos caras de la misma capa de datos:</w:t>
       </w:r>
     </w:p>
     <w:tbl>
       <w:tblPr>
-        <w:tblW w:type="dxa" w:w="9638"/>
+        <w:tblW w:w="9638" w:type="dxa"/>
         <w:tblBorders>
-          <w:top w:val="single" w:color="D8DAE5" w:sz="4"/>
-          <w:left w:val="none" w:color="FFFFFF" w:sz="0"/>
-          <w:bottom w:val="single" w:color="D8DAE5" w:sz="4"/>
-          <w:right w:val="none" w:color="FFFFFF" w:sz="0"/>
-          <w:insideH w:val="single" w:color="D8DAE5" w:sz="2"/>
-          <w:insideV w:val="none" w:color="FFFFFF" w:sz="0"/>
+          <w:top w:val="single" w:sz="4" w:space="0" w:color="D8DAE5"/>
+          <w:left w:val="none" w:sz="0" w:space="0" w:color="FFFFFF"/>
+          <w:bottom w:val="single" w:sz="4" w:space="0" w:color="D8DAE5"/>
+          <w:right w:val="none" w:sz="0" w:space="0" w:color="FFFFFF"/>
+          <w:insideH w:val="single" w:sz="2" w:space="0" w:color="D8DAE5"/>
+          <w:insideV w:val="none" w:sz="0" w:space="0" w:color="FFFFFF"/>
         </w:tblBorders>
+        <w:tblCellMar>
+          <w:left w:w="10" w:type="dxa"/>
+          <w:right w:w="10" w:type="dxa"/>
+        </w:tblCellMar>
+        <w:tblLook w:val="0000" w:firstRow="0" w:lastRow="0" w:firstColumn="0" w:lastColumn="0" w:noHBand="0" w:noVBand="0"/>
       </w:tblPr>
       <w:tblGrid>
         <w:gridCol w:w="2313"/>
@@ -2894,264 +2923,272 @@
         <w:gridCol w:w="3662"/>
       </w:tblGrid>
       <w:tr>
+        <w:tblPrEx>
+          <w:tblCellMar>
+            <w:top w:w="0" w:type="dxa"/>
+            <w:bottom w:w="0" w:type="dxa"/>
+          </w:tblCellMar>
+        </w:tblPrEx>
         <w:trPr>
           <w:tblHeader/>
         </w:trPr>
         <w:tc>
           <w:tcPr>
-            <w:tcW w:type="dxa" w:w="2313"/>
-            <w:shd w:fill="EEEAFB" w:val="clear"/>
+            <w:tcW w:w="2313" w:type="dxa"/>
+            <w:shd w:val="clear" w:color="auto" w:fill="EEEAFB"/>
             <w:tcMar>
-              <w:top w:type="dxa" w:w="90"/>
-              <w:left w:type="dxa" w:w="130"/>
-              <w:bottom w:type="dxa" w:w="90"/>
-              <w:right w:type="dxa" w:w="130"/>
+              <w:top w:w="90" w:type="dxa"/>
+              <w:left w:w="130" w:type="dxa"/>
+              <w:bottom w:w="90" w:type="dxa"/>
+              <w:right w:w="130" w:type="dxa"/>
             </w:tcMar>
           </w:tcPr>
           <w:p>
             <w:pPr>
-              <w:spacing w:after="0" w:line="260"/>
+              <w:spacing w:line="260" w:lineRule="auto"/>
+            </w:pPr>
+          </w:p>
+        </w:tc>
+        <w:tc>
+          <w:tcPr>
+            <w:tcW w:w="3663" w:type="dxa"/>
+            <w:shd w:val="clear" w:color="auto" w:fill="EEEAFB"/>
+            <w:tcMar>
+              <w:top w:w="90" w:type="dxa"/>
+              <w:left w:w="130" w:type="dxa"/>
+              <w:bottom w:w="90" w:type="dxa"/>
+              <w:right w:w="130" w:type="dxa"/>
+            </w:tcMar>
+          </w:tcPr>
+          <w:p>
+            <w:pPr>
+              <w:spacing w:line="260" w:lineRule="auto"/>
             </w:pPr>
             <w:r>
               <w:rPr>
                 <w:b/>
                 <w:bCs/>
               </w:rPr>
-              <w:t xml:space="preserve"/>
+              <w:t>Nia</w:t>
             </w:r>
           </w:p>
         </w:tc>
         <w:tc>
           <w:tcPr>
-            <w:tcW w:type="dxa" w:w="3663"/>
-            <w:shd w:fill="EEEAFB" w:val="clear"/>
+            <w:tcW w:w="3662" w:type="dxa"/>
+            <w:shd w:val="clear" w:color="auto" w:fill="EEEAFB"/>
             <w:tcMar>
-              <w:top w:type="dxa" w:w="90"/>
-              <w:left w:type="dxa" w:w="130"/>
-              <w:bottom w:type="dxa" w:w="90"/>
-              <w:right w:type="dxa" w:w="130"/>
+              <w:top w:w="90" w:type="dxa"/>
+              <w:left w:w="130" w:type="dxa"/>
+              <w:bottom w:w="90" w:type="dxa"/>
+              <w:right w:w="130" w:type="dxa"/>
             </w:tcMar>
           </w:tcPr>
           <w:p>
             <w:pPr>
-              <w:spacing w:after="0" w:line="260"/>
+              <w:spacing w:line="260" w:lineRule="auto"/>
             </w:pPr>
             <w:r>
               <w:rPr>
                 <w:b/>
                 <w:bCs/>
               </w:rPr>
-              <w:t xml:space="preserve">Nia</w:t>
+              <w:t>MCP</w:t>
+            </w:r>
+          </w:p>
+        </w:tc>
+      </w:tr>
+      <w:tr>
+        <w:tblPrEx>
+          <w:tblCellMar>
+            <w:top w:w="0" w:type="dxa"/>
+            <w:bottom w:w="0" w:type="dxa"/>
+          </w:tblCellMar>
+        </w:tblPrEx>
+        <w:tc>
+          <w:tcPr>
+            <w:tcW w:w="2313" w:type="dxa"/>
+            <w:tcMar>
+              <w:top w:w="90" w:type="dxa"/>
+              <w:left w:w="130" w:type="dxa"/>
+              <w:bottom w:w="90" w:type="dxa"/>
+              <w:right w:w="130" w:type="dxa"/>
+            </w:tcMar>
+          </w:tcPr>
+          <w:p>
+            <w:pPr>
+              <w:spacing w:line="260" w:lineRule="auto"/>
+            </w:pPr>
+            <w:r>
+              <w:t>Quién lo usa</w:t>
             </w:r>
           </w:p>
         </w:tc>
         <w:tc>
           <w:tcPr>
-            <w:tcW w:type="dxa" w:w="3662"/>
-            <w:shd w:fill="EEEAFB" w:val="clear"/>
+            <w:tcW w:w="3663" w:type="dxa"/>
             <w:tcMar>
-              <w:top w:type="dxa" w:w="90"/>
-              <w:left w:type="dxa" w:w="130"/>
-              <w:bottom w:type="dxa" w:w="90"/>
-              <w:right w:type="dxa" w:w="130"/>
+              <w:top w:w="90" w:type="dxa"/>
+              <w:left w:w="130" w:type="dxa"/>
+              <w:bottom w:w="90" w:type="dxa"/>
+              <w:right w:w="130" w:type="dxa"/>
             </w:tcMar>
           </w:tcPr>
           <w:p>
             <w:pPr>
-              <w:spacing w:after="0" w:line="260"/>
+              <w:spacing w:line="260" w:lineRule="auto"/>
             </w:pPr>
             <w:r>
-              <w:rPr>
-                <w:b/>
-                <w:bCs/>
-              </w:rPr>
-              <w:t xml:space="preserve">MCP</w:t>
+              <w:t>el cliente final, en el portal</w:t>
+            </w:r>
+          </w:p>
+        </w:tc>
+        <w:tc>
+          <w:tcPr>
+            <w:tcW w:w="3662" w:type="dxa"/>
+            <w:tcMar>
+              <w:top w:w="90" w:type="dxa"/>
+              <w:left w:w="130" w:type="dxa"/>
+              <w:bottom w:w="90" w:type="dxa"/>
+              <w:right w:w="130" w:type="dxa"/>
+            </w:tcMar>
+          </w:tcPr>
+          <w:p>
+            <w:pPr>
+              <w:spacing w:line="260" w:lineRule="auto"/>
+            </w:pPr>
+            <w:r>
+              <w:t>otro agente, en su herramienta</w:t>
             </w:r>
           </w:p>
         </w:tc>
       </w:tr>
       <w:tr>
-        <w:trPr>
-          <w:tblHeader w:val="false"/>
-        </w:trPr>
+        <w:tblPrEx>
+          <w:tblCellMar>
+            <w:top w:w="0" w:type="dxa"/>
+            <w:bottom w:w="0" w:type="dxa"/>
+          </w:tblCellMar>
+        </w:tblPrEx>
         <w:tc>
           <w:tcPr>
-            <w:tcW w:type="dxa" w:w="2313"/>
+            <w:tcW w:w="2313" w:type="dxa"/>
             <w:tcMar>
-              <w:top w:type="dxa" w:w="90"/>
-              <w:left w:type="dxa" w:w="130"/>
-              <w:bottom w:type="dxa" w:w="90"/>
-              <w:right w:type="dxa" w:w="130"/>
+              <w:top w:w="90" w:type="dxa"/>
+              <w:left w:w="130" w:type="dxa"/>
+              <w:bottom w:w="90" w:type="dxa"/>
+              <w:right w:w="130" w:type="dxa"/>
             </w:tcMar>
           </w:tcPr>
           <w:p>
             <w:pPr>
-              <w:spacing w:after="0" w:line="260"/>
+              <w:spacing w:line="260" w:lineRule="auto"/>
             </w:pPr>
             <w:r>
-              <w:t xml:space="preserve">Quién lo usa</w:t>
+              <w:t>Qué aporta</w:t>
             </w:r>
           </w:p>
         </w:tc>
         <w:tc>
           <w:tcPr>
-            <w:tcW w:type="dxa" w:w="3663"/>
+            <w:tcW w:w="3663" w:type="dxa"/>
             <w:tcMar>
-              <w:top w:type="dxa" w:w="90"/>
-              <w:left w:type="dxa" w:w="130"/>
-              <w:bottom w:type="dxa" w:w="90"/>
-              <w:right w:type="dxa" w:w="130"/>
+              <w:top w:w="90" w:type="dxa"/>
+              <w:left w:w="130" w:type="dxa"/>
+              <w:bottom w:w="90" w:type="dxa"/>
+              <w:right w:w="130" w:type="dxa"/>
             </w:tcMar>
           </w:tcPr>
           <w:p>
             <w:pPr>
-              <w:spacing w:after="0" w:line="260"/>
+              <w:spacing w:line="260" w:lineRule="auto"/>
             </w:pPr>
             <w:r>
-              <w:t xml:space="preserve">el cliente final, en el portal</w:t>
+              <w:t>conversación guiada y venta</w:t>
             </w:r>
           </w:p>
         </w:tc>
         <w:tc>
           <w:tcPr>
-            <w:tcW w:type="dxa" w:w="3662"/>
+            <w:tcW w:w="3662" w:type="dxa"/>
             <w:tcMar>
-              <w:top w:type="dxa" w:w="90"/>
-              <w:left w:type="dxa" w:w="130"/>
-              <w:bottom w:type="dxa" w:w="90"/>
-              <w:right w:type="dxa" w:w="130"/>
+              <w:top w:w="90" w:type="dxa"/>
+              <w:left w:w="130" w:type="dxa"/>
+              <w:bottom w:w="90" w:type="dxa"/>
+              <w:right w:w="130" w:type="dxa"/>
             </w:tcMar>
           </w:tcPr>
           <w:p>
             <w:pPr>
-              <w:spacing w:after="0" w:line="260"/>
+              <w:spacing w:line="260" w:lineRule="auto"/>
             </w:pPr>
             <w:r>
-              <w:t xml:space="preserve">otro agente, en su herramienta</w:t>
+              <w:t>acceso programático estándar</w:t>
             </w:r>
           </w:p>
         </w:tc>
       </w:tr>
       <w:tr>
-        <w:trPr>
-          <w:tblHeader w:val="false"/>
-        </w:trPr>
+        <w:tblPrEx>
+          <w:tblCellMar>
+            <w:top w:w="0" w:type="dxa"/>
+            <w:bottom w:w="0" w:type="dxa"/>
+          </w:tblCellMar>
+        </w:tblPrEx>
         <w:tc>
           <w:tcPr>
-            <w:tcW w:type="dxa" w:w="2313"/>
+            <w:tcW w:w="2313" w:type="dxa"/>
             <w:tcMar>
-              <w:top w:type="dxa" w:w="90"/>
-              <w:left w:type="dxa" w:w="130"/>
-              <w:bottom w:type="dxa" w:w="90"/>
-              <w:right w:type="dxa" w:w="130"/>
+              <w:top w:w="90" w:type="dxa"/>
+              <w:left w:w="130" w:type="dxa"/>
+              <w:bottom w:w="90" w:type="dxa"/>
+              <w:right w:w="130" w:type="dxa"/>
             </w:tcMar>
           </w:tcPr>
           <w:p>
             <w:pPr>
-              <w:spacing w:after="0" w:line="260"/>
+              <w:spacing w:line="260" w:lineRule="auto"/>
             </w:pPr>
             <w:r>
-              <w:t xml:space="preserve">Qué aporta</w:t>
+              <w:t>Monetización</w:t>
             </w:r>
           </w:p>
         </w:tc>
         <w:tc>
           <w:tcPr>
-            <w:tcW w:type="dxa" w:w="3663"/>
+            <w:tcW w:w="3663" w:type="dxa"/>
             <w:tcMar>
-              <w:top w:type="dxa" w:w="90"/>
-              <w:left w:type="dxa" w:w="130"/>
-              <w:bottom w:type="dxa" w:w="90"/>
-              <w:right w:type="dxa" w:w="130"/>
+              <w:top w:w="90" w:type="dxa"/>
+              <w:left w:w="130" w:type="dxa"/>
+              <w:bottom w:w="90" w:type="dxa"/>
+              <w:right w:w="130" w:type="dxa"/>
             </w:tcMar>
           </w:tcPr>
           <w:p>
             <w:pPr>
-              <w:spacing w:after="0" w:line="260"/>
+              <w:spacing w:line="260" w:lineRule="auto"/>
             </w:pPr>
             <w:r>
-              <w:t xml:space="preserve">conversación guiada y venta</w:t>
+              <w:t>créditos y euros, la de siempre</w:t>
             </w:r>
           </w:p>
         </w:tc>
         <w:tc>
           <w:tcPr>
-            <w:tcW w:type="dxa" w:w="3662"/>
+            <w:tcW w:w="3662" w:type="dxa"/>
             <w:tcMar>
-              <w:top w:type="dxa" w:w="90"/>
-              <w:left w:type="dxa" w:w="130"/>
-              <w:bottom w:type="dxa" w:w="90"/>
-              <w:right w:type="dxa" w:w="130"/>
+              <w:top w:w="90" w:type="dxa"/>
+              <w:left w:w="130" w:type="dxa"/>
+              <w:bottom w:w="90" w:type="dxa"/>
+              <w:right w:w="130" w:type="dxa"/>
             </w:tcMar>
           </w:tcPr>
           <w:p>
             <w:pPr>
-              <w:spacing w:after="0" w:line="260"/>
+              <w:spacing w:line="260" w:lineRule="auto"/>
             </w:pPr>
             <w:r>
-              <w:t xml:space="preserve">acceso programático estándar</w:t>
-            </w:r>
-          </w:p>
-        </w:tc>
-      </w:tr>
-      <w:tr>
-        <w:trPr>
-          <w:tblHeader w:val="false"/>
-        </w:trPr>
-        <w:tc>
-          <w:tcPr>
-            <w:tcW w:type="dxa" w:w="2313"/>
-            <w:tcMar>
-              <w:top w:type="dxa" w:w="90"/>
-              <w:left w:type="dxa" w:w="130"/>
-              <w:bottom w:type="dxa" w:w="90"/>
-              <w:right w:type="dxa" w:w="130"/>
-            </w:tcMar>
-          </w:tcPr>
-          <w:p>
-            <w:pPr>
-              <w:spacing w:after="0" w:line="260"/>
-            </w:pPr>
-            <w:r>
-              <w:t xml:space="preserve">Monetización</w:t>
-            </w:r>
-          </w:p>
-        </w:tc>
-        <w:tc>
-          <w:tcPr>
-            <w:tcW w:type="dxa" w:w="3663"/>
-            <w:tcMar>
-              <w:top w:type="dxa" w:w="90"/>
-              <w:left w:type="dxa" w:w="130"/>
-              <w:bottom w:type="dxa" w:w="90"/>
-              <w:right w:type="dxa" w:w="130"/>
-            </w:tcMar>
-          </w:tcPr>
-          <w:p>
-            <w:pPr>
-              <w:spacing w:after="0" w:line="260"/>
-            </w:pPr>
-            <w:r>
-              <w:t xml:space="preserve">créditos y euros, la de siempre</w:t>
-            </w:r>
-          </w:p>
-        </w:tc>
-        <w:tc>
-          <w:tcPr>
-            <w:tcW w:type="dxa" w:w="3662"/>
-            <w:tcMar>
-              <w:top w:type="dxa" w:w="90"/>
-              <w:left w:type="dxa" w:w="130"/>
-              <w:bottom w:type="dxa" w:w="90"/>
-              <w:right w:type="dxa" w:w="130"/>
-            </w:tcMar>
-          </w:tcPr>
-          <w:p>
-            <w:pPr>
-              <w:spacing w:after="0" w:line="260"/>
-            </w:pPr>
-            <w:r>
-              <w:t xml:space="preserve">consumo medido por clave</w:t>
+              <w:t>consumo medido por clave</w:t>
             </w:r>
           </w:p>
         </w:tc>
@@ -3164,7 +3201,7 @@
     </w:p>
     <w:p>
       <w:pPr>
-        <w:spacing w:after="160" w:line="300"/>
+        <w:spacing w:after="160" w:line="300" w:lineRule="auto"/>
         <w:jc w:val="both"/>
       </w:pPr>
       <w:r>
@@ -3172,12 +3209,12 @@
       </w:r>
       <w:r>
         <w:rPr>
-          <w:rFonts w:ascii="Consolas" w:cs="Consolas" w:eastAsia="Consolas" w:hAnsi="Consolas"/>
+          <w:rFonts w:ascii="Consolas" w:eastAsia="Consolas" w:hAnsi="Consolas" w:cs="Consolas"/>
           <w:color w:val="4A3AA8"/>
           <w:sz w:val="19"/>
           <w:szCs w:val="19"/>
         </w:rPr>
-        <w:t xml:space="preserve">datos/</w:t>
+        <w:t>datos/</w:t>
       </w:r>
       <w:r>
         <w:t xml:space="preserve"> para Nia sirve a los dos. Y al revés: cada endpoint que se integre acerca las dos cosas a la vez.</w:t>
@@ -3185,48 +3222,48 @@
     </w:p>
     <w:p>
       <w:pPr>
-        <w:pStyle w:val="Heading2"/>
+        <w:pStyle w:val="Ttulo2"/>
         <w:pBdr>
-          <w:bottom w:val="single" w:color="D8DAE5" w:sz="6" w:space="6"/>
+          <w:bottom w:val="single" w:sz="6" w:space="6" w:color="D8DAE5"/>
         </w:pBdr>
-        <w:spacing w:after="180" w:before="360"/>
-      </w:pPr>
-      <w:r>
-        <w:rPr>
-          <w:rFonts w:ascii="Calibri Light" w:cs="Calibri Light" w:eastAsia="Calibri Light" w:hAnsi="Calibri Light"/>
+        <w:spacing w:before="360" w:after="180"/>
+      </w:pPr>
+      <w:r>
+        <w:rPr>
+          <w:rFonts w:ascii="Calibri Light" w:eastAsia="Calibri Light" w:hAnsi="Calibri Light" w:cs="Calibri Light"/>
           <w:b/>
           <w:bCs/>
           <w:color w:val="4A3AA8"/>
           <w:sz w:val="28"/>
           <w:szCs w:val="28"/>
         </w:rPr>
-        <w:t xml:space="preserve">Prioridad sugerida</w:t>
-      </w:r>
-    </w:p>
-    <w:p>
-      <w:pPr>
-        <w:spacing w:after="160" w:line="300"/>
-        <w:jc w:val="both"/>
-      </w:pPr>
-      <w:r>
-        <w:t xml:space="preserve">Si hubiera que ordenarlo, este sería el orden por relación entre valor y esfuerzo:</w:t>
-      </w:r>
-    </w:p>
-    <w:p>
-      <w:pPr>
-        <w:pStyle w:val="ListParagraph"/>
+        <w:t>Prioridad sugerida</w:t>
+      </w:r>
+    </w:p>
+    <w:p>
+      <w:pPr>
+        <w:spacing w:after="160" w:line="300" w:lineRule="auto"/>
+        <w:jc w:val="both"/>
+      </w:pPr>
+      <w:r>
+        <w:t>Si hubiera que ordenarlo, este sería el orden por relación entre valor y esfuerzo:</w:t>
+      </w:r>
+    </w:p>
+    <w:p>
+      <w:pPr>
+        <w:pStyle w:val="Prrafodelista"/>
         <w:numPr>
           <w:ilvl w:val="0"/>
           <w:numId w:val="3"/>
         </w:numPr>
-        <w:spacing w:after="120" w:line="290"/>
-      </w:pPr>
-      <w:r>
-        <w:rPr>
-          <w:b/>
-          <w:bCs/>
-        </w:rPr>
-        <w:t xml:space="preserve">`/credito`</w:t>
+        <w:spacing w:after="120" w:line="290" w:lineRule="auto"/>
+      </w:pPr>
+      <w:r>
+        <w:rPr>
+          <w:b/>
+          <w:bCs/>
+        </w:rPr>
+        <w:t>`/credito`</w:t>
       </w:r>
       <w:r>
         <w:t xml:space="preserve"> — cierra el ciclo de venta, que es lo que convierte la demo en producto, y donde hoy queda trabajo pendiente en cualquier caso.</w:t>
@@ -3234,19 +3271,19 @@
     </w:p>
     <w:p>
       <w:pPr>
-        <w:pStyle w:val="ListParagraph"/>
+        <w:pStyle w:val="Prrafodelista"/>
         <w:numPr>
           <w:ilvl w:val="0"/>
           <w:numId w:val="3"/>
         </w:numPr>
-        <w:spacing w:after="120" w:line="290"/>
-      </w:pPr>
-      <w:r>
-        <w:rPr>
-          <w:b/>
-          <w:bCs/>
-        </w:rPr>
-        <w:t xml:space="preserve">`/dato`</w:t>
+        <w:spacing w:after="120" w:line="290" w:lineRule="auto"/>
+      </w:pPr>
+      <w:r>
+        <w:rPr>
+          <w:b/>
+          <w:bCs/>
+        </w:rPr>
+        <w:t>`/dato`</w:t>
       </w:r>
       <w:r>
         <w:t xml:space="preserve"> — el salto más visible en la conversación, y el de menor riesgo: son consultas de lectura, sin dinero de por medio.</w:t>
@@ -3254,19 +3291,19 @@
     </w:p>
     <w:p>
       <w:pPr>
-        <w:pStyle w:val="ListParagraph"/>
+        <w:pStyle w:val="Prrafodelista"/>
         <w:numPr>
           <w:ilvl w:val="0"/>
           <w:numId w:val="3"/>
         </w:numPr>
-        <w:spacing w:after="120" w:line="290"/>
-      </w:pPr>
-      <w:r>
-        <w:rPr>
-          <w:b/>
-          <w:bCs/>
-        </w:rPr>
-        <w:t xml:space="preserve">`/producto`</w:t>
+        <w:spacing w:after="120" w:line="290" w:lineRule="auto"/>
+      </w:pPr>
+      <w:r>
+        <w:rPr>
+          <w:b/>
+          <w:bCs/>
+        </w:rPr>
+        <w:t>`/producto`</w:t>
       </w:r>
       <w:r>
         <w:t xml:space="preserve"> — el de más recorrido comercial, pero también el que más depende de tener resuelto lo anterior.</w:t>
@@ -3274,88 +3311,76 @@
     </w:p>
     <w:p>
       <w:pPr>
-        <w:spacing w:after="160" w:line="300"/>
-        <w:jc w:val="both"/>
-      </w:pPr>
-      <w:r>
-        <w:t xml:space="preserve">Nada de esto está comprometido en el alcance actual. Se documenta porque la pregunta «¿y esto hasta dónde llega?» se va a hacer, y la respuesta corta es: la arquitectura no es el límite.</w:t>
-      </w:r>
-    </w:p>
-    <w:p>
-      <w:pPr>
-        <w:pStyle w:val="Heading2"/>
+        <w:spacing w:after="160" w:line="300" w:lineRule="auto"/>
+        <w:jc w:val="both"/>
+      </w:pPr>
+      <w:r>
+        <w:t>Nada de esto está comprometido en el alcance actual. Se documenta porque la pregunta «¿y esto hasta dónde llega?» se va a hacer, y la respuesta corta es: la arquitectura no es el límite.</w:t>
+      </w:r>
+    </w:p>
+    <w:p>
+      <w:pPr>
+        <w:pStyle w:val="Ttulo2"/>
         <w:pBdr>
-          <w:bottom w:val="single" w:color="D8DAE5" w:sz="6" w:space="6"/>
+          <w:bottom w:val="single" w:sz="6" w:space="6" w:color="D8DAE5"/>
         </w:pBdr>
-        <w:spacing w:after="180" w:before="360"/>
-      </w:pPr>
-      <w:r>
-        <w:rPr>
-          <w:rFonts w:ascii="Calibri Light" w:cs="Calibri Light" w:eastAsia="Calibri Light" w:hAnsi="Calibri Light"/>
+        <w:spacing w:before="360" w:after="180"/>
+      </w:pPr>
+      <w:r>
+        <w:rPr>
+          <w:rFonts w:ascii="Calibri Light" w:eastAsia="Calibri Light" w:hAnsi="Calibri Light" w:cs="Calibri Light"/>
           <w:b/>
           <w:bCs/>
           <w:color w:val="4A3AA8"/>
           <w:sz w:val="28"/>
           <w:szCs w:val="28"/>
         </w:rPr>
-        <w:t xml:space="preserve">Estado</w:t>
-      </w:r>
-    </w:p>
-    <w:p>
-      <w:pPr>
-        <w:spacing w:after="160" w:line="300"/>
-        <w:jc w:val="both"/>
-      </w:pPr>
-      <w:r>
-        <w:t xml:space="preserve">Prueba de concepto funcional. Consulta, segmentación y cotización funcionan de punta a punta contra los datos reales de Infonif.</w:t>
-      </w:r>
-    </w:p>
-    <w:p>
-      <w:pPr>
-        <w:spacing w:after="160" w:line="300"/>
-        <w:jc w:val="both"/>
-      </w:pPr>
-      <w:r>
-        <w:t xml:space="preserve">Pendiente: el flujo de compra (Stripe en modo prueba y webhook de abono) y la integración con la ficha de empresa.</w:t>
-      </w:r>
-    </w:p>
-    <w:p>
-      <w:pPr>
-        <w:spacing w:after="160" w:line="300"/>
-        <w:jc w:val="both"/>
-      </w:pPr>
-      <w:r>
-        <w:t xml:space="preserve">Pruebas obligatorias en las dos piezas donde un error cuesta dinero: el compilador de filtros y la verificación de derechos.</w:t>
+        <w:lastRenderedPageBreak/>
+        <w:t>Estado</w:t>
+      </w:r>
+    </w:p>
+    <w:p>
+      <w:pPr>
+        <w:spacing w:after="160" w:line="300" w:lineRule="auto"/>
+        <w:jc w:val="both"/>
+      </w:pPr>
+      <w:r>
+        <w:t>Prueba de concepto funcional. Consulta, segmentación y cotización funcionan de punta a punta contra los datos reales de Infonif.</w:t>
+      </w:r>
+    </w:p>
+    <w:p>
+      <w:pPr>
+        <w:spacing w:after="160" w:line="300" w:lineRule="auto"/>
+        <w:jc w:val="both"/>
+      </w:pPr>
+      <w:r>
+        <w:t>Pendiente: el flujo de compra (Stripe en modo prueba y webhook de abono) y la integración con la ficha de empresa.</w:t>
+      </w:r>
+    </w:p>
+    <w:p>
+      <w:pPr>
+        <w:spacing w:after="160" w:line="300" w:lineRule="auto"/>
+        <w:jc w:val="both"/>
+      </w:pPr>
+      <w:r>
+        <w:t>Pruebas obligatorias en las dos piezas donde un error cuesta dinero: el compilador de filtros y la verificación de derechos.</w:t>
       </w:r>
     </w:p>
     <w:sectPr>
       <w:footerReference w:type="default" r:id="rId7"/>
-      <w:pgSz w:w="11906" w:h="16838" w:orient="portrait"/>
+      <w:pgSz w:w="11906" w:h="16838"/>
       <w:pgMar w:top="1418" w:right="1134" w:bottom="1418" w:left="1134" w:header="708" w:footer="708" w:gutter="0"/>
-      <w:pgNumType/>
+      <w:cols w:space="720"/>
       <w:docGrid w:linePitch="360"/>
     </w:sectPr>
   </w:body>
 </w:document>
 </file>
 
-<file path=word/comments.xml><?xml version="1.0" encoding="utf-8"?>
-<w:comments xmlns:cx="http://schemas.microsoft.com/office/drawing/2014/chartex" xmlns:cx1="http://schemas.microsoft.com/office/drawing/2015/9/8/chartex" xmlns:cx2="http://schemas.microsoft.com/office/drawing/2015/10/21/chartex" xmlns:cx3="http://schemas.microsoft.com/office/drawing/2016/5/9/chartex" xmlns:cx4="http://schemas.microsoft.com/office/drawing/2016/5/10/chartex" xmlns:cx5="http://schemas.microsoft.com/office/drawing/2016/5/11/chartex" xmlns:cx6="http://schemas.microsoft.com/office/drawing/2016/5/12/chartex" xmlns:cx7="http://schemas.microsoft.com/office/drawing/2016/5/13/chartex" xmlns:cx8="http://schemas.microsoft.com/office/drawing/2016/5/14/chartex" xmlns:mc="http://schemas.openxmlformats.org/markup-compatibility/2006" xmlns:aink="http://schemas.microsoft.com/office/drawing/2016/ink" xmlns:am3d="http://schemas.microsoft.com/office/drawing/2017/model3d" xmlns:o="urn:schemas-microsoft-com:office:office" xmlns:r="http://schemas.openxmlformats.org/officeDocument/2006/relationships" xmlns:m="http://schemas.openxmlformats.org/officeDocument/2006/math" xmlns:v="urn:schemas-microsoft-com:vml" xmlns:wp14="http://schemas.microsoft.com/office/word/2010/wordprocessingDrawing" xmlns:wp="http://schemas.openxmlformats.org/drawingml/2006/wordprocessingDrawing" xmlns:w10="urn:schemas-microsoft-com:office:word" xmlns:w="http://schemas.openxmlformats.org/wordprocessingml/2006/main" xmlns:w14="http://schemas.microsoft.com/office/word/2010/wordml" xmlns:w15="http://schemas.microsoft.com/office/word/2012/wordml" xmlns:w16cex="http://schemas.microsoft.com/office/word/2018/wordml/cex" xmlns:w16cid="http://schemas.microsoft.com/office/word/2016/wordml/cid" xmlns:w16="http://schemas.microsoft.com/office/word/2018/wordml" xmlns:w16sdtdh="http://schemas.microsoft.com/office/word/2020/wordml/sdtdatahash" xmlns:w16se="http://schemas.microsoft.com/office/word/2015/wordml/symex" xmlns:wpg="http://schemas.microsoft.com/office/word/2010/wordprocessingGroup" xmlns:wpi="http://schemas.microsoft.com/office/word/2010/wordprocessingInk" xmlns:wne="http://schemas.microsoft.com/office/word/2006/wordml" xmlns:wps="http://schemas.microsoft.com/office/word/2010/wordprocessingShape"/>
-</file>
-
 <file path=word/endnotes.xml><?xml version="1.0" encoding="utf-8"?>
-<w:endnotes xmlns:wpc="http://schemas.microsoft.com/office/word/2010/wordprocessingCanvas" xmlns:mc="http://schemas.openxmlformats.org/markup-compatibility/2006" xmlns:o="urn:schemas-microsoft-com:office:office" xmlns:r="http://schemas.openxmlformats.org/officeDocument/2006/relationships" xmlns:m="http://schemas.openxmlformats.org/officeDocument/2006/math" xmlns:v="urn:schemas-microsoft-com:vml" xmlns:wp14="http://schemas.microsoft.com/office/word/2010/wordprocessingDrawing" xmlns:wp="http://schemas.openxmlformats.org/drawingml/2006/wordprocessingDrawing" xmlns:w10="urn:schemas-microsoft-com:office:word" xmlns:w="http://schemas.openxmlformats.org/wordprocessingml/2006/main" xmlns:w14="http://schemas.microsoft.com/office/word/2010/wordml" xmlns:w15="http://schemas.microsoft.com/office/word/2012/wordml" xmlns:wpg="http://schemas.microsoft.com/office/word/2010/wordprocessingGroup" xmlns:wpi="http://schemas.microsoft.com/office/word/2010/wordprocessingInk" xmlns:wne="http://schemas.microsoft.com/office/word/2006/wordml" xmlns:wps="http://schemas.microsoft.com/office/word/2010/wordprocessingShape" mc:Ignorable="w14 w15 wp14">
+<w:endnotes xmlns:wpc="http://schemas.microsoft.com/office/word/2010/wordprocessingCanvas" xmlns:cx="http://schemas.microsoft.com/office/drawing/2014/chartex" xmlns:cx1="http://schemas.microsoft.com/office/drawing/2015/9/8/chartex" xmlns:cx2="http://schemas.microsoft.com/office/drawing/2015/10/21/chartex" xmlns:cx3="http://schemas.microsoft.com/office/drawing/2016/5/9/chartex" xmlns:cx4="http://schemas.microsoft.com/office/drawing/2016/5/10/chartex" xmlns:cx5="http://schemas.microsoft.com/office/drawing/2016/5/11/chartex" xmlns:cx6="http://schemas.microsoft.com/office/drawing/2016/5/12/chartex" xmlns:cx7="http://schemas.microsoft.com/office/drawing/2016/5/13/chartex" xmlns:cx8="http://schemas.microsoft.com/office/drawing/2016/5/14/chartex" xmlns:mc="http://schemas.openxmlformats.org/markup-compatibility/2006" xmlns:aink="http://schemas.microsoft.com/office/drawing/2016/ink" xmlns:am3d="http://schemas.microsoft.com/office/drawing/2017/model3d" xmlns:o="urn:schemas-microsoft-com:office:office" xmlns:oel="http://schemas.microsoft.com/office/2019/extlst" xmlns:r="http://schemas.openxmlformats.org/officeDocument/2006/relationships" xmlns:m="http://schemas.openxmlformats.org/officeDocument/2006/math" xmlns:v="urn:schemas-microsoft-com:vml" xmlns:wp14="http://schemas.microsoft.com/office/word/2010/wordprocessingDrawing" xmlns:wp="http://schemas.openxmlformats.org/drawingml/2006/wordprocessingDrawing" xmlns:w10="urn:schemas-microsoft-com:office:word" xmlns:w="http://schemas.openxmlformats.org/wordprocessingml/2006/main" xmlns:w14="http://schemas.microsoft.com/office/word/2010/wordml" xmlns:w15="http://schemas.microsoft.com/office/word/2012/wordml" xmlns:w16cei="http://schemas.microsoft.com/office/word/2026/wordml/cei" xmlns:w16cex="http://schemas.microsoft.com/office/word/2018/wordml/cex" xmlns:w16cid="http://schemas.microsoft.com/office/word/2016/wordml/cid" xmlns:w16="http://schemas.microsoft.com/office/word/2018/wordml" xmlns:w16du="http://schemas.microsoft.com/office/word/2023/wordml/word16du" xmlns:w16sdtdh="http://schemas.microsoft.com/office/word/2020/wordml/sdtdatahash" xmlns:w16sdtfl="http://schemas.microsoft.com/office/word/2024/wordml/sdtformatlock" xmlns:w16se="http://schemas.microsoft.com/office/word/2015/wordml/symex" xmlns:wpg="http://schemas.microsoft.com/office/word/2010/wordprocessingGroup" xmlns:wpi="http://schemas.microsoft.com/office/word/2010/wordprocessingInk" xmlns:wne="http://schemas.microsoft.com/office/word/2006/wordml" xmlns:wps="http://schemas.microsoft.com/office/word/2010/wordprocessingShape" mc:Ignorable="w14 w15 w16se w16cid w16 w16cex w16sdtdh w16sdtfl w16du wp14">
   <w:endnote w:type="separator" w:id="-1">
     <w:p>
-      <w:pPr>
-        <w:spacing w:after="0" w:line="240" w:lineRule="auto"/>
-      </w:pPr>
-      <w:r>
-        <w:rPr>
-          <w:rStyle w:val="EndnoteReference"/>
-        </w:rPr>
-        <w:endnoteRef/>
-      </w:r>
       <w:r>
         <w:separator/>
       </w:r>
@@ -3363,15 +3388,6 @@
   </w:endnote>
   <w:endnote w:type="continuationSeparator" w:id="0">
     <w:p>
-      <w:pPr>
-        <w:spacing w:after="0" w:line="240" w:lineRule="auto"/>
-      </w:pPr>
-      <w:r>
-        <w:rPr>
-          <w:rStyle w:val="EndnoteReference"/>
-        </w:rPr>
-        <w:endnoteRef/>
-      </w:r>
       <w:r>
         <w:continuationSeparator/>
       </w:r>
@@ -3381,7 +3397,7 @@
 </file>
 
 <file path=word/footer1.xml><?xml version="1.0" encoding="utf-8"?>
-<w:ftr xmlns:wpc="http://schemas.microsoft.com/office/word/2010/wordprocessingCanvas" xmlns:mc="http://schemas.openxmlformats.org/markup-compatibility/2006" xmlns:o="urn:schemas-microsoft-com:office:office" xmlns:r="http://schemas.openxmlformats.org/officeDocument/2006/relationships" xmlns:m="http://schemas.openxmlformats.org/officeDocument/2006/math" xmlns:v="urn:schemas-microsoft-com:vml" xmlns:wp14="http://schemas.microsoft.com/office/word/2010/wordprocessingDrawing" xmlns:wp="http://schemas.openxmlformats.org/drawingml/2006/wordprocessingDrawing" xmlns:w10="urn:schemas-microsoft-com:office:word" xmlns:w="http://schemas.openxmlformats.org/wordprocessingml/2006/main" xmlns:w14="http://schemas.microsoft.com/office/word/2010/wordml" xmlns:w15="http://schemas.microsoft.com/office/word/2012/wordml" xmlns:wpg="http://schemas.microsoft.com/office/word/2010/wordprocessingGroup" xmlns:wpi="http://schemas.microsoft.com/office/word/2010/wordprocessingInk" xmlns:wne="http://schemas.microsoft.com/office/word/2006/wordml" xmlns:wps="http://schemas.microsoft.com/office/word/2010/wordprocessingShape">
+<w:ftr xmlns:wpc="http://schemas.microsoft.com/office/word/2010/wordprocessingCanvas" xmlns:cx="http://schemas.microsoft.com/office/drawing/2014/chartex" xmlns:cx1="http://schemas.microsoft.com/office/drawing/2015/9/8/chartex" xmlns:cx2="http://schemas.microsoft.com/office/drawing/2015/10/21/chartex" xmlns:cx3="http://schemas.microsoft.com/office/drawing/2016/5/9/chartex" xmlns:cx4="http://schemas.microsoft.com/office/drawing/2016/5/10/chartex" xmlns:cx5="http://schemas.microsoft.com/office/drawing/2016/5/11/chartex" xmlns:cx6="http://schemas.microsoft.com/office/drawing/2016/5/12/chartex" xmlns:cx7="http://schemas.microsoft.com/office/drawing/2016/5/13/chartex" xmlns:cx8="http://schemas.microsoft.com/office/drawing/2016/5/14/chartex" xmlns:mc="http://schemas.openxmlformats.org/markup-compatibility/2006" xmlns:aink="http://schemas.microsoft.com/office/drawing/2016/ink" xmlns:am3d="http://schemas.microsoft.com/office/drawing/2017/model3d" xmlns:o="urn:schemas-microsoft-com:office:office" xmlns:oel="http://schemas.microsoft.com/office/2019/extlst" xmlns:r="http://schemas.openxmlformats.org/officeDocument/2006/relationships" xmlns:m="http://schemas.openxmlformats.org/officeDocument/2006/math" xmlns:v="urn:schemas-microsoft-com:vml" xmlns:wp14="http://schemas.microsoft.com/office/word/2010/wordprocessingDrawing" xmlns:wp="http://schemas.openxmlformats.org/drawingml/2006/wordprocessingDrawing" xmlns:w10="urn:schemas-microsoft-com:office:word" xmlns:w="http://schemas.openxmlformats.org/wordprocessingml/2006/main" xmlns:w14="http://schemas.microsoft.com/office/word/2010/wordml" xmlns:w15="http://schemas.microsoft.com/office/word/2012/wordml" xmlns:w16cei="http://schemas.microsoft.com/office/word/2026/wordml/cei" xmlns:w16cex="http://schemas.microsoft.com/office/word/2018/wordml/cex" xmlns:w16cid="http://schemas.microsoft.com/office/word/2016/wordml/cid" xmlns:w16="http://schemas.microsoft.com/office/word/2018/wordml" xmlns:w16du="http://schemas.microsoft.com/office/word/2023/wordml/word16du" xmlns:w16sdtdh="http://schemas.microsoft.com/office/word/2020/wordml/sdtdatahash" xmlns:w16sdtfl="http://schemas.microsoft.com/office/word/2024/wordml/sdtformatlock" xmlns:w16se="http://schemas.microsoft.com/office/word/2015/wordml/symex" xmlns:wpg="http://schemas.microsoft.com/office/word/2010/wordprocessingGroup" xmlns:wpi="http://schemas.microsoft.com/office/word/2010/wordprocessingInk" xmlns:wne="http://schemas.microsoft.com/office/word/2006/wordml" xmlns:wps="http://schemas.microsoft.com/office/word/2010/wordprocessingShape" mc:Ignorable="w14 w15 w16se w16cid w16 w16cex w16sdtdh w16sdtfl w16du wp14">
   <w:p>
     <w:pPr>
       <w:jc w:val="center"/>
@@ -3401,8 +3417,38 @@
         <w:szCs w:val="16"/>
       </w:rPr>
       <w:fldChar w:fldCharType="begin"/>
-      <w:instrText xml:space="preserve">PAGE</w:instrText>
+    </w:r>
+    <w:r>
+      <w:rPr>
+        <w:color w:val="5B6072"/>
+        <w:sz w:val="16"/>
+        <w:szCs w:val="16"/>
+      </w:rPr>
+      <w:instrText>PAGE</w:instrText>
+    </w:r>
+    <w:r>
+      <w:rPr>
+        <w:color w:val="5B6072"/>
+        <w:sz w:val="16"/>
+        <w:szCs w:val="16"/>
+      </w:rPr>
       <w:fldChar w:fldCharType="separate"/>
+    </w:r>
+    <w:r>
+      <w:rPr>
+        <w:noProof/>
+        <w:color w:val="5B6072"/>
+        <w:sz w:val="16"/>
+        <w:szCs w:val="16"/>
+      </w:rPr>
+      <w:t>1</w:t>
+    </w:r>
+    <w:r>
+      <w:rPr>
+        <w:color w:val="5B6072"/>
+        <w:sz w:val="16"/>
+        <w:szCs w:val="16"/>
+      </w:rPr>
       <w:fldChar w:fldCharType="end"/>
     </w:r>
   </w:p>
@@ -3410,18 +3456,9 @@
 </file>
 
 <file path=word/footnotes.xml><?xml version="1.0" encoding="utf-8"?>
-<w:footnotes xmlns:wpc="http://schemas.microsoft.com/office/word/2010/wordprocessingCanvas" xmlns:mc="http://schemas.openxmlformats.org/markup-compatibility/2006" xmlns:o="urn:schemas-microsoft-com:office:office" xmlns:r="http://schemas.openxmlformats.org/officeDocument/2006/relationships" xmlns:m="http://schemas.openxmlformats.org/officeDocument/2006/math" xmlns:v="urn:schemas-microsoft-com:vml" xmlns:wp14="http://schemas.microsoft.com/office/word/2010/wordprocessingDrawing" xmlns:wp="http://schemas.openxmlformats.org/drawingml/2006/wordprocessingDrawing" xmlns:w10="urn:schemas-microsoft-com:office:word" xmlns:w="http://schemas.openxmlformats.org/wordprocessingml/2006/main" xmlns:w14="http://schemas.microsoft.com/office/word/2010/wordml" xmlns:w15="http://schemas.microsoft.com/office/word/2012/wordml" xmlns:wpg="http://schemas.microsoft.com/office/word/2010/wordprocessingGroup" xmlns:wpi="http://schemas.microsoft.com/office/word/2010/wordprocessingInk" xmlns:wne="http://schemas.microsoft.com/office/word/2006/wordml" xmlns:wps="http://schemas.microsoft.com/office/word/2010/wordprocessingShape" mc:Ignorable="w14 w15 wp14">
+<w:footnotes xmlns:wpc="http://schemas.microsoft.com/office/word/2010/wordprocessingCanvas" xmlns:cx="http://schemas.microsoft.com/office/drawing/2014/chartex" xmlns:cx1="http://schemas.microsoft.com/office/drawing/2015/9/8/chartex" xmlns:cx2="http://schemas.microsoft.com/office/drawing/2015/10/21/chartex" xmlns:cx3="http://schemas.microsoft.com/office/drawing/2016/5/9/chartex" xmlns:cx4="http://schemas.microsoft.com/office/drawing/2016/5/10/chartex" xmlns:cx5="http://schemas.microsoft.com/office/drawing/2016/5/11/chartex" xmlns:cx6="http://schemas.microsoft.com/office/drawing/2016/5/12/chartex" xmlns:cx7="http://schemas.microsoft.com/office/drawing/2016/5/13/chartex" xmlns:cx8="http://schemas.microsoft.com/office/drawing/2016/5/14/chartex" xmlns:mc="http://schemas.openxmlformats.org/markup-compatibility/2006" xmlns:aink="http://schemas.microsoft.com/office/drawing/2016/ink" xmlns:am3d="http://schemas.microsoft.com/office/drawing/2017/model3d" xmlns:o="urn:schemas-microsoft-com:office:office" xmlns:oel="http://schemas.microsoft.com/office/2019/extlst" xmlns:r="http://schemas.openxmlformats.org/officeDocument/2006/relationships" xmlns:m="http://schemas.openxmlformats.org/officeDocument/2006/math" xmlns:v="urn:schemas-microsoft-com:vml" xmlns:wp14="http://schemas.microsoft.com/office/word/2010/wordprocessingDrawing" xmlns:wp="http://schemas.openxmlformats.org/drawingml/2006/wordprocessingDrawing" xmlns:w10="urn:schemas-microsoft-com:office:word" xmlns:w="http://schemas.openxmlformats.org/wordprocessingml/2006/main" xmlns:w14="http://schemas.microsoft.com/office/word/2010/wordml" xmlns:w15="http://schemas.microsoft.com/office/word/2012/wordml" xmlns:w16cei="http://schemas.microsoft.com/office/word/2026/wordml/cei" xmlns:w16cex="http://schemas.microsoft.com/office/word/2018/wordml/cex" xmlns:w16cid="http://schemas.microsoft.com/office/word/2016/wordml/cid" xmlns:w16="http://schemas.microsoft.com/office/word/2018/wordml" xmlns:w16du="http://schemas.microsoft.com/office/word/2023/wordml/word16du" xmlns:w16sdtdh="http://schemas.microsoft.com/office/word/2020/wordml/sdtdatahash" xmlns:w16sdtfl="http://schemas.microsoft.com/office/word/2024/wordml/sdtformatlock" xmlns:w16se="http://schemas.microsoft.com/office/word/2015/wordml/symex" xmlns:wpg="http://schemas.microsoft.com/office/word/2010/wordprocessingGroup" xmlns:wpi="http://schemas.microsoft.com/office/word/2010/wordprocessingInk" xmlns:wne="http://schemas.microsoft.com/office/word/2006/wordml" xmlns:wps="http://schemas.microsoft.com/office/word/2010/wordprocessingShape" mc:Ignorable="w14 w15 w16se w16cid w16 w16cex w16sdtdh w16sdtfl w16du wp14">
   <w:footnote w:type="separator" w:id="-1">
     <w:p>
-      <w:pPr>
-        <w:spacing w:after="0" w:line="240" w:lineRule="auto"/>
-      </w:pPr>
-      <w:r>
-        <w:rPr>
-          <w:rStyle w:val="FootnoteReference"/>
-        </w:rPr>
-        <w:footnoteRef/>
-      </w:r>
       <w:r>
         <w:separator/>
       </w:r>
@@ -3429,15 +3466,6 @@
   </w:footnote>
   <w:footnote w:type="continuationSeparator" w:id="0">
     <w:p>
-      <w:pPr>
-        <w:spacing w:after="0" w:line="240" w:lineRule="auto"/>
-      </w:pPr>
-      <w:r>
-        <w:rPr>
-          <w:rStyle w:val="FootnoteReference"/>
-        </w:rPr>
-        <w:footnoteRef/>
-      </w:r>
       <w:r>
         <w:continuationSeparator/>
       </w:r>
@@ -3447,10 +3475,69 @@
 </file>
 
 <file path=word/numbering.xml><?xml version="1.0" encoding="utf-8"?>
-<w:numbering xmlns:wpc="http://schemas.microsoft.com/office/word/2010/wordprocessingCanvas" xmlns:mc="http://schemas.openxmlformats.org/markup-compatibility/2006" xmlns:o="urn:schemas-microsoft-com:office:office" xmlns:r="http://schemas.openxmlformats.org/officeDocument/2006/relationships" xmlns:m="http://schemas.openxmlformats.org/officeDocument/2006/math" xmlns:v="urn:schemas-microsoft-com:vml" xmlns:wp14="http://schemas.microsoft.com/office/word/2010/wordprocessingDrawing" xmlns:wp="http://schemas.openxmlformats.org/drawingml/2006/wordprocessingDrawing" xmlns:w10="urn:schemas-microsoft-com:office:word" xmlns:w="http://schemas.openxmlformats.org/wordprocessingml/2006/main" xmlns:w14="http://schemas.microsoft.com/office/word/2010/wordml" xmlns:w15="http://schemas.microsoft.com/office/word/2012/wordml" xmlns:wpg="http://schemas.microsoft.com/office/word/2010/wordprocessingGroup" xmlns:wpi="http://schemas.microsoft.com/office/word/2010/wordprocessingInk" xmlns:wne="http://schemas.microsoft.com/office/word/2006/wordml" xmlns:wps="http://schemas.microsoft.com/office/word/2010/wordprocessingShape" mc:Ignorable="w14 w15 wp14">
+<w:numbering xmlns:wpc="http://schemas.microsoft.com/office/word/2010/wordprocessingCanvas" xmlns:cx="http://schemas.microsoft.com/office/drawing/2014/chartex" xmlns:cx1="http://schemas.microsoft.com/office/drawing/2015/9/8/chartex" xmlns:cx2="http://schemas.microsoft.com/office/drawing/2015/10/21/chartex" xmlns:cx3="http://schemas.microsoft.com/office/drawing/2016/5/9/chartex" xmlns:cx4="http://schemas.microsoft.com/office/drawing/2016/5/10/chartex" xmlns:cx5="http://schemas.microsoft.com/office/drawing/2016/5/11/chartex" xmlns:cx6="http://schemas.microsoft.com/office/drawing/2016/5/12/chartex" xmlns:cx7="http://schemas.microsoft.com/office/drawing/2016/5/13/chartex" xmlns:cx8="http://schemas.microsoft.com/office/drawing/2016/5/14/chartex" xmlns:mc="http://schemas.openxmlformats.org/markup-compatibility/2006" xmlns:aink="http://schemas.microsoft.com/office/drawing/2016/ink" xmlns:am3d="http://schemas.microsoft.com/office/drawing/2017/model3d" xmlns:o="urn:schemas-microsoft-com:office:office" xmlns:oel="http://schemas.microsoft.com/office/2019/extlst" xmlns:r="http://schemas.openxmlformats.org/officeDocument/2006/relationships" xmlns:m="http://schemas.openxmlformats.org/officeDocument/2006/math" xmlns:v="urn:schemas-microsoft-com:vml" xmlns:wp14="http://schemas.microsoft.com/office/word/2010/wordprocessingDrawing" xmlns:wp="http://schemas.openxmlformats.org/drawingml/2006/wordprocessingDrawing" xmlns:w10="urn:schemas-microsoft-com:office:word" xmlns:w="http://schemas.openxmlformats.org/wordprocessingml/2006/main" xmlns:w14="http://schemas.microsoft.com/office/word/2010/wordml" xmlns:w15="http://schemas.microsoft.com/office/word/2012/wordml" xmlns:w16cei="http://schemas.microsoft.com/office/word/2026/wordml/cei" xmlns:w16cex="http://schemas.microsoft.com/office/word/2018/wordml/cex" xmlns:w16cid="http://schemas.microsoft.com/office/word/2016/wordml/cid" xmlns:w16="http://schemas.microsoft.com/office/word/2018/wordml" xmlns:w16du="http://schemas.microsoft.com/office/word/2023/wordml/word16du" xmlns:w16sdtdh="http://schemas.microsoft.com/office/word/2020/wordml/sdtdatahash" xmlns:w16sdtfl="http://schemas.microsoft.com/office/word/2024/wordml/sdtformatlock" xmlns:w16se="http://schemas.microsoft.com/office/word/2015/wordml/symex" xmlns:wpg="http://schemas.microsoft.com/office/word/2010/wordprocessingGroup" xmlns:wpi="http://schemas.microsoft.com/office/word/2010/wordprocessingInk" xmlns:wne="http://schemas.microsoft.com/office/word/2006/wordml" xmlns:wps="http://schemas.microsoft.com/office/word/2010/wordprocessingShape" mc:Ignorable="w14 w15 w16se w16cid w16 w16cex w16sdtdh w16sdtfl w16du wp14">
+  <w:abstractNum w:abstractNumId="0" w15:restartNumberingAfterBreak="0">
+    <w:nsid w:val="658E47F6"/>
+    <w:multiLevelType w:val="hybridMultilevel"/>
+    <w:tmpl w:val="E9A88934"/>
+    <w:lvl w:ilvl="0" w:tplc="238C3B92">
+      <w:start w:val="1"/>
+      <w:numFmt w:val="bullet"/>
+      <w:lvlText w:val="•"/>
+      <w:lvlJc w:val="left"/>
+      <w:pPr>
+        <w:ind w:left="460" w:hanging="240"/>
+      </w:pPr>
+      <w:rPr>
+        <w:color w:val="4A3AA8"/>
+      </w:rPr>
+    </w:lvl>
+    <w:lvl w:ilvl="1" w:tplc="E146FD5C">
+      <w:numFmt w:val="decimal"/>
+      <w:lvlText w:val=""/>
+      <w:lvlJc w:val="left"/>
+    </w:lvl>
+    <w:lvl w:ilvl="2" w:tplc="6BAAB4F6">
+      <w:numFmt w:val="decimal"/>
+      <w:lvlText w:val=""/>
+      <w:lvlJc w:val="left"/>
+    </w:lvl>
+    <w:lvl w:ilvl="3" w:tplc="F9C6A3EC">
+      <w:numFmt w:val="decimal"/>
+      <w:lvlText w:val=""/>
+      <w:lvlJc w:val="left"/>
+    </w:lvl>
+    <w:lvl w:ilvl="4" w:tplc="480E8E3A">
+      <w:numFmt w:val="decimal"/>
+      <w:lvlText w:val=""/>
+      <w:lvlJc w:val="left"/>
+    </w:lvl>
+    <w:lvl w:ilvl="5" w:tplc="D0E80880">
+      <w:numFmt w:val="decimal"/>
+      <w:lvlText w:val=""/>
+      <w:lvlJc w:val="left"/>
+    </w:lvl>
+    <w:lvl w:ilvl="6" w:tplc="77682FBC">
+      <w:numFmt w:val="decimal"/>
+      <w:lvlText w:val=""/>
+      <w:lvlJc w:val="left"/>
+    </w:lvl>
+    <w:lvl w:ilvl="7" w:tplc="AC48F124">
+      <w:numFmt w:val="decimal"/>
+      <w:lvlText w:val=""/>
+      <w:lvlJc w:val="left"/>
+    </w:lvl>
+    <w:lvl w:ilvl="8" w:tplc="91001DB4">
+      <w:numFmt w:val="decimal"/>
+      <w:lvlText w:val=""/>
+      <w:lvlJc w:val="left"/>
+    </w:lvl>
+  </w:abstractNum>
   <w:abstractNum w:abstractNumId="1" w15:restartNumberingAfterBreak="0">
+    <w:nsid w:val="72643839"/>
     <w:multiLevelType w:val="hybridMultilevel"/>
-    <w:lvl w:ilvl="0" w15:tentative="1">
+    <w:tmpl w:val="5C1CF776"/>
+    <w:lvl w:ilvl="0" w:tplc="1C1482F8">
       <w:start w:val="1"/>
       <w:numFmt w:val="bullet"/>
       <w:lvlText w:val="●"/>
@@ -3459,7 +3546,7 @@
         <w:ind w:left="720" w:hanging="360"/>
       </w:pPr>
     </w:lvl>
-    <w:lvl w:ilvl="1" w15:tentative="1">
+    <w:lvl w:ilvl="1" w:tplc="D92AD808">
       <w:start w:val="1"/>
       <w:numFmt w:val="bullet"/>
       <w:lvlText w:val="○"/>
@@ -3468,7 +3555,7 @@
         <w:ind w:left="1440" w:hanging="360"/>
       </w:pPr>
     </w:lvl>
-    <w:lvl w:ilvl="2" w15:tentative="1">
+    <w:lvl w:ilvl="2" w:tplc="6AFA8A26">
       <w:start w:val="1"/>
       <w:numFmt w:val="bullet"/>
       <w:lvlText w:val="■"/>
@@ -3477,7 +3564,7 @@
         <w:ind w:left="2160" w:hanging="360"/>
       </w:pPr>
     </w:lvl>
-    <w:lvl w:ilvl="3" w15:tentative="1">
+    <w:lvl w:ilvl="3" w:tplc="4230935C">
       <w:start w:val="1"/>
       <w:numFmt w:val="bullet"/>
       <w:lvlText w:val="●"/>
@@ -3486,7 +3573,7 @@
         <w:ind w:left="2880" w:hanging="360"/>
       </w:pPr>
     </w:lvl>
-    <w:lvl w:ilvl="4" w15:tentative="1">
+    <w:lvl w:ilvl="4" w:tplc="A3A69F28">
       <w:start w:val="1"/>
       <w:numFmt w:val="bullet"/>
       <w:lvlText w:val="○"/>
@@ -3495,7 +3582,7 @@
         <w:ind w:left="3600" w:hanging="360"/>
       </w:pPr>
     </w:lvl>
-    <w:lvl w:ilvl="5" w15:tentative="1">
+    <w:lvl w:ilvl="5" w:tplc="2E3642A2">
       <w:start w:val="1"/>
       <w:numFmt w:val="bullet"/>
       <w:lvlText w:val="■"/>
@@ -3504,7 +3591,7 @@
         <w:ind w:left="4320" w:hanging="360"/>
       </w:pPr>
     </w:lvl>
-    <w:lvl w:ilvl="6" w15:tentative="1">
+    <w:lvl w:ilvl="6" w:tplc="8B9C4C14">
       <w:start w:val="1"/>
       <w:numFmt w:val="bullet"/>
       <w:lvlText w:val="●"/>
@@ -3513,7 +3600,7 @@
         <w:ind w:left="5040" w:hanging="360"/>
       </w:pPr>
     </w:lvl>
-    <w:lvl w:ilvl="7" w15:tentative="1">
+    <w:lvl w:ilvl="7" w:tplc="F68A992A">
       <w:start w:val="1"/>
       <w:numFmt w:val="bullet"/>
       <w:lvlText w:val="●"/>
@@ -3522,7 +3609,7 @@
         <w:ind w:left="5760" w:hanging="360"/>
       </w:pPr>
     </w:lvl>
-    <w:lvl w:ilvl="8" w15:tentative="1">
+    <w:lvl w:ilvl="8" w:tplc="4FA263B8">
       <w:start w:val="1"/>
       <w:numFmt w:val="bullet"/>
       <w:lvlText w:val="●"/>
@@ -3533,23 +3620,10 @@
     </w:lvl>
   </w:abstractNum>
   <w:abstractNum w:abstractNumId="2" w15:restartNumberingAfterBreak="0">
+    <w:nsid w:val="73A71242"/>
     <w:multiLevelType w:val="hybridMultilevel"/>
-    <w:lvl w:ilvl="0" w15:tentative="1">
-      <w:start w:val="1"/>
-      <w:numFmt w:val="bullet"/>
-      <w:lvlText w:val="•"/>
-      <w:lvlJc w:val="left"/>
-      <w:pPr>
-        <w:ind w:left="460" w:hanging="240"/>
-      </w:pPr>
-      <w:rPr>
-        <w:color w:val="4A3AA8"/>
-      </w:rPr>
-    </w:lvl>
-  </w:abstractNum>
-  <w:abstractNum w:abstractNumId="3" w15:restartNumberingAfterBreak="0">
-    <w:multiLevelType w:val="hybridMultilevel"/>
-    <w:lvl w:ilvl="0" w15:tentative="1">
+    <w:tmpl w:val="45C2907E"/>
+    <w:lvl w:ilvl="0" w:tplc="A0AEB156">
       <w:start w:val="1"/>
       <w:numFmt w:val="decimal"/>
       <w:lvlText w:val="%1."/>
@@ -3563,21 +3637,61 @@
         <w:color w:val="4A3AA8"/>
       </w:rPr>
     </w:lvl>
+    <w:lvl w:ilvl="1" w:tplc="B568ED6A">
+      <w:numFmt w:val="decimal"/>
+      <w:lvlText w:val=""/>
+      <w:lvlJc w:val="left"/>
+    </w:lvl>
+    <w:lvl w:ilvl="2" w:tplc="C0F62900">
+      <w:numFmt w:val="decimal"/>
+      <w:lvlText w:val=""/>
+      <w:lvlJc w:val="left"/>
+    </w:lvl>
+    <w:lvl w:ilvl="3" w:tplc="4D0AFEB8">
+      <w:numFmt w:val="decimal"/>
+      <w:lvlText w:val=""/>
+      <w:lvlJc w:val="left"/>
+    </w:lvl>
+    <w:lvl w:ilvl="4" w:tplc="8BB8735C">
+      <w:numFmt w:val="decimal"/>
+      <w:lvlText w:val=""/>
+      <w:lvlJc w:val="left"/>
+    </w:lvl>
+    <w:lvl w:ilvl="5" w:tplc="0AD86DCC">
+      <w:numFmt w:val="decimal"/>
+      <w:lvlText w:val=""/>
+      <w:lvlJc w:val="left"/>
+    </w:lvl>
+    <w:lvl w:ilvl="6" w:tplc="BAB08AEE">
+      <w:numFmt w:val="decimal"/>
+      <w:lvlText w:val=""/>
+      <w:lvlJc w:val="left"/>
+    </w:lvl>
+    <w:lvl w:ilvl="7" w:tplc="4A96D354">
+      <w:numFmt w:val="decimal"/>
+      <w:lvlText w:val=""/>
+      <w:lvlJc w:val="left"/>
+    </w:lvl>
+    <w:lvl w:ilvl="8" w:tplc="D9B44ED6">
+      <w:numFmt w:val="decimal"/>
+      <w:lvlText w:val=""/>
+      <w:lvlJc w:val="left"/>
+    </w:lvl>
   </w:abstractNum>
-  <w:num w:numId="1">
+  <w:num w:numId="1" w16cid:durableId="1028021744">
     <w:abstractNumId w:val="1"/>
     <w:lvlOverride w:ilvl="0">
       <w:startOverride w:val="1"/>
     </w:lvlOverride>
   </w:num>
-  <w:num w:numId="2">
-    <w:abstractNumId w:val="2"/>
+  <w:num w:numId="2" w16cid:durableId="54815356">
+    <w:abstractNumId w:val="0"/>
     <w:lvlOverride w:ilvl="0">
       <w:startOverride w:val="1"/>
     </w:lvlOverride>
   </w:num>
-  <w:num w:numId="3">
-    <w:abstractNumId w:val="3"/>
+  <w:num w:numId="3" w16cid:durableId="2039233222">
+    <w:abstractNumId w:val="2"/>
     <w:lvlOverride w:ilvl="0">
       <w:startOverride w:val="1"/>
     </w:lvlOverride>
@@ -3586,108 +3700,533 @@
 </file>
 
 <file path=word/styles.xml><?xml version="1.0" encoding="utf-8"?>
-<w:styles xmlns:mc="http://schemas.openxmlformats.org/markup-compatibility/2006" xmlns:r="http://schemas.openxmlformats.org/officeDocument/2006/relationships" xmlns:w="http://schemas.openxmlformats.org/wordprocessingml/2006/main" xmlns:w14="http://schemas.microsoft.com/office/word/2010/wordml" xmlns:w15="http://schemas.microsoft.com/office/word/2012/wordml" mc:Ignorable="w14 w15">
+<w:styles xmlns:mc="http://schemas.openxmlformats.org/markup-compatibility/2006" xmlns:r="http://schemas.openxmlformats.org/officeDocument/2006/relationships" xmlns:w="http://schemas.openxmlformats.org/wordprocessingml/2006/main" xmlns:w14="http://schemas.microsoft.com/office/word/2010/wordml" xmlns:w15="http://schemas.microsoft.com/office/word/2012/wordml" xmlns:w16cex="http://schemas.microsoft.com/office/word/2018/wordml/cex" xmlns:w16cid="http://schemas.microsoft.com/office/word/2016/wordml/cid" xmlns:w16="http://schemas.microsoft.com/office/word/2018/wordml" xmlns:w16du="http://schemas.microsoft.com/office/word/2023/wordml/word16du" xmlns:w16sdtdh="http://schemas.microsoft.com/office/word/2020/wordml/sdtdatahash" xmlns:w16sdtfl="http://schemas.microsoft.com/office/word/2024/wordml/sdtformatlock" xmlns:w16se="http://schemas.microsoft.com/office/word/2015/wordml/symex" mc:Ignorable="w14 w15 w16se w16cid w16 w16cex w16sdtdh w16sdtfl w16du">
   <w:docDefaults>
     <w:rPrDefault>
       <w:rPr>
-        <w:rFonts w:ascii="Calibri" w:cs="Calibri" w:eastAsia="Calibri" w:hAnsi="Calibri"/>
+        <w:rFonts w:ascii="Calibri" w:eastAsia="Calibri" w:hAnsi="Calibri" w:cs="Calibri"/>
         <w:color w:val="1A1A1A"/>
         <w:sz w:val="21"/>
         <w:szCs w:val="21"/>
+        <w:lang w:val="es-GT" w:eastAsia="es-GT" w:bidi="ar-SA"/>
       </w:rPr>
     </w:rPrDefault>
     <w:pPrDefault/>
   </w:docDefaults>
-  <w:style w:type="paragraph" w:styleId="Title">
+  <w:latentStyles w:defLockedState="0" w:defUIPriority="99" w:defSemiHidden="0" w:defUnhideWhenUsed="0" w:defQFormat="0" w:count="376">
+    <w:lsdException w:name="Normal" w:uiPriority="0" w:qFormat="1"/>
+    <w:lsdException w:name="heading 1" w:uiPriority="9" w:qFormat="1"/>
+    <w:lsdException w:name="heading 2" w:semiHidden="1" w:uiPriority="9" w:unhideWhenUsed="1" w:qFormat="1"/>
+    <w:lsdException w:name="heading 3" w:semiHidden="1" w:uiPriority="9" w:unhideWhenUsed="1" w:qFormat="1"/>
+    <w:lsdException w:name="heading 4" w:semiHidden="1" w:uiPriority="9" w:unhideWhenUsed="1" w:qFormat="1"/>
+    <w:lsdException w:name="heading 5" w:semiHidden="1" w:uiPriority="9" w:unhideWhenUsed="1" w:qFormat="1"/>
+    <w:lsdException w:name="heading 6" w:semiHidden="1" w:uiPriority="9" w:unhideWhenUsed="1" w:qFormat="1"/>
+    <w:lsdException w:name="heading 7" w:semiHidden="1" w:uiPriority="9" w:unhideWhenUsed="1" w:qFormat="1"/>
+    <w:lsdException w:name="heading 8" w:semiHidden="1" w:uiPriority="9" w:unhideWhenUsed="1" w:qFormat="1"/>
+    <w:lsdException w:name="heading 9" w:semiHidden="1" w:uiPriority="9" w:unhideWhenUsed="1" w:qFormat="1"/>
+    <w:lsdException w:name="index 1" w:semiHidden="1" w:unhideWhenUsed="1"/>
+    <w:lsdException w:name="index 2" w:semiHidden="1" w:unhideWhenUsed="1"/>
+    <w:lsdException w:name="index 3" w:semiHidden="1" w:unhideWhenUsed="1"/>
+    <w:lsdException w:name="index 4" w:semiHidden="1" w:unhideWhenUsed="1"/>
+    <w:lsdException w:name="index 5" w:semiHidden="1" w:unhideWhenUsed="1"/>
+    <w:lsdException w:name="index 6" w:semiHidden="1" w:unhideWhenUsed="1"/>
+    <w:lsdException w:name="index 7" w:semiHidden="1" w:unhideWhenUsed="1"/>
+    <w:lsdException w:name="index 8" w:semiHidden="1" w:unhideWhenUsed="1"/>
+    <w:lsdException w:name="index 9" w:semiHidden="1" w:unhideWhenUsed="1"/>
+    <w:lsdException w:name="toc 1" w:semiHidden="1" w:uiPriority="39" w:unhideWhenUsed="1"/>
+    <w:lsdException w:name="toc 2" w:semiHidden="1" w:uiPriority="39" w:unhideWhenUsed="1"/>
+    <w:lsdException w:name="toc 3" w:semiHidden="1" w:uiPriority="39" w:unhideWhenUsed="1"/>
+    <w:lsdException w:name="toc 4" w:semiHidden="1" w:uiPriority="39" w:unhideWhenUsed="1"/>
+    <w:lsdException w:name="toc 5" w:semiHidden="1" w:uiPriority="39" w:unhideWhenUsed="1"/>
+    <w:lsdException w:name="toc 6" w:semiHidden="1" w:uiPriority="39" w:unhideWhenUsed="1"/>
+    <w:lsdException w:name="toc 7" w:semiHidden="1" w:uiPriority="39" w:unhideWhenUsed="1"/>
+    <w:lsdException w:name="toc 8" w:semiHidden="1" w:uiPriority="39" w:unhideWhenUsed="1"/>
+    <w:lsdException w:name="toc 9" w:semiHidden="1" w:uiPriority="39" w:unhideWhenUsed="1"/>
+    <w:lsdException w:name="Normal Indent" w:semiHidden="1" w:unhideWhenUsed="1"/>
+    <w:lsdException w:name="footnote text" w:semiHidden="1" w:unhideWhenUsed="1"/>
+    <w:lsdException w:name="annotation text" w:semiHidden="1" w:unhideWhenUsed="1"/>
+    <w:lsdException w:name="header" w:semiHidden="1" w:unhideWhenUsed="1"/>
+    <w:lsdException w:name="footer" w:semiHidden="1" w:unhideWhenUsed="1"/>
+    <w:lsdException w:name="index heading" w:semiHidden="1" w:unhideWhenUsed="1"/>
+    <w:lsdException w:name="caption" w:semiHidden="1" w:uiPriority="35" w:unhideWhenUsed="1" w:qFormat="1"/>
+    <w:lsdException w:name="table of figures" w:semiHidden="1" w:unhideWhenUsed="1"/>
+    <w:lsdException w:name="envelope address" w:semiHidden="1" w:unhideWhenUsed="1"/>
+    <w:lsdException w:name="envelope return" w:semiHidden="1" w:unhideWhenUsed="1"/>
+    <w:lsdException w:name="footnote reference" w:semiHidden="1" w:unhideWhenUsed="1"/>
+    <w:lsdException w:name="annotation reference" w:semiHidden="1" w:unhideWhenUsed="1"/>
+    <w:lsdException w:name="line number" w:semiHidden="1" w:unhideWhenUsed="1"/>
+    <w:lsdException w:name="page number" w:semiHidden="1" w:unhideWhenUsed="1"/>
+    <w:lsdException w:name="endnote reference" w:semiHidden="1" w:unhideWhenUsed="1"/>
+    <w:lsdException w:name="endnote text" w:semiHidden="1" w:unhideWhenUsed="1"/>
+    <w:lsdException w:name="table of authorities" w:semiHidden="1" w:unhideWhenUsed="1"/>
+    <w:lsdException w:name="macro" w:semiHidden="1" w:unhideWhenUsed="1"/>
+    <w:lsdException w:name="toa heading" w:semiHidden="1" w:unhideWhenUsed="1"/>
+    <w:lsdException w:name="List" w:semiHidden="1" w:unhideWhenUsed="1"/>
+    <w:lsdException w:name="List Bullet" w:semiHidden="1" w:unhideWhenUsed="1"/>
+    <w:lsdException w:name="List Number" w:semiHidden="1" w:unhideWhenUsed="1"/>
+    <w:lsdException w:name="List 2" w:semiHidden="1" w:unhideWhenUsed="1"/>
+    <w:lsdException w:name="List 3" w:semiHidden="1" w:unhideWhenUsed="1"/>
+    <w:lsdException w:name="List 4" w:semiHidden="1" w:unhideWhenUsed="1"/>
+    <w:lsdException w:name="List 5" w:semiHidden="1" w:unhideWhenUsed="1"/>
+    <w:lsdException w:name="List Bullet 2" w:semiHidden="1" w:unhideWhenUsed="1"/>
+    <w:lsdException w:name="List Bullet 3" w:semiHidden="1" w:unhideWhenUsed="1"/>
+    <w:lsdException w:name="List Bullet 4" w:semiHidden="1" w:unhideWhenUsed="1"/>
+    <w:lsdException w:name="List Bullet 5" w:semiHidden="1" w:unhideWhenUsed="1"/>
+    <w:lsdException w:name="List Number 2" w:semiHidden="1" w:unhideWhenUsed="1"/>
+    <w:lsdException w:name="List Number 3" w:semiHidden="1" w:unhideWhenUsed="1"/>
+    <w:lsdException w:name="List Number 4" w:semiHidden="1" w:unhideWhenUsed="1"/>
+    <w:lsdException w:name="List Number 5" w:semiHidden="1" w:unhideWhenUsed="1"/>
+    <w:lsdException w:name="Title" w:uiPriority="10" w:qFormat="1"/>
+    <w:lsdException w:name="Closing" w:semiHidden="1" w:unhideWhenUsed="1"/>
+    <w:lsdException w:name="Signature" w:semiHidden="1" w:unhideWhenUsed="1"/>
+    <w:lsdException w:name="Default Paragraph Font" w:semiHidden="1" w:uiPriority="1" w:unhideWhenUsed="1"/>
+    <w:lsdException w:name="Body Text" w:semiHidden="1" w:unhideWhenUsed="1"/>
+    <w:lsdException w:name="Body Text Indent" w:semiHidden="1" w:unhideWhenUsed="1"/>
+    <w:lsdException w:name="List Continue" w:semiHidden="1" w:unhideWhenUsed="1"/>
+    <w:lsdException w:name="List Continue 2" w:semiHidden="1" w:unhideWhenUsed="1"/>
+    <w:lsdException w:name="List Continue 3" w:semiHidden="1" w:unhideWhenUsed="1"/>
+    <w:lsdException w:name="List Continue 4" w:semiHidden="1" w:unhideWhenUsed="1"/>
+    <w:lsdException w:name="List Continue 5" w:semiHidden="1" w:unhideWhenUsed="1"/>
+    <w:lsdException w:name="Message Header" w:semiHidden="1" w:unhideWhenUsed="1"/>
+    <w:lsdException w:name="Subtitle" w:uiPriority="11" w:qFormat="1"/>
+    <w:lsdException w:name="Salutation" w:semiHidden="1" w:unhideWhenUsed="1"/>
+    <w:lsdException w:name="Date" w:semiHidden="1" w:unhideWhenUsed="1"/>
+    <w:lsdException w:name="Body Text First Indent" w:semiHidden="1" w:unhideWhenUsed="1"/>
+    <w:lsdException w:name="Body Text First Indent 2" w:semiHidden="1" w:unhideWhenUsed="1"/>
+    <w:lsdException w:name="Note Heading" w:semiHidden="1" w:unhideWhenUsed="1"/>
+    <w:lsdException w:name="Body Text 2" w:semiHidden="1" w:unhideWhenUsed="1"/>
+    <w:lsdException w:name="Body Text 3" w:semiHidden="1" w:unhideWhenUsed="1"/>
+    <w:lsdException w:name="Body Text Indent 2" w:semiHidden="1" w:unhideWhenUsed="1"/>
+    <w:lsdException w:name="Body Text Indent 3" w:semiHidden="1" w:unhideWhenUsed="1"/>
+    <w:lsdException w:name="Block Text" w:semiHidden="1" w:unhideWhenUsed="1"/>
+    <w:lsdException w:name="Hyperlink" w:semiHidden="1" w:unhideWhenUsed="1"/>
+    <w:lsdException w:name="FollowedHyperlink" w:semiHidden="1" w:unhideWhenUsed="1"/>
+    <w:lsdException w:name="Strong" w:uiPriority="22" w:qFormat="1"/>
+    <w:lsdException w:name="Emphasis" w:uiPriority="20" w:qFormat="1"/>
+    <w:lsdException w:name="Document Map" w:semiHidden="1" w:unhideWhenUsed="1"/>
+    <w:lsdException w:name="Plain Text" w:semiHidden="1" w:unhideWhenUsed="1"/>
+    <w:lsdException w:name="E-mail Signature" w:semiHidden="1" w:unhideWhenUsed="1"/>
+    <w:lsdException w:name="HTML Top of Form" w:semiHidden="1" w:unhideWhenUsed="1"/>
+    <w:lsdException w:name="HTML Bottom of Form" w:semiHidden="1" w:unhideWhenUsed="1"/>
+    <w:lsdException w:name="Normal (Web)" w:semiHidden="1" w:unhideWhenUsed="1"/>
+    <w:lsdException w:name="HTML Acronym" w:semiHidden="1" w:unhideWhenUsed="1"/>
+    <w:lsdException w:name="HTML Address" w:semiHidden="1" w:unhideWhenUsed="1"/>
+    <w:lsdException w:name="HTML Cite" w:semiHidden="1" w:unhideWhenUsed="1"/>
+    <w:lsdException w:name="HTML Code" w:semiHidden="1" w:unhideWhenUsed="1"/>
+    <w:lsdException w:name="HTML Definition" w:semiHidden="1" w:unhideWhenUsed="1"/>
+    <w:lsdException w:name="HTML Keyboard" w:semiHidden="1" w:unhideWhenUsed="1"/>
+    <w:lsdException w:name="HTML Preformatted" w:semiHidden="1" w:unhideWhenUsed="1"/>
+    <w:lsdException w:name="HTML Sample" w:semiHidden="1" w:unhideWhenUsed="1"/>
+    <w:lsdException w:name="HTML Typewriter" w:semiHidden="1" w:unhideWhenUsed="1"/>
+    <w:lsdException w:name="HTML Variable" w:semiHidden="1" w:unhideWhenUsed="1"/>
+    <w:lsdException w:name="Normal Table" w:semiHidden="1" w:unhideWhenUsed="1"/>
+    <w:lsdException w:name="annotation subject" w:semiHidden="1" w:unhideWhenUsed="1"/>
+    <w:lsdException w:name="No List" w:semiHidden="1" w:unhideWhenUsed="1"/>
+    <w:lsdException w:name="Outline List 1" w:semiHidden="1" w:unhideWhenUsed="1"/>
+    <w:lsdException w:name="Outline List 2" w:semiHidden="1" w:unhideWhenUsed="1"/>
+    <w:lsdException w:name="Outline List 3" w:semiHidden="1" w:unhideWhenUsed="1"/>
+    <w:lsdException w:name="Table Simple 1" w:semiHidden="1" w:unhideWhenUsed="1"/>
+    <w:lsdException w:name="Table Simple 2" w:semiHidden="1" w:unhideWhenUsed="1"/>
+    <w:lsdException w:name="Table Simple 3" w:semiHidden="1" w:unhideWhenUsed="1"/>
+    <w:lsdException w:name="Table Classic 1" w:semiHidden="1" w:unhideWhenUsed="1"/>
+    <w:lsdException w:name="Table Classic 2" w:semiHidden="1" w:unhideWhenUsed="1"/>
+    <w:lsdException w:name="Table Classic 3" w:semiHidden="1" w:unhideWhenUsed="1"/>
+    <w:lsdException w:name="Table Classic 4" w:semiHidden="1" w:unhideWhenUsed="1"/>
+    <w:lsdException w:name="Table Colorful 1" w:semiHidden="1" w:unhideWhenUsed="1"/>
+    <w:lsdException w:name="Table Colorful 2" w:semiHidden="1" w:unhideWhenUsed="1"/>
+    <w:lsdException w:name="Table Colorful 3" w:semiHidden="1" w:unhideWhenUsed="1"/>
+    <w:lsdException w:name="Table Columns 1" w:semiHidden="1" w:unhideWhenUsed="1"/>
+    <w:lsdException w:name="Table Columns 2" w:semiHidden="1" w:unhideWhenUsed="1"/>
+    <w:lsdException w:name="Table Columns 3" w:semiHidden="1" w:unhideWhenUsed="1"/>
+    <w:lsdException w:name="Table Columns 4" w:semiHidden="1" w:unhideWhenUsed="1"/>
+    <w:lsdException w:name="Table Columns 5" w:semiHidden="1" w:unhideWhenUsed="1"/>
+    <w:lsdException w:name="Table Grid 1" w:semiHidden="1" w:unhideWhenUsed="1"/>
+    <w:lsdException w:name="Table Grid 2" w:semiHidden="1" w:unhideWhenUsed="1"/>
+    <w:lsdException w:name="Table Grid 3" w:semiHidden="1" w:unhideWhenUsed="1"/>
+    <w:lsdException w:name="Table Grid 4" w:semiHidden="1" w:unhideWhenUsed="1"/>
+    <w:lsdException w:name="Table Grid 5" w:semiHidden="1" w:unhideWhenUsed="1"/>
+    <w:lsdException w:name="Table Grid 6" w:semiHidden="1" w:unhideWhenUsed="1"/>
+    <w:lsdException w:name="Table Grid 7" w:semiHidden="1" w:unhideWhenUsed="1"/>
+    <w:lsdException w:name="Table Grid 8" w:semiHidden="1" w:unhideWhenUsed="1"/>
+    <w:lsdException w:name="Table List 1" w:semiHidden="1" w:unhideWhenUsed="1"/>
+    <w:lsdException w:name="Table List 2" w:semiHidden="1" w:unhideWhenUsed="1"/>
+    <w:lsdException w:name="Table List 3" w:semiHidden="1" w:unhideWhenUsed="1"/>
+    <w:lsdException w:name="Table List 4" w:semiHidden="1" w:unhideWhenUsed="1"/>
+    <w:lsdException w:name="Table List 5" w:semiHidden="1" w:unhideWhenUsed="1"/>
+    <w:lsdException w:name="Table List 6" w:semiHidden="1" w:unhideWhenUsed="1"/>
+    <w:lsdException w:name="Table List 7" w:semiHidden="1" w:unhideWhenUsed="1"/>
+    <w:lsdException w:name="Table List 8" w:semiHidden="1" w:unhideWhenUsed="1"/>
+    <w:lsdException w:name="Table 3D effects 1" w:semiHidden="1" w:unhideWhenUsed="1"/>
+    <w:lsdException w:name="Table 3D effects 2" w:semiHidden="1" w:unhideWhenUsed="1"/>
+    <w:lsdException w:name="Table 3D effects 3" w:semiHidden="1" w:unhideWhenUsed="1"/>
+    <w:lsdException w:name="Table Contemporary" w:semiHidden="1" w:unhideWhenUsed="1"/>
+    <w:lsdException w:name="Table Elegant" w:semiHidden="1" w:unhideWhenUsed="1"/>
+    <w:lsdException w:name="Table Professional" w:semiHidden="1" w:unhideWhenUsed="1"/>
+    <w:lsdException w:name="Table Subtle 1" w:semiHidden="1" w:unhideWhenUsed="1"/>
+    <w:lsdException w:name="Table Subtle 2" w:semiHidden="1" w:unhideWhenUsed="1"/>
+    <w:lsdException w:name="Table Web 1" w:semiHidden="1" w:unhideWhenUsed="1"/>
+    <w:lsdException w:name="Table Web 2" w:semiHidden="1" w:unhideWhenUsed="1"/>
+    <w:lsdException w:name="Table Web 3" w:semiHidden="1" w:unhideWhenUsed="1"/>
+    <w:lsdException w:name="Balloon Text" w:semiHidden="1" w:unhideWhenUsed="1"/>
+    <w:lsdException w:name="Table Grid" w:uiPriority="39"/>
+    <w:lsdException w:name="Table Theme" w:semiHidden="1" w:unhideWhenUsed="1"/>
+    <w:lsdException w:name="Placeholder Text" w:semiHidden="1"/>
+    <w:lsdException w:name="No Spacing" w:uiPriority="1" w:qFormat="1"/>
+    <w:lsdException w:name="Light Shading" w:uiPriority="60"/>
+    <w:lsdException w:name="Light List" w:uiPriority="61"/>
+    <w:lsdException w:name="Light Grid" w:uiPriority="62"/>
+    <w:lsdException w:name="Medium Shading 1" w:uiPriority="63"/>
+    <w:lsdException w:name="Medium Shading 2" w:uiPriority="64"/>
+    <w:lsdException w:name="Medium List 1" w:uiPriority="65"/>
+    <w:lsdException w:name="Medium List 2" w:uiPriority="66"/>
+    <w:lsdException w:name="Medium Grid 1" w:uiPriority="67"/>
+    <w:lsdException w:name="Medium Grid 2" w:uiPriority="68"/>
+    <w:lsdException w:name="Medium Grid 3" w:uiPriority="69"/>
+    <w:lsdException w:name="Dark List" w:uiPriority="70"/>
+    <w:lsdException w:name="Colorful Shading" w:uiPriority="71"/>
+    <w:lsdException w:name="Colorful List" w:uiPriority="72"/>
+    <w:lsdException w:name="Colorful Grid" w:uiPriority="73"/>
+    <w:lsdException w:name="Light Shading Accent 1" w:uiPriority="60"/>
+    <w:lsdException w:name="Light List Accent 1" w:uiPriority="61"/>
+    <w:lsdException w:name="Light Grid Accent 1" w:uiPriority="62"/>
+    <w:lsdException w:name="Medium Shading 1 Accent 1" w:uiPriority="63"/>
+    <w:lsdException w:name="Medium Shading 2 Accent 1" w:uiPriority="64"/>
+    <w:lsdException w:name="Medium List 1 Accent 1" w:uiPriority="65"/>
+    <w:lsdException w:name="Revision" w:semiHidden="1"/>
+    <w:lsdException w:name="List Paragraph" w:uiPriority="34" w:qFormat="1"/>
+    <w:lsdException w:name="Quote" w:uiPriority="29" w:qFormat="1"/>
+    <w:lsdException w:name="Intense Quote" w:uiPriority="30" w:qFormat="1"/>
+    <w:lsdException w:name="Medium List 2 Accent 1" w:uiPriority="66"/>
+    <w:lsdException w:name="Medium Grid 1 Accent 1" w:uiPriority="67"/>
+    <w:lsdException w:name="Medium Grid 2 Accent 1" w:uiPriority="68"/>
+    <w:lsdException w:name="Medium Grid 3 Accent 1" w:uiPriority="69"/>
+    <w:lsdException w:name="Dark List Accent 1" w:uiPriority="70"/>
+    <w:lsdException w:name="Colorful Shading Accent 1" w:uiPriority="71"/>
+    <w:lsdException w:name="Colorful List Accent 1" w:uiPriority="72"/>
+    <w:lsdException w:name="Colorful Grid Accent 1" w:uiPriority="73"/>
+    <w:lsdException w:name="Light Shading Accent 2" w:uiPriority="60"/>
+    <w:lsdException w:name="Light List Accent 2" w:uiPriority="61"/>
+    <w:lsdException w:name="Light Grid Accent 2" w:uiPriority="62"/>
+    <w:lsdException w:name="Medium Shading 1 Accent 2" w:uiPriority="63"/>
+    <w:lsdException w:name="Medium Shading 2 Accent 2" w:uiPriority="64"/>
+    <w:lsdException w:name="Medium List 1 Accent 2" w:uiPriority="65"/>
+    <w:lsdException w:name="Medium List 2 Accent 2" w:uiPriority="66"/>
+    <w:lsdException w:name="Medium Grid 1 Accent 2" w:uiPriority="67"/>
+    <w:lsdException w:name="Medium Grid 2 Accent 2" w:uiPriority="68"/>
+    <w:lsdException w:name="Medium Grid 3 Accent 2" w:uiPriority="69"/>
+    <w:lsdException w:name="Dark List Accent 2" w:uiPriority="70"/>
+    <w:lsdException w:name="Colorful Shading Accent 2" w:uiPriority="71"/>
+    <w:lsdException w:name="Colorful List Accent 2" w:uiPriority="72"/>
+    <w:lsdException w:name="Colorful Grid Accent 2" w:uiPriority="73"/>
+    <w:lsdException w:name="Light Shading Accent 3" w:uiPriority="60"/>
+    <w:lsdException w:name="Light List Accent 3" w:uiPriority="61"/>
+    <w:lsdException w:name="Light Grid Accent 3" w:uiPriority="62"/>
+    <w:lsdException w:name="Medium Shading 1 Accent 3" w:uiPriority="63"/>
+    <w:lsdException w:name="Medium Shading 2 Accent 3" w:uiPriority="64"/>
+    <w:lsdException w:name="Medium List 1 Accent 3" w:uiPriority="65"/>
+    <w:lsdException w:name="Medium List 2 Accent 3" w:uiPriority="66"/>
+    <w:lsdException w:name="Medium Grid 1 Accent 3" w:uiPriority="67"/>
+    <w:lsdException w:name="Medium Grid 2 Accent 3" w:uiPriority="68"/>
+    <w:lsdException w:name="Medium Grid 3 Accent 3" w:uiPriority="69"/>
+    <w:lsdException w:name="Dark List Accent 3" w:uiPriority="70"/>
+    <w:lsdException w:name="Colorful Shading Accent 3" w:uiPriority="71"/>
+    <w:lsdException w:name="Colorful List Accent 3" w:uiPriority="72"/>
+    <w:lsdException w:name="Colorful Grid Accent 3" w:uiPriority="73"/>
+    <w:lsdException w:name="Light Shading Accent 4" w:uiPriority="60"/>
+    <w:lsdException w:name="Light List Accent 4" w:uiPriority="61"/>
+    <w:lsdException w:name="Light Grid Accent 4" w:uiPriority="62"/>
+    <w:lsdException w:name="Medium Shading 1 Accent 4" w:uiPriority="63"/>
+    <w:lsdException w:name="Medium Shading 2 Accent 4" w:uiPriority="64"/>
+    <w:lsdException w:name="Medium List 1 Accent 4" w:uiPriority="65"/>
+    <w:lsdException w:name="Medium List 2 Accent 4" w:uiPriority="66"/>
+    <w:lsdException w:name="Medium Grid 1 Accent 4" w:uiPriority="67"/>
+    <w:lsdException w:name="Medium Grid 2 Accent 4" w:uiPriority="68"/>
+    <w:lsdException w:name="Medium Grid 3 Accent 4" w:uiPriority="69"/>
+    <w:lsdException w:name="Dark List Accent 4" w:uiPriority="70"/>
+    <w:lsdException w:name="Colorful Shading Accent 4" w:uiPriority="71"/>
+    <w:lsdException w:name="Colorful List Accent 4" w:uiPriority="72"/>
+    <w:lsdException w:name="Colorful Grid Accent 4" w:uiPriority="73"/>
+    <w:lsdException w:name="Light Shading Accent 5" w:uiPriority="60"/>
+    <w:lsdException w:name="Light List Accent 5" w:uiPriority="61"/>
+    <w:lsdException w:name="Light Grid Accent 5" w:uiPriority="62"/>
+    <w:lsdException w:name="Medium Shading 1 Accent 5" w:uiPriority="63"/>
+    <w:lsdException w:name="Medium Shading 2 Accent 5" w:uiPriority="64"/>
+    <w:lsdException w:name="Medium List 1 Accent 5" w:uiPriority="65"/>
+    <w:lsdException w:name="Medium List 2 Accent 5" w:uiPriority="66"/>
+    <w:lsdException w:name="Medium Grid 1 Accent 5" w:uiPriority="67"/>
+    <w:lsdException w:name="Medium Grid 2 Accent 5" w:uiPriority="68"/>
+    <w:lsdException w:name="Medium Grid 3 Accent 5" w:uiPriority="69"/>
+    <w:lsdException w:name="Dark List Accent 5" w:uiPriority="70"/>
+    <w:lsdException w:name="Colorful Shading Accent 5" w:uiPriority="71"/>
+    <w:lsdException w:name="Colorful List Accent 5" w:uiPriority="72"/>
+    <w:lsdException w:name="Colorful Grid Accent 5" w:uiPriority="73"/>
+    <w:lsdException w:name="Light Shading Accent 6" w:uiPriority="60"/>
+    <w:lsdException w:name="Light List Accent 6" w:uiPriority="61"/>
+    <w:lsdException w:name="Light Grid Accent 6" w:uiPriority="62"/>
+    <w:lsdException w:name="Medium Shading 1 Accent 6" w:uiPriority="63"/>
+    <w:lsdException w:name="Medium Shading 2 Accent 6" w:uiPriority="64"/>
+    <w:lsdException w:name="Medium List 1 Accent 6" w:uiPriority="65"/>
+    <w:lsdException w:name="Medium List 2 Accent 6" w:uiPriority="66"/>
+    <w:lsdException w:name="Medium Grid 1 Accent 6" w:uiPriority="67"/>
+    <w:lsdException w:name="Medium Grid 2 Accent 6" w:uiPriority="68"/>
+    <w:lsdException w:name="Medium Grid 3 Accent 6" w:uiPriority="69"/>
+    <w:lsdException w:name="Dark List Accent 6" w:uiPriority="70"/>
+    <w:lsdException w:name="Colorful Shading Accent 6" w:uiPriority="71"/>
+    <w:lsdException w:name="Colorful List Accent 6" w:uiPriority="72"/>
+    <w:lsdException w:name="Colorful Grid Accent 6" w:uiPriority="73"/>
+    <w:lsdException w:name="Subtle Emphasis" w:uiPriority="19" w:qFormat="1"/>
+    <w:lsdException w:name="Intense Emphasis" w:uiPriority="21" w:qFormat="1"/>
+    <w:lsdException w:name="Subtle Reference" w:uiPriority="31" w:qFormat="1"/>
+    <w:lsdException w:name="Intense Reference" w:uiPriority="32" w:qFormat="1"/>
+    <w:lsdException w:name="Book Title" w:uiPriority="33" w:qFormat="1"/>
+    <w:lsdException w:name="Bibliography" w:semiHidden="1" w:uiPriority="37" w:unhideWhenUsed="1"/>
+    <w:lsdException w:name="TOC Heading" w:semiHidden="1" w:uiPriority="39" w:unhideWhenUsed="1" w:qFormat="1"/>
+    <w:lsdException w:name="Plain Table 1" w:uiPriority="41"/>
+    <w:lsdException w:name="Plain Table 2" w:uiPriority="42"/>
+    <w:lsdException w:name="Plain Table 3" w:uiPriority="43"/>
+    <w:lsdException w:name="Plain Table 4" w:uiPriority="44"/>
+    <w:lsdException w:name="Plain Table 5" w:uiPriority="45"/>
+    <w:lsdException w:name="Grid Table Light" w:uiPriority="40"/>
+    <w:lsdException w:name="Grid Table 1 Light" w:uiPriority="46"/>
+    <w:lsdException w:name="Grid Table 2" w:uiPriority="47"/>
+    <w:lsdException w:name="Grid Table 3" w:uiPriority="48"/>
+    <w:lsdException w:name="Grid Table 4" w:uiPriority="49"/>
+    <w:lsdException w:name="Grid Table 5 Dark" w:uiPriority="50"/>
+    <w:lsdException w:name="Grid Table 6 Colorful" w:uiPriority="51"/>
+    <w:lsdException w:name="Grid Table 7 Colorful" w:uiPriority="52"/>
+    <w:lsdException w:name="Grid Table 1 Light Accent 1" w:uiPriority="46"/>
+    <w:lsdException w:name="Grid Table 2 Accent 1" w:uiPriority="47"/>
+    <w:lsdException w:name="Grid Table 3 Accent 1" w:uiPriority="48"/>
+    <w:lsdException w:name="Grid Table 4 Accent 1" w:uiPriority="49"/>
+    <w:lsdException w:name="Grid Table 5 Dark Accent 1" w:uiPriority="50"/>
+    <w:lsdException w:name="Grid Table 6 Colorful Accent 1" w:uiPriority="51"/>
+    <w:lsdException w:name="Grid Table 7 Colorful Accent 1" w:uiPriority="52"/>
+    <w:lsdException w:name="Grid Table 1 Light Accent 2" w:uiPriority="46"/>
+    <w:lsdException w:name="Grid Table 2 Accent 2" w:uiPriority="47"/>
+    <w:lsdException w:name="Grid Table 3 Accent 2" w:uiPriority="48"/>
+    <w:lsdException w:name="Grid Table 4 Accent 2" w:uiPriority="49"/>
+    <w:lsdException w:name="Grid Table 5 Dark Accent 2" w:uiPriority="50"/>
+    <w:lsdException w:name="Grid Table 6 Colorful Accent 2" w:uiPriority="51"/>
+    <w:lsdException w:name="Grid Table 7 Colorful Accent 2" w:uiPriority="52"/>
+    <w:lsdException w:name="Grid Table 1 Light Accent 3" w:uiPriority="46"/>
+    <w:lsdException w:name="Grid Table 2 Accent 3" w:uiPriority="47"/>
+    <w:lsdException w:name="Grid Table 3 Accent 3" w:uiPriority="48"/>
+    <w:lsdException w:name="Grid Table 4 Accent 3" w:uiPriority="49"/>
+    <w:lsdException w:name="Grid Table 5 Dark Accent 3" w:uiPriority="50"/>
+    <w:lsdException w:name="Grid Table 6 Colorful Accent 3" w:uiPriority="51"/>
+    <w:lsdException w:name="Grid Table 7 Colorful Accent 3" w:uiPriority="52"/>
+    <w:lsdException w:name="Grid Table 1 Light Accent 4" w:uiPriority="46"/>
+    <w:lsdException w:name="Grid Table 2 Accent 4" w:uiPriority="47"/>
+    <w:lsdException w:name="Grid Table 3 Accent 4" w:uiPriority="48"/>
+    <w:lsdException w:name="Grid Table 4 Accent 4" w:uiPriority="49"/>
+    <w:lsdException w:name="Grid Table 5 Dark Accent 4" w:uiPriority="50"/>
+    <w:lsdException w:name="Grid Table 6 Colorful Accent 4" w:uiPriority="51"/>
+    <w:lsdException w:name="Grid Table 7 Colorful Accent 4" w:uiPriority="52"/>
+    <w:lsdException w:name="Grid Table 1 Light Accent 5" w:uiPriority="46"/>
+    <w:lsdException w:name="Grid Table 2 Accent 5" w:uiPriority="47"/>
+    <w:lsdException w:name="Grid Table 3 Accent 5" w:uiPriority="48"/>
+    <w:lsdException w:name="Grid Table 4 Accent 5" w:uiPriority="49"/>
+    <w:lsdException w:name="Grid Table 5 Dark Accent 5" w:uiPriority="50"/>
+    <w:lsdException w:name="Grid Table 6 Colorful Accent 5" w:uiPriority="51"/>
+    <w:lsdException w:name="Grid Table 7 Colorful Accent 5" w:uiPriority="52"/>
+    <w:lsdException w:name="Grid Table 1 Light Accent 6" w:uiPriority="46"/>
+    <w:lsdException w:name="Grid Table 2 Accent 6" w:uiPriority="47"/>
+    <w:lsdException w:name="Grid Table 3 Accent 6" w:uiPriority="48"/>
+    <w:lsdException w:name="Grid Table 4 Accent 6" w:uiPriority="49"/>
+    <w:lsdException w:name="Grid Table 5 Dark Accent 6" w:uiPriority="50"/>
+    <w:lsdException w:name="Grid Table 6 Colorful Accent 6" w:uiPriority="51"/>
+    <w:lsdException w:name="Grid Table 7 Colorful Accent 6" w:uiPriority="52"/>
+    <w:lsdException w:name="List Table 1 Light" w:uiPriority="46"/>
+    <w:lsdException w:name="List Table 2" w:uiPriority="47"/>
+    <w:lsdException w:name="List Table 3" w:uiPriority="48"/>
+    <w:lsdException w:name="List Table 4" w:uiPriority="49"/>
+    <w:lsdException w:name="List Table 5 Dark" w:uiPriority="50"/>
+    <w:lsdException w:name="List Table 6 Colorful" w:uiPriority="51"/>
+    <w:lsdException w:name="List Table 7 Colorful" w:uiPriority="52"/>
+    <w:lsdException w:name="List Table 1 Light Accent 1" w:uiPriority="46"/>
+    <w:lsdException w:name="List Table 2 Accent 1" w:uiPriority="47"/>
+    <w:lsdException w:name="List Table 3 Accent 1" w:uiPriority="48"/>
+    <w:lsdException w:name="List Table 4 Accent 1" w:uiPriority="49"/>
+    <w:lsdException w:name="List Table 5 Dark Accent 1" w:uiPriority="50"/>
+    <w:lsdException w:name="List Table 6 Colorful Accent 1" w:uiPriority="51"/>
+    <w:lsdException w:name="List Table 7 Colorful Accent 1" w:uiPriority="52"/>
+    <w:lsdException w:name="List Table 1 Light Accent 2" w:uiPriority="46"/>
+    <w:lsdException w:name="List Table 2 Accent 2" w:uiPriority="47"/>
+    <w:lsdException w:name="List Table 3 Accent 2" w:uiPriority="48"/>
+    <w:lsdException w:name="List Table 4 Accent 2" w:uiPriority="49"/>
+    <w:lsdException w:name="List Table 5 Dark Accent 2" w:uiPriority="50"/>
+    <w:lsdException w:name="List Table 6 Colorful Accent 2" w:uiPriority="51"/>
+    <w:lsdException w:name="List Table 7 Colorful Accent 2" w:uiPriority="52"/>
+    <w:lsdException w:name="List Table 1 Light Accent 3" w:uiPriority="46"/>
+    <w:lsdException w:name="List Table 2 Accent 3" w:uiPriority="47"/>
+    <w:lsdException w:name="List Table 3 Accent 3" w:uiPriority="48"/>
+    <w:lsdException w:name="List Table 4 Accent 3" w:uiPriority="49"/>
+    <w:lsdException w:name="List Table 5 Dark Accent 3" w:uiPriority="50"/>
+    <w:lsdException w:name="List Table 6 Colorful Accent 3" w:uiPriority="51"/>
+    <w:lsdException w:name="List Table 7 Colorful Accent 3" w:uiPriority="52"/>
+    <w:lsdException w:name="List Table 1 Light Accent 4" w:uiPriority="46"/>
+    <w:lsdException w:name="List Table 2 Accent 4" w:uiPriority="47"/>
+    <w:lsdException w:name="List Table 3 Accent 4" w:uiPriority="48"/>
+    <w:lsdException w:name="List Table 4 Accent 4" w:uiPriority="49"/>
+    <w:lsdException w:name="List Table 5 Dark Accent 4" w:uiPriority="50"/>
+    <w:lsdException w:name="List Table 6 Colorful Accent 4" w:uiPriority="51"/>
+    <w:lsdException w:name="List Table 7 Colorful Accent 4" w:uiPriority="52"/>
+    <w:lsdException w:name="List Table 1 Light Accent 5" w:uiPriority="46"/>
+    <w:lsdException w:name="List Table 2 Accent 5" w:uiPriority="47"/>
+    <w:lsdException w:name="List Table 3 Accent 5" w:uiPriority="48"/>
+    <w:lsdException w:name="List Table 4 Accent 5" w:uiPriority="49"/>
+    <w:lsdException w:name="List Table 5 Dark Accent 5" w:uiPriority="50"/>
+    <w:lsdException w:name="List Table 6 Colorful Accent 5" w:uiPriority="51"/>
+    <w:lsdException w:name="List Table 7 Colorful Accent 5" w:uiPriority="52"/>
+    <w:lsdException w:name="List Table 1 Light Accent 6" w:uiPriority="46"/>
+    <w:lsdException w:name="List Table 2 Accent 6" w:uiPriority="47"/>
+    <w:lsdException w:name="List Table 3 Accent 6" w:uiPriority="48"/>
+    <w:lsdException w:name="List Table 4 Accent 6" w:uiPriority="49"/>
+    <w:lsdException w:name="List Table 5 Dark Accent 6" w:uiPriority="50"/>
+    <w:lsdException w:name="List Table 6 Colorful Accent 6" w:uiPriority="51"/>
+    <w:lsdException w:name="List Table 7 Colorful Accent 6" w:uiPriority="52"/>
+    <w:lsdException w:name="Mention" w:semiHidden="1" w:unhideWhenUsed="1"/>
+    <w:lsdException w:name="Smart Hyperlink" w:semiHidden="1" w:unhideWhenUsed="1"/>
+    <w:lsdException w:name="Hashtag" w:semiHidden="1" w:unhideWhenUsed="1"/>
+    <w:lsdException w:name="Unresolved Mention" w:semiHidden="1" w:unhideWhenUsed="1"/>
+    <w:lsdException w:name="Smart Link" w:semiHidden="1" w:unhideWhenUsed="1"/>
+  </w:latentStyles>
+  <w:style w:type="paragraph" w:default="1" w:styleId="Normal">
+    <w:name w:val="Normal"/>
+    <w:qFormat/>
+  </w:style>
+  <w:style w:type="paragraph" w:styleId="Ttulo1">
+    <w:name w:val="heading 1"/>
+    <w:uiPriority w:val="9"/>
+    <w:qFormat/>
+    <w:pPr>
+      <w:outlineLvl w:val="0"/>
+    </w:pPr>
+    <w:rPr>
+      <w:color w:val="2E74B5"/>
+      <w:sz w:val="32"/>
+      <w:szCs w:val="32"/>
+    </w:rPr>
+  </w:style>
+  <w:style w:type="paragraph" w:styleId="Ttulo2">
+    <w:name w:val="heading 2"/>
+    <w:uiPriority w:val="9"/>
+    <w:unhideWhenUsed/>
+    <w:qFormat/>
+    <w:pPr>
+      <w:outlineLvl w:val="1"/>
+    </w:pPr>
+    <w:rPr>
+      <w:color w:val="2E74B5"/>
+      <w:sz w:val="26"/>
+      <w:szCs w:val="26"/>
+    </w:rPr>
+  </w:style>
+  <w:style w:type="paragraph" w:styleId="Ttulo3">
+    <w:name w:val="heading 3"/>
+    <w:uiPriority w:val="9"/>
+    <w:unhideWhenUsed/>
+    <w:qFormat/>
+    <w:pPr>
+      <w:outlineLvl w:val="2"/>
+    </w:pPr>
+    <w:rPr>
+      <w:color w:val="1F4D78"/>
+      <w:sz w:val="24"/>
+      <w:szCs w:val="24"/>
+    </w:rPr>
+  </w:style>
+  <w:style w:type="paragraph" w:styleId="Ttulo4">
+    <w:name w:val="heading 4"/>
+    <w:uiPriority w:val="9"/>
+    <w:semiHidden/>
+    <w:unhideWhenUsed/>
+    <w:qFormat/>
+    <w:pPr>
+      <w:outlineLvl w:val="3"/>
+    </w:pPr>
+    <w:rPr>
+      <w:i/>
+      <w:iCs/>
+      <w:color w:val="2E74B5"/>
+    </w:rPr>
+  </w:style>
+  <w:style w:type="paragraph" w:styleId="Ttulo5">
+    <w:name w:val="heading 5"/>
+    <w:uiPriority w:val="9"/>
+    <w:semiHidden/>
+    <w:unhideWhenUsed/>
+    <w:qFormat/>
+    <w:pPr>
+      <w:outlineLvl w:val="4"/>
+    </w:pPr>
+    <w:rPr>
+      <w:color w:val="2E74B5"/>
+    </w:rPr>
+  </w:style>
+  <w:style w:type="paragraph" w:styleId="Ttulo6">
+    <w:name w:val="heading 6"/>
+    <w:uiPriority w:val="9"/>
+    <w:semiHidden/>
+    <w:unhideWhenUsed/>
+    <w:qFormat/>
+    <w:pPr>
+      <w:outlineLvl w:val="5"/>
+    </w:pPr>
+    <w:rPr>
+      <w:color w:val="1F4D78"/>
+    </w:rPr>
+  </w:style>
+  <w:style w:type="character" w:default="1" w:styleId="Fuentedeprrafopredeter">
+    <w:name w:val="Default Paragraph Font"/>
+    <w:uiPriority w:val="1"/>
+    <w:semiHidden/>
+    <w:unhideWhenUsed/>
+  </w:style>
+  <w:style w:type="table" w:default="1" w:styleId="Tablanormal">
+    <w:name w:val="Normal Table"/>
+    <w:uiPriority w:val="99"/>
+    <w:semiHidden/>
+    <w:unhideWhenUsed/>
+    <w:tblPr>
+      <w:tblInd w:w="0" w:type="dxa"/>
+      <w:tblCellMar>
+        <w:top w:w="0" w:type="dxa"/>
+        <w:left w:w="108" w:type="dxa"/>
+        <w:bottom w:w="0" w:type="dxa"/>
+        <w:right w:w="108" w:type="dxa"/>
+      </w:tblCellMar>
+    </w:tblPr>
+  </w:style>
+  <w:style w:type="numbering" w:default="1" w:styleId="Sinlista">
+    <w:name w:val="No List"/>
+    <w:uiPriority w:val="99"/>
+    <w:semiHidden/>
+    <w:unhideWhenUsed/>
+  </w:style>
+  <w:style w:type="paragraph" w:styleId="Ttulo">
     <w:name w:val="Title"/>
-    <w:basedOn w:val="Normal"/>
-    <w:next w:val="Normal"/>
+    <w:uiPriority w:val="10"/>
     <w:qFormat/>
     <w:rPr>
       <w:sz w:val="56"/>
       <w:szCs w:val="56"/>
     </w:rPr>
   </w:style>
-  <w:style w:type="paragraph" w:styleId="Heading1">
-    <w:name w:val="Heading 1"/>
-    <w:basedOn w:val="Normal"/>
-    <w:next w:val="Normal"/>
-    <w:qFormat/>
-    <w:rPr>
-      <w:color w:val="2E74B5"/>
-      <w:sz w:val="32"/>
-      <w:szCs w:val="32"/>
-    </w:rPr>
-  </w:style>
-  <w:style w:type="paragraph" w:styleId="Heading2">
-    <w:name w:val="Heading 2"/>
-    <w:basedOn w:val="Normal"/>
-    <w:next w:val="Normal"/>
-    <w:qFormat/>
-    <w:rPr>
-      <w:color w:val="2E74B5"/>
-      <w:sz w:val="26"/>
-      <w:szCs w:val="26"/>
-    </w:rPr>
-  </w:style>
-  <w:style w:type="paragraph" w:styleId="Heading3">
-    <w:name w:val="Heading 3"/>
-    <w:basedOn w:val="Normal"/>
-    <w:next w:val="Normal"/>
-    <w:qFormat/>
-    <w:rPr>
-      <w:color w:val="1F4D78"/>
-      <w:sz w:val="24"/>
-      <w:szCs w:val="24"/>
-    </w:rPr>
-  </w:style>
-  <w:style w:type="paragraph" w:styleId="Heading4">
-    <w:name w:val="Heading 4"/>
-    <w:basedOn w:val="Normal"/>
-    <w:next w:val="Normal"/>
-    <w:qFormat/>
-    <w:rPr>
-      <w:i/>
-      <w:iCs/>
-      <w:color w:val="2E74B5"/>
-    </w:rPr>
-  </w:style>
-  <w:style w:type="paragraph" w:styleId="Heading5">
-    <w:name w:val="Heading 5"/>
-    <w:basedOn w:val="Normal"/>
-    <w:next w:val="Normal"/>
-    <w:qFormat/>
-    <w:rPr>
-      <w:color w:val="2E74B5"/>
-    </w:rPr>
-  </w:style>
-  <w:style w:type="paragraph" w:styleId="Heading6">
-    <w:name w:val="Heading 6"/>
-    <w:basedOn w:val="Normal"/>
-    <w:next w:val="Normal"/>
-    <w:qFormat/>
-    <w:rPr>
-      <w:color w:val="1F4D78"/>
-    </w:rPr>
-  </w:style>
-  <w:style w:type="paragraph" w:styleId="Strong">
-    <w:name w:val="Strong"/>
-    <w:basedOn w:val="Normal"/>
-    <w:next w:val="Normal"/>
+  <w:style w:type="paragraph" w:customStyle="1" w:styleId="Fuerte1">
+    <w:name w:val="Fuerte1"/>
     <w:qFormat/>
     <w:rPr>
       <w:b/>
       <w:bCs/>
     </w:rPr>
   </w:style>
-  <w:style w:type="paragraph" w:styleId="ListParagraph">
+  <w:style w:type="paragraph" w:styleId="Prrafodelista">
     <w:name w:val="List Paragraph"/>
-    <w:basedOn w:val="Normal"/>
     <w:qFormat/>
   </w:style>
-  <w:style w:type="character" w:styleId="Hyperlink">
+  <w:style w:type="character" w:styleId="Hipervnculo">
     <w:name w:val="Hyperlink"/>
-    <w:basedOn w:val="DefaultParagraphFont"/>
     <w:uiPriority w:val="99"/>
     <w:unhideWhenUsed/>
     <w:rPr>
@@ -3695,9 +4234,8 @@
       <w:u w:val="single"/>
     </w:rPr>
   </w:style>
-  <w:style w:type="character" w:styleId="FootnoteReference">
+  <w:style w:type="character" w:styleId="Refdenotaalpie">
     <w:name w:val="footnote reference"/>
-    <w:basedOn w:val="DefaultParagraphFont"/>
     <w:uiPriority w:val="99"/>
     <w:semiHidden/>
     <w:unhideWhenUsed/>
@@ -3705,25 +4243,9 @@
       <w:vertAlign w:val="superscript"/>
     </w:rPr>
   </w:style>
-  <w:style w:type="paragraph" w:styleId="FootnoteText">
+  <w:style w:type="paragraph" w:styleId="Textonotapie">
     <w:name w:val="footnote text"/>
-    <w:basedOn w:val="Normal"/>
-    <w:link w:val="FootnoteTextChar"/>
-    <w:uiPriority w:val="99"/>
-    <w:semiHidden/>
-    <w:unhideWhenUsed/>
-    <w:pPr>
-      <w:spacing w:after="0" w:line="240" w:lineRule="auto"/>
-    </w:pPr>
-    <w:rPr>
-      <w:sz w:val="20"/>
-      <w:szCs w:val="20"/>
-    </w:rPr>
-  </w:style>
-  <w:style w:type="character" w:styleId="FootnoteTextChar">
-    <w:name w:val="Footnote Text Char"/>
-    <w:basedOn w:val="DefaultParagraphFont"/>
-    <w:link w:val="FootnoteText"/>
+    <w:link w:val="TextonotapieCar"/>
     <w:uiPriority w:val="99"/>
     <w:semiHidden/>
     <w:unhideWhenUsed/>
@@ -3732,9 +4254,19 @@
       <w:szCs w:val="20"/>
     </w:rPr>
   </w:style>
-  <w:style w:type="character" w:styleId="EndnoteReference">
+  <w:style w:type="character" w:customStyle="1" w:styleId="TextonotapieCar">
+    <w:name w:val="Texto nota pie Car"/>
+    <w:link w:val="Textonotapie"/>
+    <w:uiPriority w:val="99"/>
+    <w:semiHidden/>
+    <w:unhideWhenUsed/>
+    <w:rPr>
+      <w:sz w:val="20"/>
+      <w:szCs w:val="20"/>
+    </w:rPr>
+  </w:style>
+  <w:style w:type="character" w:styleId="Refdenotaalfinal">
     <w:name w:val="endnote reference"/>
-    <w:basedOn w:val="DefaultParagraphFont"/>
     <w:uiPriority w:val="99"/>
     <w:semiHidden/>
     <w:unhideWhenUsed/>
@@ -3742,25 +4274,20 @@
       <w:vertAlign w:val="superscript"/>
     </w:rPr>
   </w:style>
-  <w:style w:type="paragraph" w:styleId="EndnoteText">
+  <w:style w:type="paragraph" w:styleId="Textonotaalfinal">
     <w:name w:val="endnote text"/>
-    <w:basedOn w:val="Normal"/>
-    <w:link w:val="EndnoteTextChar"/>
+    <w:link w:val="TextonotaalfinalCar"/>
     <w:uiPriority w:val="99"/>
     <w:semiHidden/>
     <w:unhideWhenUsed/>
-    <w:pPr>
-      <w:spacing w:after="0" w:line="240" w:lineRule="auto"/>
-    </w:pPr>
     <w:rPr>
       <w:sz w:val="20"/>
       <w:szCs w:val="20"/>
     </w:rPr>
   </w:style>
-  <w:style w:type="character" w:styleId="EndnoteTextChar">
-    <w:name w:val="Endnote Text Char"/>
-    <w:basedOn w:val="DefaultParagraphFont"/>
-    <w:link w:val="EndnoteText"/>
+  <w:style w:type="character" w:customStyle="1" w:styleId="TextonotaalfinalCar">
+    <w:name w:val="Texto nota al final Car"/>
+    <w:link w:val="Textonotaalfinal"/>
     <w:uiPriority w:val="99"/>
     <w:semiHidden/>
     <w:unhideWhenUsed/>
@@ -3770,4 +4297,319 @@
     </w:rPr>
   </w:style>
 </w:styles>
+</file>
+
+<file path=word/theme/theme1.xml><?xml version="1.0" encoding="utf-8"?>
+<a:theme xmlns:a="http://schemas.openxmlformats.org/drawingml/2006/main" name="Tema de Office">
+  <a:themeElements>
+    <a:clrScheme name="Office">
+      <a:dk1>
+        <a:sysClr val="windowText" lastClr="000000"/>
+      </a:dk1>
+      <a:lt1>
+        <a:sysClr val="window" lastClr="FFFFFF"/>
+      </a:lt1>
+      <a:dk2>
+        <a:srgbClr val="0E2841"/>
+      </a:dk2>
+      <a:lt2>
+        <a:srgbClr val="E8E8E8"/>
+      </a:lt2>
+      <a:accent1>
+        <a:srgbClr val="156082"/>
+      </a:accent1>
+      <a:accent2>
+        <a:srgbClr val="E97132"/>
+      </a:accent2>
+      <a:accent3>
+        <a:srgbClr val="196B24"/>
+      </a:accent3>
+      <a:accent4>
+        <a:srgbClr val="0F9ED5"/>
+      </a:accent4>
+      <a:accent5>
+        <a:srgbClr val="A02B93"/>
+      </a:accent5>
+      <a:accent6>
+        <a:srgbClr val="4EA72E"/>
+      </a:accent6>
+      <a:hlink>
+        <a:srgbClr val="467886"/>
+      </a:hlink>
+      <a:folHlink>
+        <a:srgbClr val="96607D"/>
+      </a:folHlink>
+    </a:clrScheme>
+    <a:fontScheme name="Office">
+      <a:majorFont>
+        <a:latin typeface="Aptos Display" panose="02110004020202020204"/>
+        <a:ea typeface=""/>
+        <a:cs typeface=""/>
+        <a:font script="Jpan" typeface="游ゴシック Light"/>
+        <a:font script="Hang" typeface="맑은 고딕"/>
+        <a:font script="Hans" typeface="等线 Light"/>
+        <a:font script="Hant" typeface="新細明體"/>
+        <a:font script="Arab" typeface="Times New Roman"/>
+        <a:font script="Hebr" typeface="Times New Roman"/>
+        <a:font script="Thai" typeface="Angsana New"/>
+        <a:font script="Ethi" typeface="Nyala"/>
+        <a:font script="Beng" typeface="Vrinda"/>
+        <a:font script="Gujr" typeface="Shruti"/>
+        <a:font script="Khmr" typeface="MoolBoran"/>
+        <a:font script="Knda" typeface="Tunga"/>
+        <a:font script="Guru" typeface="Raavi"/>
+        <a:font script="Cans" typeface="Euphemia"/>
+        <a:font script="Cher" typeface="Plantagenet Cherokee"/>
+        <a:font script="Yiii" typeface="Microsoft Yi Baiti"/>
+        <a:font script="Tibt" typeface="Microsoft Himalaya"/>
+        <a:font script="Thaa" typeface="MV Boli"/>
+        <a:font script="Deva" typeface="Mangal"/>
+        <a:font script="Telu" typeface="Gautami"/>
+        <a:font script="Taml" typeface="Latha"/>
+        <a:font script="Syrc" typeface="Estrangelo Edessa"/>
+        <a:font script="Orya" typeface="Kalinga"/>
+        <a:font script="Mlym" typeface="Kartika"/>
+        <a:font script="Laoo" typeface="DokChampa"/>
+        <a:font script="Sinh" typeface="Iskoola Pota"/>
+        <a:font script="Mong" typeface="Mongolian Baiti"/>
+        <a:font script="Viet" typeface="Times New Roman"/>
+        <a:font script="Uigh" typeface="Microsoft Uighur"/>
+        <a:font script="Geor" typeface="Sylfaen"/>
+        <a:font script="Armn" typeface="Arial"/>
+        <a:font script="Bugi" typeface="Leelawadee UI"/>
+        <a:font script="Bopo" typeface="Microsoft JhengHei"/>
+        <a:font script="Java" typeface="Javanese Text"/>
+        <a:font script="Lisu" typeface="Segoe UI"/>
+        <a:font script="Mymr" typeface="Myanmar Text"/>
+        <a:font script="Nkoo" typeface="Ebrima"/>
+        <a:font script="Olck" typeface="Nirmala UI"/>
+        <a:font script="Osma" typeface="Ebrima"/>
+        <a:font script="Phag" typeface="Phagspa"/>
+        <a:font script="Syrn" typeface="Estrangelo Edessa"/>
+        <a:font script="Syrj" typeface="Estrangelo Edessa"/>
+        <a:font script="Syre" typeface="Estrangelo Edessa"/>
+        <a:font script="Sora" typeface="Nirmala UI"/>
+        <a:font script="Tale" typeface="Microsoft Tai Le"/>
+        <a:font script="Talu" typeface="Microsoft New Tai Lue"/>
+        <a:font script="Tfng" typeface="Ebrima"/>
+      </a:majorFont>
+      <a:minorFont>
+        <a:latin typeface="Aptos" panose="02110004020202020204"/>
+        <a:ea typeface=""/>
+        <a:cs typeface=""/>
+        <a:font script="Jpan" typeface="游明朝"/>
+        <a:font script="Hang" typeface="맑은 고딕"/>
+        <a:font script="Hans" typeface="等线"/>
+        <a:font script="Hant" typeface="新細明體"/>
+        <a:font script="Arab" typeface="Arial"/>
+        <a:font script="Hebr" typeface="Arial"/>
+        <a:font script="Thai" typeface="Cordia New"/>
+        <a:font script="Ethi" typeface="Nyala"/>
+        <a:font script="Beng" typeface="Vrinda"/>
+        <a:font script="Gujr" typeface="Shruti"/>
+        <a:font script="Khmr" typeface="DaunPenh"/>
+        <a:font script="Knda" typeface="Tunga"/>
+        <a:font script="Guru" typeface="Raavi"/>
+        <a:font script="Cans" typeface="Euphemia"/>
+        <a:font script="Cher" typeface="Plantagenet Cherokee"/>
+        <a:font script="Yiii" typeface="Microsoft Yi Baiti"/>
+        <a:font script="Tibt" typeface="Microsoft Himalaya"/>
+        <a:font script="Thaa" typeface="MV Boli"/>
+        <a:font script="Deva" typeface="Mangal"/>
+        <a:font script="Telu" typeface="Gautami"/>
+        <a:font script="Taml" typeface="Latha"/>
+        <a:font script="Syrc" typeface="Estrangelo Edessa"/>
+        <a:font script="Orya" typeface="Kalinga"/>
+        <a:font script="Mlym" typeface="Kartika"/>
+        <a:font script="Laoo" typeface="DokChampa"/>
+        <a:font script="Sinh" typeface="Iskoola Pota"/>
+        <a:font script="Mong" typeface="Mongolian Baiti"/>
+        <a:font script="Viet" typeface="Arial"/>
+        <a:font script="Uigh" typeface="Microsoft Uighur"/>
+        <a:font script="Geor" typeface="Sylfaen"/>
+        <a:font script="Armn" typeface="Arial"/>
+        <a:font script="Bugi" typeface="Leelawadee UI"/>
+        <a:font script="Bopo" typeface="Microsoft JhengHei"/>
+        <a:font script="Java" typeface="Javanese Text"/>
+        <a:font script="Lisu" typeface="Segoe UI"/>
+        <a:font script="Mymr" typeface="Myanmar Text"/>
+        <a:font script="Nkoo" typeface="Ebrima"/>
+        <a:font script="Olck" typeface="Nirmala UI"/>
+        <a:font script="Osma" typeface="Ebrima"/>
+        <a:font script="Phag" typeface="Phagspa"/>
+        <a:font script="Syrn" typeface="Estrangelo Edessa"/>
+        <a:font script="Syrj" typeface="Estrangelo Edessa"/>
+        <a:font script="Syre" typeface="Estrangelo Edessa"/>
+        <a:font script="Sora" typeface="Nirmala UI"/>
+        <a:font script="Tale" typeface="Microsoft Tai Le"/>
+        <a:font script="Talu" typeface="Microsoft New Tai Lue"/>
+        <a:font script="Tfng" typeface="Ebrima"/>
+      </a:minorFont>
+    </a:fontScheme>
+    <a:fmtScheme name="Office">
+      <a:fillStyleLst>
+        <a:solidFill>
+          <a:schemeClr val="phClr"/>
+        </a:solidFill>
+        <a:gradFill rotWithShape="1">
+          <a:gsLst>
+            <a:gs pos="0">
+              <a:schemeClr val="phClr">
+                <a:lumMod val="110000"/>
+                <a:satMod val="105000"/>
+                <a:tint val="67000"/>
+              </a:schemeClr>
+            </a:gs>
+            <a:gs pos="50000">
+              <a:schemeClr val="phClr">
+                <a:lumMod val="105000"/>
+                <a:satMod val="103000"/>
+                <a:tint val="73000"/>
+              </a:schemeClr>
+            </a:gs>
+            <a:gs pos="100000">
+              <a:schemeClr val="phClr">
+                <a:lumMod val="105000"/>
+                <a:satMod val="109000"/>
+                <a:tint val="81000"/>
+              </a:schemeClr>
+            </a:gs>
+          </a:gsLst>
+          <a:lin ang="5400000" scaled="0"/>
+        </a:gradFill>
+        <a:gradFill rotWithShape="1">
+          <a:gsLst>
+            <a:gs pos="0">
+              <a:schemeClr val="phClr">
+                <a:satMod val="103000"/>
+                <a:lumMod val="102000"/>
+                <a:tint val="94000"/>
+              </a:schemeClr>
+            </a:gs>
+            <a:gs pos="50000">
+              <a:schemeClr val="phClr">
+                <a:satMod val="110000"/>
+                <a:lumMod val="100000"/>
+                <a:shade val="100000"/>
+              </a:schemeClr>
+            </a:gs>
+            <a:gs pos="100000">
+              <a:schemeClr val="phClr">
+                <a:lumMod val="99000"/>
+                <a:satMod val="120000"/>
+                <a:shade val="78000"/>
+              </a:schemeClr>
+            </a:gs>
+          </a:gsLst>
+          <a:lin ang="5400000" scaled="0"/>
+        </a:gradFill>
+      </a:fillStyleLst>
+      <a:lnStyleLst>
+        <a:ln w="12700" cap="flat" cmpd="sng" algn="ctr">
+          <a:solidFill>
+            <a:schemeClr val="phClr"/>
+          </a:solidFill>
+          <a:prstDash val="solid"/>
+          <a:miter lim="800000"/>
+        </a:ln>
+        <a:ln w="19050" cap="flat" cmpd="sng" algn="ctr">
+          <a:solidFill>
+            <a:schemeClr val="phClr"/>
+          </a:solidFill>
+          <a:prstDash val="solid"/>
+          <a:miter lim="800000"/>
+        </a:ln>
+        <a:ln w="25400" cap="flat" cmpd="sng" algn="ctr">
+          <a:solidFill>
+            <a:schemeClr val="phClr"/>
+          </a:solidFill>
+          <a:prstDash val="solid"/>
+          <a:miter lim="800000"/>
+        </a:ln>
+      </a:lnStyleLst>
+      <a:effectStyleLst>
+        <a:effectStyle>
+          <a:effectLst/>
+        </a:effectStyle>
+        <a:effectStyle>
+          <a:effectLst/>
+        </a:effectStyle>
+        <a:effectStyle>
+          <a:effectLst>
+            <a:outerShdw blurRad="57150" dist="19050" dir="5400000" algn="ctr" rotWithShape="0">
+              <a:srgbClr val="000000">
+                <a:alpha val="63000"/>
+              </a:srgbClr>
+            </a:outerShdw>
+          </a:effectLst>
+        </a:effectStyle>
+      </a:effectStyleLst>
+      <a:bgFillStyleLst>
+        <a:solidFill>
+          <a:schemeClr val="phClr"/>
+        </a:solidFill>
+        <a:solidFill>
+          <a:schemeClr val="phClr">
+            <a:tint val="95000"/>
+            <a:satMod val="170000"/>
+          </a:schemeClr>
+        </a:solidFill>
+        <a:gradFill rotWithShape="1">
+          <a:gsLst>
+            <a:gs pos="0">
+              <a:schemeClr val="phClr">
+                <a:tint val="93000"/>
+                <a:satMod val="150000"/>
+                <a:shade val="98000"/>
+                <a:lumMod val="102000"/>
+              </a:schemeClr>
+            </a:gs>
+            <a:gs pos="50000">
+              <a:schemeClr val="phClr">
+                <a:tint val="98000"/>
+                <a:satMod val="130000"/>
+                <a:shade val="90000"/>
+                <a:lumMod val="103000"/>
+              </a:schemeClr>
+            </a:gs>
+            <a:gs pos="100000">
+              <a:schemeClr val="phClr">
+                <a:shade val="63000"/>
+                <a:satMod val="120000"/>
+              </a:schemeClr>
+            </a:gs>
+          </a:gsLst>
+          <a:lin ang="5400000" scaled="0"/>
+        </a:gradFill>
+      </a:bgFillStyleLst>
+    </a:fmtScheme>
+  </a:themeElements>
+  <a:objectDefaults>
+    <a:lnDef>
+      <a:spPr/>
+      <a:bodyPr/>
+      <a:lstStyle/>
+      <a:style>
+        <a:lnRef idx="2">
+          <a:schemeClr val="accent1"/>
+        </a:lnRef>
+        <a:fillRef idx="0">
+          <a:schemeClr val="accent1"/>
+        </a:fillRef>
+        <a:effectRef idx="1">
+          <a:schemeClr val="accent1"/>
+        </a:effectRef>
+        <a:fontRef idx="minor">
+          <a:schemeClr val="tx1"/>
+        </a:fontRef>
+      </a:style>
+    </a:lnDef>
+  </a:objectDefaults>
+  <a:extraClrSchemeLst/>
+  <a:extLst>
+    <a:ext uri="{05A4C25C-085E-4340-85A3-A5531E510DB2}">
+      <thm15:themeFamily xmlns:thm15="http://schemas.microsoft.com/office/thememl/2012/main" name="Office Theme" id="{2E142A2C-CD16-42D6-873A-C26D2A0506FA}" vid="{1BDDFF52-6CD6-40A5-AB3C-68EB2F1E4D0A}"/>
+    </a:ext>
+  </a:extLst>
+</a:theme>
 </file>